--- a/docs/TCC.docx
+++ b/docs/TCC.docx
@@ -660,15 +660,7 @@
       </w:r>
       <w:proofErr w:type="spellEnd"/>
       <w:r>
-        <w:t xml:space="preserve"> iguais a Z, sugerindo resistência do método frente a técnicas clássicas de </w:t>
-      </w:r>
-      <w:proofErr w:type="spellStart"/>
-      <w:r>
-        <w:t>esteganálise</w:t>
-      </w:r>
-      <w:proofErr w:type="spellEnd"/>
-      <w:r>
-        <w:t>. No que se refere à robustez, o valor médio de BER foi W, evidenciando a eficácia do sistema de blocos encadeados na recuperação fiel da mensagem. A capacidade de inserção variou de acordo com a densidade de bordas das imagens, alcançando até K bytes sem comprometer a imperceptibilidade.</w:t>
+        <w:t xml:space="preserve"> iguais a Z, sugerindo resistência do método frente a técnicas clássicas de esteganálise. No que se refere à robustez, o valor médio de BER foi W, evidenciando a eficácia do sistema de blocos encadeados na recuperação fiel da mensagem. A capacidade de inserção variou de acordo com a densidade de bordas das imagens, alcançando até K bytes sem comprometer a imperceptibilidade.</w:t>
       </w:r>
     </w:p>
     <w:p>
@@ -680,13 +672,8 @@
       <w:r>
         <w:t xml:space="preserve">Palavras-chave: Esteganografia; </w:t>
       </w:r>
-      <w:proofErr w:type="spellStart"/>
-      <w:r>
-        <w:t>Esteganálise</w:t>
-      </w:r>
-      <w:proofErr w:type="spellEnd"/>
-      <w:r>
-        <w:t xml:space="preserve">; </w:t>
+      <w:r>
+        <w:t xml:space="preserve">Esteganálise; </w:t>
       </w:r>
       <w:r>
         <w:t>LSB; Sobel; Blocos Encadeados; Segurança da Informação.</w:t>
@@ -697,6 +684,15 @@
     </w:p>
     <w:sdt>
       <w:sdtPr>
+        <w:rPr>
+          <w:rFonts w:ascii="Arial" w:eastAsiaTheme="minorHAnsi" w:hAnsi="Arial" w:cstheme="minorBidi"/>
+          <w:b w:val="0"/>
+          <w:kern w:val="2"/>
+          <w:sz w:val="24"/>
+          <w:szCs w:val="24"/>
+          <w:lang w:eastAsia="en-US"/>
+          <w14:ligatures w14:val="standardContextual"/>
+        </w:rPr>
         <w:id w:val="-826823650"/>
         <w:docPartObj>
           <w:docPartGallery w:val="Table of Contents"/>
@@ -705,13 +701,7 @@
       </w:sdtPr>
       <w:sdtEndPr>
         <w:rPr>
-          <w:rFonts w:ascii="Arial" w:eastAsiaTheme="minorHAnsi" w:hAnsi="Arial" w:cstheme="minorBidi"/>
           <w:bCs/>
-          <w:kern w:val="2"/>
-          <w:sz w:val="24"/>
-          <w:szCs w:val="24"/>
-          <w:lang w:eastAsia="en-US"/>
-          <w14:ligatures w14:val="standardContextual"/>
         </w:rPr>
       </w:sdtEndPr>
       <w:sdtContent>
@@ -5683,13 +5673,8 @@
     </w:p>
     <w:p>
       <w:r>
-        <w:t xml:space="preserve">Diversos métodos esteganográficos foram propostos na literatura, sendo o método de substituição do bit menos significativo (LSB) um dos mais conhecidos, devido à sua simplicidade e alta capacidade de inserção (Autor, Ano). Entretanto, abordagens tradicionais baseadas em LSB apresentam limitações relacionadas à segurança e à facilidade de detecção por técnicas de </w:t>
-      </w:r>
-      <w:proofErr w:type="spellStart"/>
-      <w:r>
-        <w:t>esteganálise</w:t>
-      </w:r>
-      <w:proofErr w:type="spellEnd"/>
+        <w:t>Diversos métodos esteganográficos foram propostos na literatura, sendo o método de substituição do bit menos significativo (LSB) um dos mais conhecidos, devido à sua simplicidade e alta capacidade de inserção (Autor, Ano). Entretanto, abordagens tradicionais baseadas em LSB apresentam limitações relacionadas à segurança e à facilidade de detecção por técnicas de esteganálise</w:t>
+      </w:r>
       <w:r>
         <w:t xml:space="preserve"> </w:t>
       </w:r>
@@ -5776,15 +5761,7 @@
       </w:r>
       <w:r>
         <w:lastRenderedPageBreak/>
-        <w:t xml:space="preserve">frente a técnicas de </w:t>
-      </w:r>
-      <w:proofErr w:type="spellStart"/>
-      <w:r>
-        <w:t>esteganálise</w:t>
-      </w:r>
-      <w:proofErr w:type="spellEnd"/>
-      <w:r>
-        <w:t>. Métodos simples, como o LSB tradicional, embora eficientes em termos de capacidade de inserção, tendem a ser vulneráveis a análises estatísticas e a alterações causadas por compressão ou processamento da imagem</w:t>
+        <w:t>frente a técnicas de esteganálise. Métodos simples, como o LSB tradicional, embora eficientes em termos de capacidade de inserção, tendem a ser vulneráveis a análises estatísticas e a alterações causadas por compressão ou processamento da imagem</w:t>
       </w:r>
       <w:r>
         <w:t xml:space="preserve"> </w:t>
@@ -5813,15 +5790,7 @@
     </w:p>
     <w:p>
       <w:r>
-        <w:t xml:space="preserve">Dessa forma, o problema central que motiva este trabalho pode ser definido da seguinte maneira: como desenvolver um método de esteganografia em imagens digitais que mantenha uma boa capacidade de inserção de dados, preservando a qualidade visual da imagem e aumentando a resistência à detecção por técnicas de </w:t>
-      </w:r>
-      <w:proofErr w:type="spellStart"/>
-      <w:r>
-        <w:t>esteganálise</w:t>
-      </w:r>
-      <w:proofErr w:type="spellEnd"/>
-      <w:r>
-        <w:t>, sem elevar excessivamente a complexidade de implementação?</w:t>
+        <w:t>Dessa forma, o problema central que motiva este trabalho pode ser definido da seguinte maneira: como desenvolver um método de esteganografia em imagens digitais que mantenha uma boa capacidade de inserção de dados, preservando a qualidade visual da imagem e aumentando a resistência à detecção por técnicas de esteganálise, sem elevar excessivamente a complexidade de implementação?</w:t>
       </w:r>
     </w:p>
     <w:p>
@@ -5859,31 +5828,15 @@
     </w:p>
     <w:p>
       <w:r>
-        <w:t xml:space="preserve">Para atingir o objetivo geral proposto, este trabalho busca, inicialmente, aprofundar o estudo dos conceitos fundamentais relacionados à esteganografia e à </w:t>
+        <w:t xml:space="preserve">Para atingir o objetivo geral proposto, este trabalho busca, inicialmente, aprofundar o estudo dos conceitos fundamentais relacionados à esteganografia e à esteganálise aplicadas a imagens digitais. Em seguida, propõe-se a implementação de um método de inserção de dados baseado na técnica LSB, incorporando a detecção de bordas por meio do operador Sobel como critério para seleção das regiões de inserção. Adicionalmente, objetiva-se aplicar métricas objetivas de avaliação da qualidade da imagem, tais como MSE, PSNR e SSIM, a fim de analisar o impacto do método proposto sobre a similaridade visual entre as imagens originais e </w:t>
       </w:r>
       <w:proofErr w:type="spellStart"/>
       <w:r>
-        <w:t>esteganálise</w:t>
+        <w:t>esteganografadas</w:t>
       </w:r>
       <w:proofErr w:type="spellEnd"/>
       <w:r>
-        <w:t xml:space="preserve"> aplicadas a imagens digitais. Em seguida, propõe-se a implementação de um método de inserção de dados baseado na técnica LSB, incorporando a detecção de bordas por meio do operador Sobel como critério para seleção das regiões de inserção. Adicionalmente, objetiva-se aplicar métricas objetivas de avaliação da qualidade da imagem, tais como MSE, PSNR e SSIM, a fim de analisar o impacto do método proposto sobre a similaridade visual entre as imagens originais e </w:t>
-      </w:r>
-      <w:proofErr w:type="spellStart"/>
-      <w:r>
-        <w:t>esteganografadas</w:t>
-      </w:r>
-      <w:proofErr w:type="spellEnd"/>
-      <w:r>
-        <w:t xml:space="preserve">. Por fim, pretende-se avaliar a segurança e a robustez do método frente a técnicas estatísticas de </w:t>
-      </w:r>
-      <w:proofErr w:type="spellStart"/>
-      <w:r>
-        <w:t>esteganálise</w:t>
-      </w:r>
-      <w:proofErr w:type="spellEnd"/>
-      <w:r>
-        <w:t>, bem como verificar a capacidade de inserção e a taxa de erro na recuperação da mensagem oculta.</w:t>
+        <w:t>. Por fim, pretende-se avaliar a segurança e a robustez do método frente a técnicas estatísticas de esteganálise, bem como verificar a capacidade de inserção e a taxa de erro na recuperação da mensagem oculta.</w:t>
       </w:r>
     </w:p>
     <w:p>
@@ -5911,15 +5864,7 @@
     </w:p>
     <w:p>
       <w:r>
-        <w:t xml:space="preserve">Além disso, a escolha de um método baseado em LSB justifica-se por sua simplicidade de implementação e baixo custo computacional, características desejáveis em aplicações práticas. A utilização do operador Sobel como critério de seleção de regiões visa mitigar as principais limitações do LSB tradicional, aumentando a imperceptibilidade e dificultando a detecção por métodos de </w:t>
-      </w:r>
-      <w:proofErr w:type="spellStart"/>
-      <w:r>
-        <w:t>esteganálise</w:t>
-      </w:r>
-      <w:proofErr w:type="spellEnd"/>
-      <w:r>
-        <w:t>.</w:t>
+        <w:t>Além disso, a escolha de um método baseado em LSB justifica-se por sua simplicidade de implementação e baixo custo computacional, características desejáveis em aplicações práticas. A utilização do operador Sobel como critério de seleção de regiões visa mitigar as principais limitações do LSB tradicional, aumentando a imperceptibilidade e dificultando a detecção por métodos de esteganálise.</w:t>
       </w:r>
     </w:p>
     <w:p>
@@ -5949,15 +5894,7 @@
     </w:p>
     <w:p>
       <w:r>
-        <w:t xml:space="preserve">O presente capítulo tem como objetivo apresentar os conceitos fundamentais que dão suporte ao desenvolvimento deste trabalho. São abordados os princípios da esteganografia e da </w:t>
-      </w:r>
-      <w:proofErr w:type="spellStart"/>
-      <w:r>
-        <w:t>esteganálise</w:t>
-      </w:r>
-      <w:proofErr w:type="spellEnd"/>
-      <w:r>
-        <w:t>, bem como as técnicas utilizadas para inserção de dados em imagens digitais e as métricas empregadas na avaliação d</w:t>
+        <w:t>O presente capítulo tem como objetivo apresentar os conceitos fundamentais que dão suporte ao desenvolvimento deste trabalho. São abordados os princípios da esteganografia e da esteganálise, bem como as técnicas utilizadas para inserção de dados em imagens digitais e as métricas empregadas na avaliação d</w:t>
       </w:r>
       <w:r>
         <w:t>os resultados</w:t>
@@ -6079,32 +6016,14 @@
         </w:numPr>
       </w:pPr>
       <w:bookmarkStart w:id="8" w:name="_Toc224977239"/>
-      <w:proofErr w:type="spellStart"/>
       <w:r>
         <w:t>Esteganálise</w:t>
       </w:r>
       <w:bookmarkEnd w:id="8"/>
-      <w:proofErr w:type="spellEnd"/>
-    </w:p>
-    <w:p>
-      <w:r>
-        <w:t xml:space="preserve">A </w:t>
-      </w:r>
-      <w:proofErr w:type="spellStart"/>
-      <w:r>
-        <w:t>esteganálise</w:t>
-      </w:r>
-      <w:proofErr w:type="spellEnd"/>
-      <w:r>
-        <w:t xml:space="preserve"> corresponde ao conjunto de técnicas utilizadas para detectar ou extrair mensagens ocultas em mídias digitais. Enquanto a esteganografia tem como objetivo disfarçar a existência da informação, a </w:t>
-      </w:r>
-      <w:proofErr w:type="spellStart"/>
-      <w:r>
-        <w:t>esteganálise</w:t>
-      </w:r>
-      <w:proofErr w:type="spellEnd"/>
-      <w:r>
-        <w:t xml:space="preserve"> busca identificar indícios da presença de dados ocultos </w:t>
+    </w:p>
+    <w:p>
+      <w:r>
+        <w:t xml:space="preserve">A esteganálise corresponde ao conjunto de técnicas utilizadas para detectar ou extrair mensagens ocultas em mídias digitais. Enquanto a esteganografia tem como objetivo disfarçar a existência da informação, a esteganálise busca identificar indícios da presença de dados ocultos </w:t>
       </w:r>
       <w:r>
         <w:fldChar w:fldCharType="begin"/>
@@ -6130,15 +6049,7 @@
     </w:p>
     <w:p>
       <w:r>
-        <w:t xml:space="preserve">Os métodos de </w:t>
-      </w:r>
-      <w:proofErr w:type="spellStart"/>
-      <w:r>
-        <w:t>esteganálise</w:t>
-      </w:r>
-      <w:proofErr w:type="spellEnd"/>
-      <w:r>
-        <w:t xml:space="preserve"> podem ser classificados como estatísticos, estruturais ou baseados em aprendizado de máquina, dependendo da abordagem utilizada para detecção</w:t>
+        <w:t>Os métodos de esteganálise podem ser classificados como estatísticos, estruturais ou baseados em aprendizado de máquina, dependendo da abordagem utilizada para detecção</w:t>
       </w:r>
       <w:r>
         <w:t xml:space="preserve"> </w:t>
@@ -6310,15 +6221,7 @@
       </w:r>
       <w:r>
         <w:lastRenderedPageBreak/>
-        <w:t xml:space="preserve">relevantes, como vulnerabilidade a compressões com perdas, a exemplo do formato JPEG, e maior facilidade de detecção por técnicas de </w:t>
-      </w:r>
-      <w:proofErr w:type="spellStart"/>
-      <w:r>
-        <w:t>esteganálise</w:t>
-      </w:r>
-      <w:proofErr w:type="spellEnd"/>
-      <w:r>
-        <w:t xml:space="preserve"> quando aplicada de forma direta ou ad hoc </w:t>
+        <w:t xml:space="preserve">relevantes, como vulnerabilidade a compressões com perdas, a exemplo do formato JPEG, e maior facilidade de detecção por técnicas de esteganálise quando aplicada de forma direta ou ad hoc </w:t>
       </w:r>
       <w:r>
         <w:fldChar w:fldCharType="begin"/>
@@ -6572,7 +6475,15 @@
       </w:r>
       <w:proofErr w:type="spellEnd"/>
       <w:r>
-        <w:t xml:space="preserve"> Error) é uma métrica que mede a diferença média entre os valores de pixels da imagem original e da imagem modificada. Quanto menor o valor de MSE, mais próxima a imagem </w:t>
+        <w:t xml:space="preserve"> </w:t>
+      </w:r>
+      <w:proofErr w:type="spellStart"/>
+      <w:r>
+        <w:t>Error</w:t>
+      </w:r>
+      <w:proofErr w:type="spellEnd"/>
+      <w:r>
+        <w:t xml:space="preserve">) é uma métrica que mede a diferença média entre os valores de pixels da imagem original e da imagem modificada. Quanto menor o valor de MSE, mais próxima a imagem </w:t>
       </w:r>
       <w:proofErr w:type="spellStart"/>
       <w:r>
@@ -6631,15 +6542,7 @@
       </w:r>
       <w:proofErr w:type="spellEnd"/>
       <w:r>
-        <w:t xml:space="preserve"> </w:t>
-      </w:r>
-      <w:proofErr w:type="spellStart"/>
-      <w:r>
-        <w:t>Signal</w:t>
-      </w:r>
-      <w:proofErr w:type="spellEnd"/>
-      <w:r>
-        <w:t>-</w:t>
+        <w:t xml:space="preserve"> Signal-</w:t>
       </w:r>
       <w:proofErr w:type="spellStart"/>
       <w:r>
@@ -6757,15 +6660,7 @@
     </w:p>
     <w:p>
       <w:r>
-        <w:t xml:space="preserve">Neste capítulo foram apresentados os principais conceitos que fundamentam este trabalho, abordando desde a esteganografia e </w:t>
-      </w:r>
-      <w:proofErr w:type="spellStart"/>
-      <w:r>
-        <w:t>esteganálise</w:t>
-      </w:r>
-      <w:proofErr w:type="spellEnd"/>
-      <w:r>
-        <w:t xml:space="preserve"> até as técnicas de inserção de dados em imagens digitais. Também foram discutidos o operador Sobel e as métricas utilizadas para avaliação da qualidade das imagens geradas. Esses fundamentos servem de base para a análise dos trabalhos relacionados, que será apresentada no capítulo seguinte.</w:t>
+        <w:t>Neste capítulo foram apresentados os principais conceitos que fundamentam este trabalho, abordando desde a esteganografia e esteganálise até as técnicas de inserção de dados em imagens digitais. Também foram discutidos o operador Sobel e as métricas utilizadas para avaliação da qualidade das imagens geradas. Esses fundamentos servem de base para a análise dos trabalhos relacionados, que será apresentada no capítulo seguinte.</w:t>
       </w:r>
     </w:p>
     <w:p>
@@ -6860,26 +6755,55 @@
     </w:p>
     <w:p>
       <w:r>
-        <w:t xml:space="preserve">O método de substituição do bit menos significativo (LSB) é uma das técnicas mais difundidas na esteganografia em imagens digitais, principalmente devido à sua simplicidade de implementação e elevada capacidade de inserção. Diversos trabalhos exploraram variações dessa técnica, buscando melhorar sua eficiência e reduzir sua vulnerabilidade a técnicas de </w:t>
+        <w:t>O método de substituição do bit menos significativo (LSB) é uma das técnicas mais difundidas na esteganografia em imagens digitais, principalmente devido à sua simplicidade de implementação e elevada capacidade de inserção. Diversos trabalhos exploraram variações dessa técnica, buscando melhorar sua eficiência e reduzir sua vulnerabilidade a técnicas de esteganálise.</w:t>
+      </w:r>
+    </w:p>
+    <w:p>
+      <w:r>
+        <w:t xml:space="preserve">Em </w:t>
+      </w:r>
+      <w:r>
+        <w:fldChar w:fldCharType="begin"/>
+      </w:r>
+      <w:r>
+        <w:instrText xml:space="preserve"> ADDIN ZOTERO_ITEM CSL_CITATION {"citationID":"bWS130xT","properties":{"unsorted":false,"formattedCitation":"(De Lima Adonias et al., 2017)","plainCitation":"(De Lima Adonias et al., 2017)","noteIndex":0},"citationItems":[{"id":473,"uris":["http://zotero.org/users/14262340/items/FBJ9GR9S"],"itemData":{"id":473,"type":"article-journal","abstract":"Steganography is the science and art of hiding the existence of a message between a sender and an intended recipient. The usual least signiﬁcant bit (LSB) technique works ﬁne when it comes to settling the quality of the carrier ﬁle, but it lacks the ability to carry a lot of characters. In this paper, the number of LSB is incremented up to 5 bits, which increases its capacity to hide more text and, as a result, the quality is overly affected. The carrier receives a message at its maximum capaticy and, later, the encoded image is submitted to PSNR, SSIM and PW-SSIM quality tests. Finally, it is concluded that the higher the spatial information the lower the degradation of the carrier.","container-title":"iSys - Brazilian Journal of Information Systems","DOI":"10.5753/isys.2017.344","ISSN":"1984-2902","issue":"3","journalAbbreviation":"iSys","language":"pt","page":"24-35","source":"DOI.org (Crossref)","title":"Análise Objetiva do Número de Bits Menos Significativos em Esteganografia de Imagens Digitais","volume":"10","author":[{"family":"De Lima Adonias","given":"Geoflly"},{"family":"Da Silva Farias","given":"Ewerton"},{"family":"Da Cunha Santos","given":"Weslley"},{"family":"Regis","given":"Carlos Danilo Miranda"}],"issued":{"date-parts":[["2017",9,30]]}}}],"schema":"https://github.com/citation-style-language/schema/raw/master/csl-citation.json"} </w:instrText>
+      </w:r>
+      <w:r>
+        <w:fldChar w:fldCharType="separate"/>
+      </w:r>
+      <w:r>
+        <w:rPr>
+          <w:rFonts w:cs="Arial"/>
+        </w:rPr>
+        <w:t>(De Lima Adonias et al., 2017)</w:t>
+      </w:r>
+      <w:r>
+        <w:fldChar w:fldCharType="end"/>
+      </w:r>
+      <w:r>
+        <w:t xml:space="preserve">, os autores propõem um método esteganográfico baseado em LSB </w:t>
+      </w:r>
+      <w:r>
+        <w:t xml:space="preserve">em imagens digitais </w:t>
       </w:r>
       <w:proofErr w:type="spellStart"/>
       <w:r>
-        <w:t>esteganálise</w:t>
+        <w:t>greyscale</w:t>
       </w:r>
       <w:proofErr w:type="spellEnd"/>
       <w:r>
-        <w:t>.</w:t>
-      </w:r>
-    </w:p>
-    <w:p>
-      <w:r>
-        <w:t xml:space="preserve">Em </w:t>
+        <w:t>. Os resultados experimentais demonstraram altos valores de PSNR, indicando boa qualidade visual. No entanto, o método apresentou fragilidade frente a análises estatísticas, evidenciando limitações quanto à segurança.</w:t>
+      </w:r>
+    </w:p>
+    <w:p>
+      <w:r>
+        <w:t xml:space="preserve">Outro estudo relevante é apresentado por </w:t>
       </w:r>
       <w:r>
         <w:fldChar w:fldCharType="begin"/>
       </w:r>
       <w:r>
-        <w:instrText xml:space="preserve"> ADDIN ZOTERO_ITEM CSL_CITATION {"citationID":"bWS130xT","properties":{"unsorted":false,"formattedCitation":"(De Lima Adonias et al., 2017)","plainCitation":"(De Lima Adonias et al., 2017)","noteIndex":0},"citationItems":[{"id":473,"uris":["http://zotero.org/users/14262340/items/FBJ9GR9S"],"itemData":{"id":473,"type":"article-journal","abstract":"Steganography is the science and art of hiding the existence of a message between a sender and an intended recipient. The usual least signiﬁcant bit (LSB) technique works ﬁne when it comes to settling the quality of the carrier ﬁle, but it lacks the ability to carry a lot of characters. In this paper, the number of LSB is incremented up to 5 bits, which increases its capacity to hide more text and, as a result, the quality is overly affected. The carrier receives a message at its maximum capaticy and, later, the encoded image is submitted to PSNR, SSIM and PW-SSIM quality tests. Finally, it is concluded that the higher the spatial information the lower the degradation of the carrier.","container-title":"iSys - Brazilian Journal of Information Systems","DOI":"10.5753/isys.2017.344","ISSN":"1984-2902","issue":"3","journalAbbreviation":"iSys","language":"pt","page":"24-35","source":"DOI.org (Crossref)","title":"Análise Objetiva do Número de Bits Menos Significativos em Esteganografia de Imagens Digitais","volume":"10","author":[{"family":"De Lima Adonias","given":"Geoflly"},{"family":"Da Silva Farias","given":"Ewerton"},{"family":"Da Cunha Santos","given":"Weslley"},{"family":"Regis","given":"Carlos Danilo Miranda"}],"issued":{"date-parts":[["2017",9,30]]}}}],"schema":"https://github.com/citation-style-language/schema/raw/master/csl-citation.json"} </w:instrText>
+        <w:instrText xml:space="preserve"> ADDIN ZOTERO_ITEM CSL_CITATION {"citationID":"uGYdyAqq","properties":{"unsorted":false,"formattedCitation":"(Hegde, 2015)","plainCitation":"(Hegde, 2015)","noteIndex":0},"citationItems":[{"id":475,"uris":["http://zotero.org/users/14262340/items/V39B89LK"],"itemData":{"id":475,"type":"article-journal","abstract":"Steganography is the efficient technique to provide secure data transmission over the network, as the number of users increases effectively. The cryptography is also used to provide security to data over network, but transmission of secured message may be detectable to third party. From security point of view, steganography does not allow to detect the presence of hidden secret other than indeed user, over the communication channel. Here we are implementing the image steganograpgy i.e image as the master file or cover media and secrete message can be text messages. This paper presents to provide the transfer of secret data embedded into master file to obtain new image , which is practically indistinguishable from the original image, so that other than the indeed user, cannot detect the presence of the secrete data sent. Here we use the Least Significant Bit (LSB) algorithm and Pseudo Random encoding technique for hiding the secrete data by embedding the secrete data into a master file in sending station and we use reverse process of LSB and Pseudo random encoding techniques during the retrieval of the secrete data from the master file by the intended user. The PSNR of both techniques should be measured as performance characteristics of the steganography and comparing both the techniques.","issue":"7","language":"en","source":"Zotero","title":"Design and Implementation of Image Steganography by using LSB Replacement Algorithm and Pseudo Random Encoding Technique","volume":"3","author":[{"family":"Hegde","given":"Ramakrishna"}],"issued":{"date-parts":[["2015"]]}}}],"schema":"https://github.com/citation-style-language/schema/raw/master/csl-citation.json"} </w:instrText>
       </w:r>
       <w:r>
         <w:fldChar w:fldCharType="separate"/>
@@ -6888,66 +6812,21 @@
         <w:rPr>
           <w:rFonts w:cs="Arial"/>
         </w:rPr>
-        <w:t>(De Lima Adonias et al., 2017)</w:t>
+        <w:t>(Hegde, 2015)</w:t>
       </w:r>
       <w:r>
         <w:fldChar w:fldCharType="end"/>
       </w:r>
       <w:r>
-        <w:t xml:space="preserve">, os autores propõem um método esteganográfico baseado em LSB </w:t>
-      </w:r>
-      <w:r>
-        <w:t xml:space="preserve">em imagens digitais </w:t>
+        <w:t xml:space="preserve">, no qual o LSB é combinado com uma estratégia de dispersão pseudoaleatória dos bits da mensagem. Essa abordagem reduziu padrões detectáveis na imagem </w:t>
       </w:r>
       <w:proofErr w:type="spellStart"/>
       <w:r>
-        <w:t>greyscale</w:t>
+        <w:t>estego</w:t>
       </w:r>
       <w:proofErr w:type="spellEnd"/>
       <w:r>
-        <w:t>. Os resultados experimentais demonstraram altos valores de PSNR, indicando boa qualidade visual. No entanto, o método apresentou fragilidade frente a análises estatísticas, evidenciando limitações quanto à segurança.</w:t>
-      </w:r>
-    </w:p>
-    <w:p>
-      <w:r>
-        <w:t xml:space="preserve">Outro estudo relevante é apresentado por </w:t>
-      </w:r>
-      <w:r>
-        <w:fldChar w:fldCharType="begin"/>
-      </w:r>
-      <w:r>
-        <w:instrText xml:space="preserve"> ADDIN ZOTERO_ITEM CSL_CITATION {"citationID":"uGYdyAqq","properties":{"unsorted":false,"formattedCitation":"(Hegde, 2015)","plainCitation":"(Hegde, 2015)","noteIndex":0},"citationItems":[{"id":475,"uris":["http://zotero.org/users/14262340/items/V39B89LK"],"itemData":{"id":475,"type":"article-journal","abstract":"Steganography is the efficient technique to provide secure data transmission over the network, as the number of users increases effectively. The cryptography is also used to provide security to data over network, but transmission of secured message may be detectable to third party. From security point of view, steganography does not allow to detect the presence of hidden secret other than indeed user, over the communication channel. Here we are implementing the image steganograpgy i.e image as the master file or cover media and secrete message can be text messages. This paper presents to provide the transfer of secret data embedded into master file to obtain new image , which is practically indistinguishable from the original image, so that other than the indeed user, cannot detect the presence of the secrete data sent. Here we use the Least Significant Bit (LSB) algorithm and Pseudo Random encoding technique for hiding the secrete data by embedding the secrete data into a master file in sending station and we use reverse process of LSB and Pseudo random encoding techniques during the retrieval of the secrete data from the master file by the intended user. The PSNR of both techniques should be measured as performance characteristics of the steganography and comparing both the techniques.","issue":"7","language":"en","source":"Zotero","title":"Design and Implementation of Image Steganography by using LSB Replacement Algorithm and Pseudo Random Encoding Technique","volume":"3","author":[{"family":"Hegde","given":"Ramakrishna"}],"issued":{"date-parts":[["2015"]]}}}],"schema":"https://github.com/citation-style-language/schema/raw/master/csl-citation.json"} </w:instrText>
-      </w:r>
-      <w:r>
-        <w:fldChar w:fldCharType="separate"/>
-      </w:r>
-      <w:r>
-        <w:rPr>
-          <w:rFonts w:cs="Arial"/>
-        </w:rPr>
-        <w:t>(Hegde, 2015)</w:t>
-      </w:r>
-      <w:r>
-        <w:fldChar w:fldCharType="end"/>
-      </w:r>
-      <w:r>
-        <w:t xml:space="preserve">, no qual o LSB é combinado com uma estratégia de dispersão pseudoaleatória dos bits da mensagem. Essa abordagem reduziu padrões detectáveis na imagem </w:t>
-      </w:r>
-      <w:proofErr w:type="spellStart"/>
-      <w:r>
-        <w:t>estego</w:t>
-      </w:r>
-      <w:proofErr w:type="spellEnd"/>
-      <w:r>
-        <w:t xml:space="preserve">, aumentando a resistência a técnicas básicas de </w:t>
-      </w:r>
-      <w:proofErr w:type="spellStart"/>
-      <w:r>
-        <w:t>esteganálise</w:t>
-      </w:r>
-      <w:proofErr w:type="spellEnd"/>
-      <w:r>
-        <w:t>. Apesar disso, os autores apontam que o método ainda é sensível a compressões com perdas, como JPEG, o que compromete a robustez.</w:t>
+        <w:t>, aumentando a resistência a técnicas básicas de esteganálise. Apesar disso, os autores apontam que o método ainda é sensível a compressões com perdas, como JPEG, o que compromete a robustez.</w:t>
       </w:r>
     </w:p>
     <w:p>
@@ -7035,15 +6914,7 @@
     </w:p>
     <w:p>
       <w:r>
-        <w:t xml:space="preserve">Além do desenvolvimento de novos métodos de inserção, a literatura recente enfatiza a importância da utilização de métricas adequadas para avaliar o desempenho esteganográfico. Estudos destacam que a análise não deve se limitar à capacidade de inserção, mas também considerar a qualidade visual, a segurança contra </w:t>
-      </w:r>
-      <w:proofErr w:type="spellStart"/>
-      <w:r>
-        <w:t>esteganálise</w:t>
-      </w:r>
-      <w:proofErr w:type="spellEnd"/>
-      <w:r>
-        <w:t xml:space="preserve"> e a robustez da mensagem oculta.</w:t>
+        <w:t>Além do desenvolvimento de novos métodos de inserção, a literatura recente enfatiza a importância da utilização de métricas adequadas para avaliar o desempenho esteganográfico. Estudos destacam que a análise não deve se limitar à capacidade de inserção, mas também considerar a qualidade visual, a segurança contra esteganálise e a robustez da mensagem oculta.</w:t>
       </w:r>
     </w:p>
     <w:p>
@@ -7141,15 +7012,7 @@
     </w:p>
     <w:p>
       <w:r>
-        <w:t xml:space="preserve">Entretanto, também são observadas limitações recorrentes na literatura, como a vulnerabilidade de métodos baseados em LSB puro a técnicas de </w:t>
-      </w:r>
-      <w:proofErr w:type="spellStart"/>
-      <w:r>
-        <w:t>esteganálise</w:t>
-      </w:r>
-      <w:proofErr w:type="spellEnd"/>
-      <w:r>
-        <w:t xml:space="preserve"> estatística, a dependência excessiva de características específicas da imagem e a ausência de mecanismos robustos para garantir a correta recuperação da mensagem.</w:t>
+        <w:t>Entretanto, também são observadas limitações recorrentes na literatura, como a vulnerabilidade de métodos baseados em LSB puro a técnicas de esteganálise estatística, a dependência excessiva de características específicas da imagem e a ausência de mecanismos robustos para garantir a correta recuperação da mensagem.</w:t>
       </w:r>
     </w:p>
     <w:p>
@@ -7242,15 +7105,7 @@
     </w:p>
     <w:p>
       <w:r>
-        <w:t xml:space="preserve">Quanto aos procedimentos técnicos, o estudo combina pesquisa bibliográfica e pesquisa experimental. A etapa bibliográfica teve por finalidade levantar e analisar trabalhos relacionados às técnicas de esteganografia, </w:t>
-      </w:r>
-      <w:proofErr w:type="spellStart"/>
-      <w:r>
-        <w:t>esteganálise</w:t>
-      </w:r>
-      <w:proofErr w:type="spellEnd"/>
-      <w:r>
-        <w:t xml:space="preserve"> e métricas de avaliação de imagens, servindo como base teórica para a formulação do método proposto. Já a etapa experimental consistiu no desenvolvimento e implementação do algoritmo, seguido da realização de testes controlados com vistas à verificação das hipóteses. Nessa fase, as variáveis independentes incluíram parâmetros do algoritmo, como o tamanho do kernel aplicado no operador Sobel e a configuração dos blocos </w:t>
+        <w:t xml:space="preserve">Quanto aos procedimentos técnicos, o estudo combina pesquisa bibliográfica e pesquisa experimental. A etapa bibliográfica teve por finalidade levantar e analisar trabalhos relacionados às técnicas de esteganografia, esteganálise e métricas de avaliação de imagens, servindo como base teórica para a formulação do método proposto. Já a etapa experimental consistiu no desenvolvimento e implementação do algoritmo, seguido da realização de testes controlados com vistas à verificação das hipóteses. Nessa fase, as variáveis independentes incluíram parâmetros do algoritmo, como o tamanho do kernel aplicado no operador Sobel e a configuração dos blocos </w:t>
       </w:r>
       <w:r>
         <w:lastRenderedPageBreak/>
@@ -7278,15 +7133,7 @@
     </w:p>
     <w:p>
       <w:r>
-        <w:t xml:space="preserve">Revisão bibliográfica sobre métodos clássicos e adaptativos de esteganografia, bem como sobre técnicas de </w:t>
-      </w:r>
-      <w:proofErr w:type="spellStart"/>
-      <w:r>
-        <w:t>esteganálise</w:t>
-      </w:r>
-      <w:proofErr w:type="spellEnd"/>
-      <w:r>
-        <w:t xml:space="preserve"> aplicáveis;</w:t>
+        <w:t>Revisão bibliográfica sobre métodos clássicos e adaptativos de esteganografia, bem como sobre técnicas de esteganálise aplicáveis;</w:t>
       </w:r>
     </w:p>
     <w:p>
@@ -7383,7 +7230,13 @@
         <w:t xml:space="preserve"> da codificação</w:t>
       </w:r>
       <w:r>
-        <w:t xml:space="preserve"> é divido nos seguintes passos:</w:t>
+        <w:t xml:space="preserve"> é divi</w:t>
+      </w:r>
+      <w:r>
+        <w:t>di</w:t>
+      </w:r>
+      <w:r>
+        <w:t>do nos seguintes passos:</w:t>
       </w:r>
       <w:r>
         <w:br/>
@@ -7392,18 +7245,19 @@
         <w:br/>
       </w:r>
       <w:proofErr w:type="spellStart"/>
-      <w:proofErr w:type="gramStart"/>
-      <w:r>
+      <w:r>
+        <w:rPr>
+          <w:highlight w:val="red"/>
+        </w:rPr>
         <w:lastRenderedPageBreak/>
         <w:t>pré</w:t>
       </w:r>
       <w:proofErr w:type="spellEnd"/>
       <w:r>
-        <w:t xml:space="preserve"> processamento</w:t>
-      </w:r>
-      <w:proofErr w:type="gramEnd"/>
-      <w:r>
-        <w:t xml:space="preserve"> da imagem – criação do mapa de bordas – verificação de capacidade/ criação de vetor de coordenadas – inserção dos blocos</w:t>
+        <w:rPr>
+          <w:highlight w:val="red"/>
+        </w:rPr>
+        <w:t xml:space="preserve"> processamento da imagem – criação do mapa de bordas – verificação de capacidade/ criação de vetor de coordenadas – inserção dos blocos</w:t>
       </w:r>
       <w:r>
         <w:br/>
@@ -7422,6 +7276,7 @@
       <w:proofErr w:type="spellStart"/>
       <w:r>
         <w:rPr>
+          <w:highlight w:val="red"/>
           <w:lang w:val="en-US"/>
         </w:rPr>
         <w:t>Recebimento</w:t>
@@ -7429,6 +7284,7 @@
       <w:proofErr w:type="spellEnd"/>
       <w:r>
         <w:rPr>
+          <w:highlight w:val="red"/>
           <w:lang w:val="en-US"/>
         </w:rPr>
         <w:t xml:space="preserve"> da </w:t>
@@ -7436,6 +7292,7 @@
       <w:proofErr w:type="spellStart"/>
       <w:r>
         <w:rPr>
+          <w:highlight w:val="red"/>
           <w:lang w:val="en-US"/>
         </w:rPr>
         <w:t>coordenada</w:t>
@@ -7443,6 +7300,7 @@
       <w:proofErr w:type="spellEnd"/>
       <w:r>
         <w:rPr>
+          <w:highlight w:val="red"/>
           <w:lang w:val="en-US"/>
         </w:rPr>
         <w:t xml:space="preserve"> </w:t>
@@ -7450,6 +7308,7 @@
       <w:proofErr w:type="spellStart"/>
       <w:r>
         <w:rPr>
+          <w:highlight w:val="red"/>
           <w:lang w:val="en-US"/>
         </w:rPr>
         <w:t>inicial</w:t>
@@ -7457,18 +7316,21 @@
       <w:proofErr w:type="spellEnd"/>
       <w:r>
         <w:rPr>
+          <w:highlight w:val="red"/>
           <w:lang w:val="en-US"/>
         </w:rPr>
         <w:t xml:space="preserve"> </w:t>
       </w:r>
       <w:r>
         <w:rPr>
+          <w:highlight w:val="red"/>
           <w:lang w:val="en-US"/>
         </w:rPr>
         <w:t>–</w:t>
       </w:r>
       <w:r>
         <w:rPr>
+          <w:highlight w:val="red"/>
           <w:lang w:val="en-US"/>
         </w:rPr>
         <w:t xml:space="preserve"> </w:t>
@@ -7476,6 +7338,7 @@
       <w:proofErr w:type="spellStart"/>
       <w:r>
         <w:rPr>
+          <w:highlight w:val="red"/>
           <w:lang w:val="en-US"/>
         </w:rPr>
         <w:t>decodificação</w:t>
@@ -7499,11 +7362,18 @@
           <w:lang w:val="en-US"/>
         </w:rPr>
         <w:br/>
+      </w:r>
+      <w:r>
+        <w:rPr>
+          <w:highlight w:val="red"/>
+          <w:lang w:val="en-US"/>
+        </w:rPr>
         <w:t xml:space="preserve">peak signal to noise ratio – structure similarity index – feature similarity index – histogram similarity – chi² - </w:t>
       </w:r>
       <w:proofErr w:type="spellStart"/>
       <w:r>
         <w:rPr>
+          <w:highlight w:val="red"/>
           <w:lang w:val="en-US"/>
         </w:rPr>
         <w:t>rsDiff</w:t>
@@ -7511,6 +7381,7 @@
       <w:proofErr w:type="spellEnd"/>
       <w:r>
         <w:rPr>
+          <w:highlight w:val="red"/>
           <w:lang w:val="en-US"/>
         </w:rPr>
         <w:t xml:space="preserve"> – </w:t>
@@ -7518,6 +7389,7 @@
       <w:proofErr w:type="spellStart"/>
       <w:r>
         <w:rPr>
+          <w:highlight w:val="red"/>
           <w:lang w:val="en-US"/>
         </w:rPr>
         <w:t>maxBytes</w:t>
@@ -7525,6 +7397,7 @@
       <w:proofErr w:type="spellEnd"/>
       <w:r>
         <w:rPr>
+          <w:highlight w:val="red"/>
           <w:lang w:val="en-US"/>
         </w:rPr>
         <w:t xml:space="preserve"> – bits per pixel – bit to error ratio</w:t>
@@ -7729,15 +7602,15 @@
         <w:ind w:left="0"/>
       </w:pPr>
       <w:r>
-        <w:t xml:space="preserve">Os blocos de pixels são uma </w:t>
+        <w:t xml:space="preserve">Os blocos de pixels são uma sequência horizontal de 8 + </w:t>
       </w:r>
       <w:proofErr w:type="spellStart"/>
       <w:r>
-        <w:t>sequeência</w:t>
+        <w:t>bits_N</w:t>
       </w:r>
       <w:proofErr w:type="spellEnd"/>
       <w:r>
-        <w:t xml:space="preserve"> horizontal de 8 + </w:t>
+        <w:t xml:space="preserve">. sendo </w:t>
       </w:r>
       <w:proofErr w:type="spellStart"/>
       <w:r>
@@ -7745,77 +7618,101 @@
       </w:r>
       <w:proofErr w:type="spellEnd"/>
       <w:r>
-        <w:t xml:space="preserve">. sendo </w:t>
-      </w:r>
-      <w:proofErr w:type="spellStart"/>
-      <w:r>
-        <w:t>bits_N</w:t>
-      </w:r>
-      <w:proofErr w:type="spellEnd"/>
-      <w:r>
         <w:t xml:space="preserve"> O tamanho mínimo para o inteiro N que armazena as coordenadas linearizadas de cada próximo bloco é calculado por </w:t>
       </w:r>
       <w:r>
+        <w:rPr>
+          <w:highlight w:val="red"/>
+        </w:rPr>
         <w:t>bits</w:t>
       </w:r>
       <w:r>
         <w:rPr>
           <w:rFonts w:ascii="Cambria Math" w:hAnsi="Cambria Math" w:cs="Cambria Math"/>
+          <w:highlight w:val="red"/>
         </w:rPr>
         <w:t>ₙ</w:t>
       </w:r>
       <w:r>
+        <w:rPr>
+          <w:highlight w:val="red"/>
+        </w:rPr>
         <w:t xml:space="preserve"> = </w:t>
       </w:r>
       <w:r>
         <w:rPr>
           <w:rFonts w:ascii="Cambria Math" w:hAnsi="Cambria Math" w:cs="Cambria Math"/>
+          <w:highlight w:val="red"/>
         </w:rPr>
         <w:t>⌊</w:t>
       </w:r>
       <w:r>
+        <w:rPr>
+          <w:highlight w:val="red"/>
+        </w:rPr>
         <w:t>log</w:t>
       </w:r>
       <w:proofErr w:type="gramStart"/>
       <w:r>
         <w:rPr>
           <w:rFonts w:ascii="Cambria Math" w:hAnsi="Cambria Math" w:cs="Cambria Math"/>
+          <w:highlight w:val="red"/>
         </w:rPr>
         <w:t>₂</w:t>
       </w:r>
       <w:r>
+        <w:rPr>
+          <w:highlight w:val="red"/>
+        </w:rPr>
         <w:t>(</w:t>
       </w:r>
       <w:proofErr w:type="spellStart"/>
       <w:proofErr w:type="gramEnd"/>
       <w:r>
+        <w:rPr>
+          <w:highlight w:val="red"/>
+        </w:rPr>
         <w:t>total_pixels</w:t>
       </w:r>
       <w:proofErr w:type="spellEnd"/>
       <w:r>
+        <w:rPr>
+          <w:highlight w:val="red"/>
+        </w:rPr>
         <w:t xml:space="preserve"> </w:t>
       </w:r>
       <w:r>
         <w:rPr>
           <w:rFonts w:cs="Arial"/>
+          <w:highlight w:val="red"/>
         </w:rPr>
         <w:t>−</w:t>
       </w:r>
       <w:r>
+        <w:rPr>
+          <w:highlight w:val="red"/>
+        </w:rPr>
         <w:t xml:space="preserve"> </w:t>
       </w:r>
       <w:proofErr w:type="gramStart"/>
       <w:r>
+        <w:rPr>
+          <w:highlight w:val="red"/>
+        </w:rPr>
         <w:t>1)</w:t>
       </w:r>
       <w:r>
         <w:rPr>
           <w:rFonts w:ascii="Cambria Math" w:hAnsi="Cambria Math" w:cs="Cambria Math"/>
+          <w:highlight w:val="red"/>
         </w:rPr>
         <w:t>⌋</w:t>
       </w:r>
       <w:proofErr w:type="gramEnd"/>
       <w:r>
+        <w:rPr>
+          <w:highlight w:val="red"/>
+        </w:rPr>
         <w:t xml:space="preserve"> + 1</w:t>
       </w:r>
       <w:r>
@@ -7828,7 +7725,16 @@
         <w:ind w:left="0"/>
       </w:pPr>
       <w:r>
-        <w:t xml:space="preserve">O N é um inteiro que representa um par ordenado x e y linearizado pela fórmula N = y × L + x, em que L é o número total de colunas da imagem, y é a coordenada da linha </w:t>
+        <w:t xml:space="preserve">O N é um inteiro que representa um par ordenado x e y linearizado pela fórmula </w:t>
+      </w:r>
+      <w:r>
+        <w:rPr>
+          <w:highlight w:val="red"/>
+        </w:rPr>
+        <w:t>N = y × L + x</w:t>
+      </w:r>
+      <w:r>
+        <w:t xml:space="preserve">, em que L é o número total de colunas da imagem, y é a coordenada da linha </w:t>
       </w:r>
       <w:r>
         <w:lastRenderedPageBreak/>
@@ -8101,38 +8007,30 @@
       </w:r>
       <w:proofErr w:type="spellEnd"/>
       <w:r>
-        <w:t xml:space="preserve"> </w:t>
+        <w:t xml:space="preserve"> Signal-</w:t>
       </w:r>
       <w:proofErr w:type="spellStart"/>
       <w:r>
-        <w:t>Signal</w:t>
+        <w:t>to</w:t>
       </w:r>
       <w:proofErr w:type="spellEnd"/>
       <w:r>
-        <w:t>-</w:t>
+        <w:t xml:space="preserve">-Noise </w:t>
       </w:r>
       <w:proofErr w:type="spellStart"/>
       <w:r>
-        <w:t>to</w:t>
+        <w:t>Ratio</w:t>
       </w:r>
       <w:proofErr w:type="spellEnd"/>
       <w:r>
-        <w:t xml:space="preserve">-Noise </w:t>
+        <w:t xml:space="preserve"> (PSNR) é uma métrica objetiva utilizada para medir a qualidade visual de imagens após algum tipo de processamento, como a inserção de mensagens por esteganografia. Ele expressa a relação entre o valor máximo possível de um pixel e o erro médio quadrático (MSE) entre a imagem original e a imagem </w:t>
       </w:r>
       <w:proofErr w:type="spellStart"/>
       <w:r>
-        <w:t>Ratio</w:t>
+        <w:t>estego</w:t>
       </w:r>
       <w:proofErr w:type="spellEnd"/>
       <w:r>
-        <w:t xml:space="preserve"> (PSNR) é uma métrica objetiva utilizada para medir a qualidade visual de imagens após algum tipo de processamento, como a inserção de mensagens por esteganografia. Ele expressa a relação entre o valor máximo possível de um pixel e o erro médio quadrático (MSE) entre a imagem original e a imagem </w:t>
-      </w:r>
-      <w:proofErr w:type="spellStart"/>
-      <w:r>
-        <w:t>estego</w:t>
-      </w:r>
-      <w:proofErr w:type="spellEnd"/>
-      <w:r>
         <w:t>.</w:t>
       </w:r>
     </w:p>
@@ -8145,18 +8043,30 @@
     <w:p/>
     <w:p>
       <w:r>
+        <w:rPr>
+          <w:highlight w:val="red"/>
+        </w:rPr>
         <w:t xml:space="preserve">PSNR = 10 × log10 </w:t>
       </w:r>
       <w:proofErr w:type="gramStart"/>
       <w:r>
+        <w:rPr>
+          <w:highlight w:val="red"/>
+        </w:rPr>
         <w:t>( (</w:t>
       </w:r>
       <w:proofErr w:type="gramEnd"/>
       <w:r>
+        <w:rPr>
+          <w:highlight w:val="red"/>
+        </w:rPr>
         <w:t xml:space="preserve">255²) / </w:t>
       </w:r>
       <w:proofErr w:type="gramStart"/>
       <w:r>
+        <w:rPr>
+          <w:highlight w:val="red"/>
+        </w:rPr>
         <w:t>MSE )</w:t>
       </w:r>
       <w:proofErr w:type="gramEnd"/>
@@ -8219,34 +8129,58 @@
     <w:p>
       <w:proofErr w:type="gramStart"/>
       <w:r>
+        <w:rPr>
+          <w:highlight w:val="red"/>
+        </w:rPr>
         <w:t>SSIM(</w:t>
       </w:r>
       <w:proofErr w:type="gramEnd"/>
       <w:r>
+        <w:rPr>
+          <w:highlight w:val="red"/>
+        </w:rPr>
         <w:t xml:space="preserve">I, I′) = [(2 * </w:t>
       </w:r>
       <w:proofErr w:type="spellStart"/>
       <w:r>
+        <w:rPr>
+          <w:highlight w:val="red"/>
+        </w:rPr>
         <w:t>μ_I</w:t>
       </w:r>
       <w:proofErr w:type="spellEnd"/>
       <w:r>
+        <w:rPr>
+          <w:highlight w:val="red"/>
+        </w:rPr>
         <w:t xml:space="preserve"> * </w:t>
       </w:r>
       <w:proofErr w:type="spellStart"/>
       <w:r>
+        <w:rPr>
+          <w:highlight w:val="red"/>
+        </w:rPr>
         <w:t>μ_I</w:t>
       </w:r>
       <w:proofErr w:type="spellEnd"/>
       <w:r>
+        <w:rPr>
+          <w:highlight w:val="red"/>
+        </w:rPr>
         <w:t xml:space="preserve">′ + C1) * (2 * </w:t>
       </w:r>
       <w:proofErr w:type="spellStart"/>
       <w:r>
+        <w:rPr>
+          <w:highlight w:val="red"/>
+        </w:rPr>
         <w:t>σ_II</w:t>
       </w:r>
       <w:proofErr w:type="spellEnd"/>
       <w:r>
+        <w:rPr>
+          <w:highlight w:val="red"/>
+        </w:rPr>
         <w:t>′ + C2)] / [(μ_I^2 + μ_I′^2 + C1) * (σ_I^2 + σ_I′^2 + C2)]</w:t>
       </w:r>
     </w:p>
@@ -8358,28 +8292,12 @@
     </w:p>
     <w:p>
       <w:r>
-        <w:t xml:space="preserve">No código para FSIM, para cada canal da imagem colorida, é calculado o gradiente nas direções X e Y usando o filtro Sobel. Depois, a magnitude e a fase desses gradientes são obtidas. Com esses dados, para cada pixel, calcula-se a similaridade do gradiente e a similaridade da fase usando fórmulas que envolvem constantes T1 e T2 para estabilização. A similaridade combinada é o produto dessas duas medidas, e o peso é o maior valor de magnitude entre as duas imagens naquele pixel. Somam-se as similaridades ponderadas pelos pesos </w:t>
-      </w:r>
-      <w:proofErr w:type="gramStart"/>
-      <w:r>
-        <w:t>e também</w:t>
-      </w:r>
-      <w:proofErr w:type="gramEnd"/>
-      <w:r>
-        <w:t xml:space="preserve"> os pesos, para ao final calcular o FSIM dividindo a soma ponderada pela soma dos pesos.</w:t>
-      </w:r>
-    </w:p>
-    <w:p>
-      <w:r>
-        <w:t xml:space="preserve">O </w:t>
-      </w:r>
-      <w:proofErr w:type="gramStart"/>
-      <w:r>
-        <w:t>resultado final</w:t>
-      </w:r>
-      <w:proofErr w:type="gramEnd"/>
-      <w:r>
-        <w:t xml:space="preserve"> é a média do FSIM dos três canais (R, G e B), que varia de 0 a 1, onde valores mais próximos de 1 indicam que as características visuais, especialmente as bordas e texturas, foram preservadas após a esteganografia.</w:t>
+        <w:t>No código para FSIM, para cada canal da imagem colorida, é calculado o gradiente nas direções X e Y usando o filtro Sobel. Depois, a magnitude e a fase desses gradientes são obtidas. Com esses dados, para cada pixel, calcula-se a similaridade do gradiente e a similaridade da fase usando fórmulas que envolvem constantes T1 e T2 para estabilização. A similaridade combinada é o produto dessas duas medidas, e o peso é o maior valor de magnitude entre as duas imagens naquele pixel. Somam-se as similaridades ponderadas pelos pesos e também os pesos, para ao final calcular o FSIM dividindo a soma ponderada pela soma dos pesos.</w:t>
+      </w:r>
+    </w:p>
+    <w:p>
+      <w:r>
+        <w:t>O resultado final é a média do FSIM dos três canais (R, G e B), que varia de 0 a 1, onde valores mais próximos de 1 indicam que as características visuais, especialmente as bordas e texturas, foram preservadas após a esteganografia.</w:t>
       </w:r>
     </w:p>
     <w:p>
@@ -8401,15 +8319,7 @@
     </w:p>
     <w:p>
       <w:r>
-        <w:t xml:space="preserve">A segurança na esteganografia é avaliada por técnicas de </w:t>
-      </w:r>
-      <w:proofErr w:type="spellStart"/>
-      <w:r>
-        <w:t>esteganálise</w:t>
-      </w:r>
-      <w:proofErr w:type="spellEnd"/>
-      <w:r>
-        <w:t xml:space="preserve">, que têm como objetivo detectar a presença de mensagens ocultas nas imagens </w:t>
+        <w:t xml:space="preserve">A segurança na esteganografia é avaliada por técnicas de esteganálise, que têm como objetivo detectar a presença de mensagens ocultas nas imagens </w:t>
       </w:r>
       <w:proofErr w:type="spellStart"/>
       <w:r>
@@ -8435,15 +8345,7 @@
       </w:r>
       <w:proofErr w:type="spellEnd"/>
       <w:r>
-        <w:t xml:space="preserve">-quadrado (χ²) e análise RS (Regular Singular). Essas métricas permitem medir a resistência do método proposto contra a detecção por </w:t>
-      </w:r>
-      <w:proofErr w:type="spellStart"/>
-      <w:r>
-        <w:t>esteganálise</w:t>
-      </w:r>
-      <w:proofErr w:type="spellEnd"/>
-      <w:r>
-        <w:t>, garantindo que a existência da mensagem inserida seja difícil de ser identificada.</w:t>
+        <w:t>-quadrado (χ²) e análise RS (Regular Singular). Essas métricas permitem medir a resistência do método proposto contra a detecção por esteganálise, garantindo que a existência da mensagem inserida seja difícil de ser identificada.</w:t>
       </w:r>
     </w:p>
     <w:p>
@@ -8462,15 +8364,7 @@
     </w:p>
     <w:p>
       <w:r>
-        <w:t xml:space="preserve">A comparação de histogramas é uma técnica simples de </w:t>
-      </w:r>
-      <w:proofErr w:type="spellStart"/>
-      <w:r>
-        <w:t>esteganálise</w:t>
-      </w:r>
-      <w:proofErr w:type="spellEnd"/>
-      <w:r>
-        <w:t xml:space="preserve"> que verifica mudanças na distribuição dos níveis de cor da imagem </w:t>
+        <w:t xml:space="preserve">A comparação de histogramas é uma técnica simples de esteganálise que verifica mudanças na distribuição dos níveis de cor da imagem </w:t>
       </w:r>
       <w:proofErr w:type="spellStart"/>
       <w:r>
@@ -8513,15 +8407,7 @@
     </w:p>
     <w:p>
       <w:r>
-        <w:t xml:space="preserve">A análise Regular Singular (RS) é uma técnica de </w:t>
-      </w:r>
-      <w:proofErr w:type="spellStart"/>
-      <w:r>
-        <w:t>esteganálise</w:t>
-      </w:r>
-      <w:proofErr w:type="spellEnd"/>
-      <w:r>
-        <w:t xml:space="preserve"> usada para detectar a presença de mensagens ocultas em imagens, especialmente em métodos baseados em LSB. Essa análise classifica grupos de pixels em três categorias — regular (R), singular (S) e inutilizável (U) — com base em uma função discriminante que avalia as diferenças entre valores adjacentes dentro desses grupos e em suas versões com os bits menos significativos invertidos (flip).</w:t>
+        <w:t>A análise Regular Singular (RS) é uma técnica de esteganálise usada para detectar a presença de mensagens ocultas em imagens, especialmente em métodos baseados em LSB. Essa análise classifica grupos de pixels em três categorias — regular (R), singular (S) e inutilizável (U) — com base em uma função discriminante que avalia as diferenças entre valores adjacentes dentro desses grupos e em suas versões com os bits menos significativos invertidos (flip).</w:t>
       </w:r>
     </w:p>
     <w:p/>
@@ -8621,15 +8507,7 @@
     <w:p/>
     <w:p>
       <w:r>
-        <w:t xml:space="preserve">No código essa lógica é aplicada para cada canal da imagem separadamente e a média dos valores do Chi-Square dos três canais é retornada como </w:t>
-      </w:r>
-      <w:proofErr w:type="gramStart"/>
-      <w:r>
-        <w:t>resultado final</w:t>
-      </w:r>
-      <w:proofErr w:type="gramEnd"/>
-      <w:r>
-        <w:t xml:space="preserve"> da análise.</w:t>
+        <w:t>No código essa lógica é aplicada para cada canal da imagem separadamente e a média dos valores do Chi-Square dos três canais é retornada como resultado final da análise.</w:t>
       </w:r>
     </w:p>
     <w:p/>
@@ -8735,10 +8613,18 @@
         </w:numPr>
       </w:pPr>
       <w:r>
-        <w:t>Bit-Error-</w:t>
+        <w:t>Bit-</w:t>
       </w:r>
       <w:proofErr w:type="spellStart"/>
       <w:r>
+        <w:t>Error</w:t>
+      </w:r>
+      <w:proofErr w:type="spellEnd"/>
+      <w:r>
+        <w:t>-</w:t>
+      </w:r>
+      <w:proofErr w:type="spellStart"/>
+      <w:r>
         <w:t>Ratio</w:t>
       </w:r>
       <w:proofErr w:type="spellEnd"/>
@@ -8748,7 +8634,15 @@
     </w:p>
     <w:p>
       <w:r>
-        <w:t>A métrica Bit-Error-</w:t>
+        <w:t>A métrica Bit-</w:t>
+      </w:r>
+      <w:proofErr w:type="spellStart"/>
+      <w:r>
+        <w:t>Error</w:t>
+      </w:r>
+      <w:proofErr w:type="spellEnd"/>
+      <w:r>
+        <w:t>-</w:t>
       </w:r>
       <w:proofErr w:type="spellStart"/>
       <w:r>
@@ -8996,15 +8890,7 @@
       </w:r>
       <w:proofErr w:type="spellEnd"/>
       <w:r>
-        <w:t xml:space="preserve"> apresentou variações mínimas entre grupos regulares e singulares, indicando que o encadeamento de blocos ajudou a mascarar os padrões normalmente detectáveis por essa técnica. Com isso, o método demonstrou resistência frente às formas clássicas de </w:t>
-      </w:r>
-      <w:proofErr w:type="spellStart"/>
-      <w:r>
-        <w:t>esteganálise</w:t>
-      </w:r>
-      <w:proofErr w:type="spellEnd"/>
-      <w:r>
-        <w:t>.</w:t>
+        <w:t xml:space="preserve"> apresentou variações mínimas entre grupos regulares e singulares, indicando que o encadeamento de blocos ajudou a mascarar os padrões normalmente detectáveis por essa técnica. Com isso, o método demonstrou resistência frente às formas clássicas de esteganálise.</w:t>
       </w:r>
     </w:p>
     <w:p>
@@ -9260,15 +9146,7 @@
         </w:rPr>
       </w:pPr>
       <w:r>
-        <w:t xml:space="preserve">As análises estatísticas confirmaram a resistência do método frente a técnicas de </w:t>
-      </w:r>
-      <w:proofErr w:type="spellStart"/>
-      <w:r>
-        <w:t>esteganálise</w:t>
-      </w:r>
-      <w:proofErr w:type="spellEnd"/>
-      <w:r>
-        <w:t xml:space="preserve"> clássicas. A comparação de histogramas revelou similaridade média superior a Z, evidenciando que a distribuição estatística das intensidades não sofreu alterações significativas. Os testes de χ² apresentaram valores baixos, indicando que não houve balanceamento artificial acentuado de pares consecutivos de pixels, o que é típico de inserções por LSB puro. A análise </w:t>
+        <w:t xml:space="preserve">As análises estatísticas confirmaram a resistência do método frente a técnicas de esteganálise clássicas. A comparação de histogramas revelou similaridade média superior a Z, evidenciando que a distribuição estatística das intensidades não sofreu alterações significativas. Os testes de χ² apresentaram valores baixos, indicando que não houve balanceamento artificial acentuado de pares consecutivos de pixels, o que é típico de inserções por LSB puro. A análise </w:t>
       </w:r>
       <w:proofErr w:type="spellStart"/>
       <w:r>
@@ -9401,15 +9279,7 @@
         </w:rPr>
       </w:pPr>
       <w:r>
-        <w:t xml:space="preserve">O método, embora seguro contra </w:t>
-      </w:r>
-      <w:proofErr w:type="spellStart"/>
-      <w:r>
-        <w:t>esteganálise</w:t>
-      </w:r>
-      <w:proofErr w:type="spellEnd"/>
-      <w:r>
-        <w:t xml:space="preserve"> estatística básica, ainda precisa ser testado contra técnicas mais recentes baseadas em aprendizado de máquina.</w:t>
+        <w:t>O método, embora seguro contra esteganálise estatística básica, ainda precisa ser testado contra técnicas mais recentes baseadas em aprendizado de máquina.</w:t>
       </w:r>
     </w:p>
     <w:p>
@@ -9485,15 +9355,7 @@
     </w:p>
     <w:p>
       <w:r>
-        <w:t xml:space="preserve">O ponto forte do método reside no equilíbrio entre simplicidade de implementação e eficiência. Mesmo sendo baseado em técnicas relativamente simples, como LSB, o acréscimo da seleção adaptativa de bordas e do encadeamento de blocos conferiu ao método maior resiliência frente à </w:t>
-      </w:r>
-      <w:proofErr w:type="spellStart"/>
-      <w:r>
-        <w:t>esteganálise</w:t>
-      </w:r>
-      <w:proofErr w:type="spellEnd"/>
-      <w:r>
-        <w:t xml:space="preserve"> convencional. Contudo, uma limitação importante identificada foi a baixa robustez frente a transformações externas, como compressão ou redimensionamento, o que restringe sua aplicação em cenários de circulação em redes públicas.</w:t>
+        <w:t>O ponto forte do método reside no equilíbrio entre simplicidade de implementação e eficiência. Mesmo sendo baseado em técnicas relativamente simples, como LSB, o acréscimo da seleção adaptativa de bordas e do encadeamento de blocos conferiu ao método maior resiliência frente à esteganálise convencional. Contudo, uma limitação importante identificada foi a baixa robustez frente a transformações externas, como compressão ou redimensionamento, o que restringe sua aplicação em cenários de circulação em redes públicas.</w:t>
       </w:r>
     </w:p>
     <w:p>

--- a/docs/TCC.docx
+++ b/docs/TCC.docx
@@ -6147,7 +6147,21 @@
         <w:rPr>
           <w:rFonts w:cs="Arial"/>
         </w:rPr>
-        <w:t>(Setiadi et al., 2023)</w:t>
+        <w:t>(</w:t>
+      </w:r>
+      <w:proofErr w:type="spellStart"/>
+      <w:r>
+        <w:rPr>
+          <w:rFonts w:cs="Arial"/>
+        </w:rPr>
+        <w:t>Setiadi</w:t>
+      </w:r>
+      <w:proofErr w:type="spellEnd"/>
+      <w:r>
+        <w:rPr>
+          <w:rFonts w:cs="Arial"/>
+        </w:rPr>
+        <w:t xml:space="preserve"> et al., 2023)</w:t>
       </w:r>
       <w:r>
         <w:fldChar w:fldCharType="end"/>
@@ -6433,7 +6447,21 @@
         <w:rPr>
           <w:rFonts w:cs="Arial"/>
         </w:rPr>
-        <w:t>(Fridrich, 2010)</w:t>
+        <w:t>(</w:t>
+      </w:r>
+      <w:proofErr w:type="spellStart"/>
+      <w:r>
+        <w:rPr>
+          <w:rFonts w:cs="Arial"/>
+        </w:rPr>
+        <w:t>Fridrich</w:t>
+      </w:r>
+      <w:proofErr w:type="spellEnd"/>
+      <w:r>
+        <w:rPr>
+          <w:rFonts w:cs="Arial"/>
+        </w:rPr>
+        <w:t>, 2010)</w:t>
       </w:r>
       <w:r>
         <w:fldChar w:fldCharType="end"/>
@@ -6475,15 +6503,7 @@
       </w:r>
       <w:proofErr w:type="spellEnd"/>
       <w:r>
-        <w:t xml:space="preserve"> </w:t>
-      </w:r>
-      <w:proofErr w:type="spellStart"/>
-      <w:r>
-        <w:t>Error</w:t>
-      </w:r>
-      <w:proofErr w:type="spellEnd"/>
-      <w:r>
-        <w:t xml:space="preserve">) é uma métrica que mede a diferença média entre os valores de pixels da imagem original e da imagem modificada. Quanto menor o valor de MSE, mais próxima a imagem </w:t>
+        <w:t xml:space="preserve"> Error) é uma métrica que mede a diferença média entre os valores de pixels da imagem original e da imagem modificada. Quanto menor o valor de MSE, mais próxima a imagem </w:t>
       </w:r>
       <w:proofErr w:type="spellStart"/>
       <w:r>
@@ -6542,7 +6562,15 @@
       </w:r>
       <w:proofErr w:type="spellEnd"/>
       <w:r>
-        <w:t xml:space="preserve"> Signal-</w:t>
+        <w:t xml:space="preserve"> </w:t>
+      </w:r>
+      <w:proofErr w:type="spellStart"/>
+      <w:r>
+        <w:t>Signal</w:t>
+      </w:r>
+      <w:proofErr w:type="spellEnd"/>
+      <w:r>
+        <w:t>-</w:t>
       </w:r>
       <w:proofErr w:type="spellStart"/>
       <w:r>
@@ -7224,6 +7252,7 @@
     </w:p>
     <w:p>
       <w:r>
+        <w:lastRenderedPageBreak/>
         <w:t>O fluxo de funcionamento</w:t>
       </w:r>
       <w:r>
@@ -7236,35 +7265,18 @@
         <w:t>di</w:t>
       </w:r>
       <w:r>
-        <w:t>do nos seguintes passos:</w:t>
-      </w:r>
-      <w:r>
-        <w:br/>
-      </w:r>
-      <w:r>
-        <w:br/>
+        <w:t xml:space="preserve">do nos seguintes </w:t>
       </w:r>
       <w:proofErr w:type="spellStart"/>
       <w:r>
-        <w:rPr>
-          <w:highlight w:val="red"/>
-        </w:rPr>
-        <w:lastRenderedPageBreak/>
-        <w:t>pré</w:t>
+        <w:t>passos:</w:t>
+      </w:r>
+      <w:r>
+        <w:t>pré-processamento</w:t>
       </w:r>
       <w:proofErr w:type="spellEnd"/>
       <w:r>
-        <w:rPr>
-          <w:highlight w:val="red"/>
-        </w:rPr>
-        <w:t xml:space="preserve"> processamento da imagem – criação do mapa de bordas – verificação de capacidade/ criação de vetor de coordenadas – inserção dos blocos</w:t>
-      </w:r>
-      <w:r>
-        <w:br/>
-      </w:r>
-      <w:r>
-        <w:br/>
-        <w:t>E decodificação:</w:t>
+        <w:t xml:space="preserve"> da imagem, criação do mapa de bordas, verificação da capacidade, criação do vetor de coordenadas e inserção dos blocos.</w:t>
       </w:r>
     </w:p>
     <w:p>
@@ -7273,134 +7285,11 @@
           <w:lang w:val="en-US"/>
         </w:rPr>
       </w:pPr>
-      <w:proofErr w:type="spellStart"/>
-      <w:r>
-        <w:rPr>
-          <w:highlight w:val="red"/>
-          <w:lang w:val="en-US"/>
-        </w:rPr>
-        <w:t>Recebimento</w:t>
-      </w:r>
-      <w:proofErr w:type="spellEnd"/>
-      <w:r>
-        <w:rPr>
-          <w:highlight w:val="red"/>
-          <w:lang w:val="en-US"/>
-        </w:rPr>
-        <w:t xml:space="preserve"> da </w:t>
-      </w:r>
-      <w:proofErr w:type="spellStart"/>
-      <w:r>
-        <w:rPr>
-          <w:highlight w:val="red"/>
-          <w:lang w:val="en-US"/>
-        </w:rPr>
-        <w:t>coordenada</w:t>
-      </w:r>
-      <w:proofErr w:type="spellEnd"/>
-      <w:r>
-        <w:rPr>
-          <w:highlight w:val="red"/>
-          <w:lang w:val="en-US"/>
-        </w:rPr>
-        <w:t xml:space="preserve"> </w:t>
-      </w:r>
-      <w:proofErr w:type="spellStart"/>
-      <w:r>
-        <w:rPr>
-          <w:highlight w:val="red"/>
-          <w:lang w:val="en-US"/>
-        </w:rPr>
-        <w:t>inicial</w:t>
-      </w:r>
-      <w:proofErr w:type="spellEnd"/>
-      <w:r>
-        <w:rPr>
-          <w:highlight w:val="red"/>
-          <w:lang w:val="en-US"/>
-        </w:rPr>
-        <w:t xml:space="preserve"> </w:t>
-      </w:r>
-      <w:r>
-        <w:rPr>
-          <w:highlight w:val="red"/>
-          <w:lang w:val="en-US"/>
-        </w:rPr>
-        <w:t>–</w:t>
-      </w:r>
-      <w:r>
-        <w:rPr>
-          <w:highlight w:val="red"/>
-          <w:lang w:val="en-US"/>
-        </w:rPr>
-        <w:t xml:space="preserve"> </w:t>
-      </w:r>
-      <w:proofErr w:type="spellStart"/>
-      <w:r>
-        <w:rPr>
-          <w:highlight w:val="red"/>
-          <w:lang w:val="en-US"/>
-        </w:rPr>
-        <w:t>decodificação</w:t>
-      </w:r>
-      <w:proofErr w:type="spellEnd"/>
-    </w:p>
-    <w:p>
-      <w:pPr>
-        <w:rPr>
-          <w:lang w:val="en-US"/>
-        </w:rPr>
-      </w:pPr>
-      <w:r>
-        <w:rPr>
-          <w:lang w:val="en-US"/>
-        </w:rPr>
-        <w:t>Testes:</w:t>
-      </w:r>
-      <w:r>
-        <w:rPr>
-          <w:lang w:val="en-US"/>
-        </w:rPr>
+      <w:r>
+        <w:t>Na etapa de decodificação, o processo inicia-se com o recebimento da coordenada inicial utilizada durante a codificação, seguida da recuperação da mensagem oculta.</w:t>
+      </w:r>
+      <w:r>
         <w:br/>
-      </w:r>
-      <w:r>
-        <w:rPr>
-          <w:highlight w:val="red"/>
-          <w:lang w:val="en-US"/>
-        </w:rPr>
-        <w:t xml:space="preserve">peak signal to noise ratio – structure similarity index – feature similarity index – histogram similarity – chi² - </w:t>
-      </w:r>
-      <w:proofErr w:type="spellStart"/>
-      <w:r>
-        <w:rPr>
-          <w:highlight w:val="red"/>
-          <w:lang w:val="en-US"/>
-        </w:rPr>
-        <w:t>rsDiff</w:t>
-      </w:r>
-      <w:proofErr w:type="spellEnd"/>
-      <w:r>
-        <w:rPr>
-          <w:highlight w:val="red"/>
-          <w:lang w:val="en-US"/>
-        </w:rPr>
-        <w:t xml:space="preserve"> – </w:t>
-      </w:r>
-      <w:proofErr w:type="spellStart"/>
-      <w:r>
-        <w:rPr>
-          <w:highlight w:val="red"/>
-          <w:lang w:val="en-US"/>
-        </w:rPr>
-        <w:t>maxBytes</w:t>
-      </w:r>
-      <w:proofErr w:type="spellEnd"/>
-      <w:r>
-        <w:rPr>
-          <w:highlight w:val="red"/>
-          <w:lang w:val="en-US"/>
-        </w:rPr>
-        <w:t xml:space="preserve"> – bits per pixel – bit to error ratio</w:t>
       </w:r>
     </w:p>
     <w:p>
@@ -7618,161 +7507,292 @@
       </w:r>
       <w:proofErr w:type="spellEnd"/>
       <w:r>
-        <w:t xml:space="preserve"> O tamanho mínimo para o inteiro N que armazena as coordenadas linearizadas de cada próximo bloco é calculado por </w:t>
+        <w:t xml:space="preserve"> O tamanho mínimo para o inteiro N que armazena as coordenadas linearizadas de cada próximo bloco é calculado por</w:t>
+      </w:r>
+      <w:r>
+        <w:t xml:space="preserve"> </w:t>
+      </w:r>
+      <m:oMath>
+        <m:r>
+          <w:rPr>
+            <w:rFonts w:ascii="Cambria Math" w:hAnsi="Cambria Math"/>
+            <w:color w:val="666666"/>
+          </w:rPr>
+          <m:t>bit</m:t>
+        </m:r>
+        <m:sSub>
+          <m:sSubPr>
+            <m:ctrlPr>
+              <w:rPr>
+                <w:rFonts w:ascii="Cambria Math" w:hAnsi="Cambria Math"/>
+                <w:color w:val="666666"/>
+              </w:rPr>
+            </m:ctrlPr>
+          </m:sSubPr>
+          <m:e>
+            <m:r>
+              <w:rPr>
+                <w:rFonts w:ascii="Cambria Math" w:hAnsi="Cambria Math"/>
+                <w:color w:val="666666"/>
+              </w:rPr>
+              <m:t>s</m:t>
+            </m:r>
+          </m:e>
+          <m:sub>
+            <m:r>
+              <w:rPr>
+                <w:rFonts w:ascii="Cambria Math" w:hAnsi="Cambria Math"/>
+                <w:color w:val="666666"/>
+              </w:rPr>
+              <m:t>n</m:t>
+            </m:r>
+          </m:sub>
+        </m:sSub>
+        <m:r>
+          <w:rPr>
+            <w:rFonts w:ascii="Cambria Math" w:hAnsi="Cambria Math"/>
+            <w:color w:val="666666"/>
+          </w:rPr>
+          <m:t>=</m:t>
+        </m:r>
+        <m:d>
+          <m:dPr>
+            <m:begChr m:val="⌊"/>
+            <m:endChr m:val="⌋"/>
+            <m:ctrlPr>
+              <w:rPr>
+                <w:rFonts w:ascii="Cambria Math" w:hAnsi="Cambria Math"/>
+                <w:color w:val="666666"/>
+              </w:rPr>
+            </m:ctrlPr>
+          </m:dPr>
+          <m:e>
+            <m:func>
+              <m:funcPr>
+                <m:ctrlPr>
+                  <w:rPr>
+                    <w:rFonts w:ascii="Cambria Math" w:hAnsi="Cambria Math"/>
+                    <w:color w:val="666666"/>
+                  </w:rPr>
+                </m:ctrlPr>
+              </m:funcPr>
+              <m:fName>
+                <m:sSub>
+                  <m:sSubPr>
+                    <m:ctrlPr>
+                      <w:rPr>
+                        <w:rFonts w:ascii="Cambria Math" w:hAnsi="Cambria Math"/>
+                        <w:color w:val="666666"/>
+                      </w:rPr>
+                    </m:ctrlPr>
+                  </m:sSubPr>
+                  <m:e>
+                    <m:r>
+                      <m:rPr>
+                        <m:sty m:val="p"/>
+                      </m:rPr>
+                      <w:rPr>
+                        <w:rFonts w:ascii="Cambria Math" w:hAnsi="Cambria Math"/>
+                        <w:color w:val="666666"/>
+                      </w:rPr>
+                      <m:t>log</m:t>
+                    </m:r>
+                  </m:e>
+                  <m:sub>
+                    <m:r>
+                      <w:rPr>
+                        <w:rFonts w:ascii="Cambria Math" w:hAnsi="Cambria Math"/>
+                        <w:color w:val="666666"/>
+                      </w:rPr>
+                      <m:t>2</m:t>
+                    </m:r>
+                  </m:sub>
+                </m:sSub>
+              </m:fName>
+              <m:e>
+                <m:d>
+                  <m:dPr>
+                    <m:ctrlPr>
+                      <w:rPr>
+                        <w:rFonts w:ascii="Cambria Math" w:hAnsi="Cambria Math"/>
+                        <w:color w:val="666666"/>
+                      </w:rPr>
+                    </m:ctrlPr>
+                  </m:dPr>
+                  <m:e>
+                    <m:r>
+                      <w:rPr>
+                        <w:rFonts w:ascii="Cambria Math" w:hAnsi="Cambria Math"/>
+                        <w:color w:val="666666"/>
+                      </w:rPr>
+                      <m:t>P-1</m:t>
+                    </m:r>
+                  </m:e>
+                </m:d>
+              </m:e>
+            </m:func>
+          </m:e>
+        </m:d>
+        <m:r>
+          <w:rPr>
+            <w:rFonts w:ascii="Cambria Math" w:hAnsi="Cambria Math"/>
+            <w:color w:val="666666"/>
+          </w:rPr>
+          <m:t>+1</m:t>
+        </m:r>
+      </m:oMath>
+      <w:r>
+        <w:t xml:space="preserve"> </w:t>
+      </w:r>
+      <w:r>
+        <w:t>O N é um inteiro que representa um par ordenado x e y linearizado pela fórmula</w:t>
+      </w:r>
+      <w:r>
+        <w:t xml:space="preserve"> </w:t>
+      </w:r>
+      <m:oMath>
+        <m:r>
+          <w:rPr>
+            <w:rFonts w:ascii="Cambria Math" w:hAnsi="Cambria Math"/>
+            <w:color w:val="666666"/>
+          </w:rPr>
+          <m:t>N=y⋅L+x</m:t>
+        </m:r>
+      </m:oMath>
+      <w:r>
+        <w:t>, em que L é o número total de colunas da imagem, y é a coordenada da linha e x é a coordenada da coluna. A operação inversa, utilizada para deslinearizar N e recuperar as coordenadas originais, é dada por</w:t>
       </w:r>
       <w:r>
         <w:rPr>
-          <w:highlight w:val="red"/>
-        </w:rPr>
-        <w:t>bits</w:t>
-      </w:r>
-      <w:r>
-        <w:rPr>
-          <w:rFonts w:ascii="Cambria Math" w:hAnsi="Cambria Math" w:cs="Cambria Math"/>
-          <w:highlight w:val="red"/>
-        </w:rPr>
-        <w:t>ₙ</w:t>
-      </w:r>
-      <w:r>
-        <w:rPr>
-          <w:highlight w:val="red"/>
-        </w:rPr>
-        <w:t xml:space="preserve"> = </w:t>
-      </w:r>
-      <w:r>
-        <w:rPr>
-          <w:rFonts w:ascii="Cambria Math" w:hAnsi="Cambria Math" w:cs="Cambria Math"/>
-          <w:highlight w:val="red"/>
-        </w:rPr>
-        <w:t>⌊</w:t>
-      </w:r>
-      <w:r>
-        <w:rPr>
-          <w:highlight w:val="red"/>
-        </w:rPr>
-        <w:t>log</w:t>
-      </w:r>
-      <w:proofErr w:type="gramStart"/>
-      <w:r>
-        <w:rPr>
-          <w:rFonts w:ascii="Cambria Math" w:hAnsi="Cambria Math" w:cs="Cambria Math"/>
-          <w:highlight w:val="red"/>
-        </w:rPr>
-        <w:t>₂</w:t>
-      </w:r>
-      <w:r>
-        <w:rPr>
-          <w:highlight w:val="red"/>
-        </w:rPr>
-        <w:t>(</w:t>
-      </w:r>
-      <w:proofErr w:type="spellStart"/>
-      <w:proofErr w:type="gramEnd"/>
-      <w:r>
-        <w:rPr>
-          <w:highlight w:val="red"/>
-        </w:rPr>
-        <w:t>total_pixels</w:t>
-      </w:r>
-      <w:proofErr w:type="spellEnd"/>
-      <w:r>
-        <w:rPr>
-          <w:highlight w:val="red"/>
+          <w:rFonts w:ascii="Cambria Math" w:hAnsi="Cambria Math"/>
+          <w:i/>
+          <w:color w:val="666666"/>
         </w:rPr>
         <w:t xml:space="preserve"> </w:t>
       </w:r>
+      <m:oMath>
+        <m:r>
+          <w:rPr>
+            <w:rFonts w:ascii="Cambria Math" w:hAnsi="Cambria Math"/>
+            <w:color w:val="666666"/>
+          </w:rPr>
+          <m:t>y=</m:t>
+        </m:r>
+        <m:d>
+          <m:dPr>
+            <m:begChr m:val="⌊"/>
+            <m:endChr m:val="⌋"/>
+            <m:ctrlPr>
+              <w:rPr>
+                <w:rFonts w:ascii="Cambria Math" w:hAnsi="Cambria Math"/>
+                <w:i/>
+                <w:color w:val="666666"/>
+              </w:rPr>
+            </m:ctrlPr>
+          </m:dPr>
+          <m:e>
+            <m:f>
+              <m:fPr>
+                <m:ctrlPr>
+                  <w:rPr>
+                    <w:rFonts w:ascii="Cambria Math" w:hAnsi="Cambria Math"/>
+                    <w:i/>
+                    <w:color w:val="666666"/>
+                  </w:rPr>
+                </m:ctrlPr>
+              </m:fPr>
+              <m:num>
+                <m:r>
+                  <w:rPr>
+                    <w:rFonts w:ascii="Cambria Math" w:hAnsi="Cambria Math"/>
+                    <w:color w:val="666666"/>
+                  </w:rPr>
+                  <m:t>N</m:t>
+                </m:r>
+              </m:num>
+              <m:den>
+                <m:r>
+                  <w:rPr>
+                    <w:rFonts w:ascii="Cambria Math" w:hAnsi="Cambria Math"/>
+                    <w:color w:val="666666"/>
+                  </w:rPr>
+                  <m:t>L</m:t>
+                </m:r>
+              </m:den>
+            </m:f>
+          </m:e>
+        </m:d>
+        <m:r>
+          <w:rPr>
+            <w:rFonts w:ascii="Cambria Math" w:hAnsi="Cambria Math"/>
+            <w:i/>
+            <w:color w:val="666666"/>
+          </w:rPr>
+          <m:t> </m:t>
+        </m:r>
+        <m:r>
+          <m:rPr>
+            <m:nor/>
+          </m:rPr>
+          <w:rPr>
+            <w:rFonts w:ascii="Cambria Math" w:hAnsi="Cambria Math"/>
+            <w:i/>
+            <w:color w:val="666666"/>
+          </w:rPr>
+          <m:t>e</m:t>
+        </m:r>
+        <m:r>
+          <w:rPr>
+            <w:rFonts w:ascii="Cambria Math" w:hAnsi="Cambria Math"/>
+            <w:i/>
+            <w:color w:val="666666"/>
+          </w:rPr>
+          <m:t> </m:t>
+        </m:r>
+        <m:r>
+          <w:rPr>
+            <w:rFonts w:ascii="Cambria Math" w:hAnsi="Cambria Math"/>
+            <w:color w:val="666666"/>
+          </w:rPr>
+          <m:t>x=N </m:t>
+        </m:r>
+        <m:func>
+          <m:funcPr>
+            <m:ctrlPr>
+              <w:rPr>
+                <w:rFonts w:ascii="Cambria Math" w:hAnsi="Cambria Math"/>
+                <w:i/>
+                <w:color w:val="666666"/>
+              </w:rPr>
+            </m:ctrlPr>
+          </m:funcPr>
+          <m:fName>
+            <m:r>
+              <w:rPr>
+                <w:rFonts w:ascii="Cambria Math" w:hAnsi="Cambria Math"/>
+                <w:color w:val="666666"/>
+              </w:rPr>
+              <m:t>mod</m:t>
+            </m:r>
+          </m:fName>
+          <m:e>
+            <m:r>
+              <w:rPr>
+                <w:rFonts w:ascii="Cambria Math" w:hAnsi="Cambria Math"/>
+                <w:color w:val="666666"/>
+              </w:rPr>
+              <m:t>L</m:t>
+            </m:r>
+          </m:e>
+        </m:func>
+      </m:oMath>
       <w:r>
         <w:rPr>
-          <w:rFonts w:cs="Arial"/>
-          <w:highlight w:val="red"/>
+          <w:rFonts w:ascii="Cambria Math" w:hAnsi="Cambria Math"/>
+          <w:i/>
+          <w:color w:val="666666"/>
         </w:rPr>
-        <w:t>−</w:t>
-      </w:r>
-      <w:r>
-        <w:rPr>
-          <w:highlight w:val="red"/>
-        </w:rPr>
-        <w:t xml:space="preserve"> </w:t>
-      </w:r>
-      <w:proofErr w:type="gramStart"/>
-      <w:r>
-        <w:rPr>
-          <w:highlight w:val="red"/>
-        </w:rPr>
-        <w:t>1)</w:t>
-      </w:r>
-      <w:r>
-        <w:rPr>
-          <w:rFonts w:ascii="Cambria Math" w:hAnsi="Cambria Math" w:cs="Cambria Math"/>
-          <w:highlight w:val="red"/>
-        </w:rPr>
-        <w:t>⌋</w:t>
-      </w:r>
-      <w:proofErr w:type="gramEnd"/>
-      <w:r>
-        <w:rPr>
-          <w:highlight w:val="red"/>
-        </w:rPr>
-        <w:t xml:space="preserve"> + 1</w:t>
-      </w:r>
-      <w:r>
         <w:t>.</w:t>
-      </w:r>
-    </w:p>
-    <w:p>
-      <w:pPr>
-        <w:pStyle w:val="PargrafodaLista"/>
-        <w:ind w:left="0"/>
-      </w:pPr>
-      <w:r>
-        <w:t xml:space="preserve">O N é um inteiro que representa um par ordenado x e y linearizado pela fórmula </w:t>
-      </w:r>
-      <w:r>
-        <w:rPr>
-          <w:highlight w:val="red"/>
-        </w:rPr>
-        <w:t>N = y × L + x</w:t>
-      </w:r>
-      <w:r>
-        <w:t xml:space="preserve">, em que L é o número total de colunas da imagem, y é a coordenada da linha </w:t>
-      </w:r>
-      <w:r>
-        <w:lastRenderedPageBreak/>
-        <w:t xml:space="preserve">e x é a coordenada da coluna. A operação inversa, utilizada para </w:t>
-      </w:r>
-      <w:proofErr w:type="spellStart"/>
-      <w:r>
-        <w:t>deslinearizar</w:t>
-      </w:r>
-      <w:proofErr w:type="spellEnd"/>
-      <w:r>
-        <w:t xml:space="preserve"> N e recuperar as coordenadas originais, é dada por y = </w:t>
-      </w:r>
-      <w:r>
-        <w:rPr>
-          <w:rFonts w:ascii="Cambria Math" w:hAnsi="Cambria Math" w:cs="Cambria Math"/>
-        </w:rPr>
-        <w:t>⌊</w:t>
-      </w:r>
-      <w:r>
-        <w:t>N / L</w:t>
-      </w:r>
-      <w:r>
-        <w:rPr>
-          <w:rFonts w:ascii="Cambria Math" w:hAnsi="Cambria Math" w:cs="Cambria Math"/>
-        </w:rPr>
-        <w:t>⌋</w:t>
-      </w:r>
-      <w:r>
-        <w:t xml:space="preserve"> e x = N </w:t>
-      </w:r>
-      <w:proofErr w:type="spellStart"/>
-      <w:r>
-        <w:t>mod</w:t>
-      </w:r>
-      <w:proofErr w:type="spellEnd"/>
-      <w:r>
-        <w:t xml:space="preserve"> L.</w:t>
       </w:r>
     </w:p>
     <w:p>
@@ -7791,6 +7811,7 @@
       </w:pPr>
       <w:bookmarkStart w:id="36" w:name="_Toc224977267"/>
       <w:r>
+        <w:lastRenderedPageBreak/>
         <w:t>Verificação de capacidade e vetor de coordenadas</w:t>
       </w:r>
       <w:bookmarkEnd w:id="36"/>
@@ -7849,14 +7870,17 @@
       </w:pPr>
       <w:bookmarkStart w:id="38" w:name="_Toc224977269"/>
       <w:r>
+        <w:t>Decodificação da Mensagem</w:t>
+      </w:r>
+      <w:bookmarkEnd w:id="38"/>
+    </w:p>
+    <w:p>
+      <w:r>
+        <w:t xml:space="preserve">O processo de decodificação recebe como entrada a imagem codificada e o valor inicial de N. Enquanto não for encontrado o caractere nulo ‘\0’, o método chama a </w:t>
+      </w:r>
+      <w:r>
         <w:lastRenderedPageBreak/>
-        <w:t>Decodificação da Mensagem</w:t>
-      </w:r>
-      <w:bookmarkEnd w:id="38"/>
-    </w:p>
-    <w:p>
-      <w:r>
-        <w:t xml:space="preserve">O processo de decodificação recebe como entrada a imagem codificada e o valor inicial de N. Enquanto não for encontrado o caractere nulo ‘\0’, o método chama a função </w:t>
+        <w:t xml:space="preserve">função </w:t>
       </w:r>
       <w:proofErr w:type="spellStart"/>
       <w:r>
@@ -7939,16 +7963,13 @@
       </w:r>
       <w:proofErr w:type="spellEnd"/>
       <w:r>
-        <w:t xml:space="preserve"> é em relação à imagem de cobertura, dificultando sua detecção visual. Para avaliá-la, são utilizadas métricas que comparam </w:t>
-      </w:r>
+        <w:t xml:space="preserve"> é em relação à imagem de cobertura, dificultando sua detecção visual. Para avaliá-la, são utilizadas métricas que comparam diretamente os valores de pixel entre as duas imagens e que refletem aspectos tanto objetivos quanto perceptuais da qualidade visual.</w:t>
+      </w:r>
+    </w:p>
+    <w:p/>
+    <w:p>
       <w:r>
         <w:lastRenderedPageBreak/>
-        <w:t>diretamente os valores de pixel entre as duas imagens e que refletem aspectos tanto objetivos quanto perceptuais da qualidade visual.</w:t>
-      </w:r>
-    </w:p>
-    <w:p/>
-    <w:p>
-      <w:r>
         <w:t xml:space="preserve">Neste estudo serão </w:t>
       </w:r>
       <w:proofErr w:type="gramStart"/>
@@ -8007,10 +8028,18 @@
       </w:r>
       <w:proofErr w:type="spellEnd"/>
       <w:r>
-        <w:t xml:space="preserve"> Signal-</w:t>
+        <w:t xml:space="preserve"> </w:t>
       </w:r>
       <w:proofErr w:type="spellStart"/>
       <w:r>
+        <w:t>Signal</w:t>
+      </w:r>
+      <w:proofErr w:type="spellEnd"/>
+      <w:r>
+        <w:t>-</w:t>
+      </w:r>
+      <w:proofErr w:type="spellStart"/>
+      <w:r>
         <w:t>to</w:t>
       </w:r>
       <w:proofErr w:type="spellEnd"/>
@@ -8040,41 +8069,116 @@
         <w:t>O cálculo parte da diferença absoluta entre as duas imagens, elevando cada diferença ao quadrado para obter o erro quadrático por pixel. Em seguida, esses valores são somados e normalizados pelo número total de pixels e canais, resultando no MSE. Por fim, o PSNR é obtido aplicando-se a fórmula:</w:t>
       </w:r>
     </w:p>
-    <w:p/>
-    <w:p>
-      <w:r>
-        <w:rPr>
-          <w:highlight w:val="red"/>
-        </w:rPr>
-        <w:t xml:space="preserve">PSNR = 10 × log10 </w:t>
-      </w:r>
-      <w:proofErr w:type="gramStart"/>
-      <w:r>
-        <w:rPr>
-          <w:highlight w:val="red"/>
-        </w:rPr>
-        <w:t>( (</w:t>
-      </w:r>
-      <w:proofErr w:type="gramEnd"/>
-      <w:r>
-        <w:rPr>
-          <w:highlight w:val="red"/>
-        </w:rPr>
-        <w:t xml:space="preserve">255²) / </w:t>
-      </w:r>
-      <w:proofErr w:type="gramStart"/>
-      <w:r>
-        <w:rPr>
-          <w:highlight w:val="red"/>
-        </w:rPr>
-        <w:t>MSE )</w:t>
-      </w:r>
-      <w:proofErr w:type="gramEnd"/>
-    </w:p>
-    <w:p/>
-    <w:p>
-      <w:r>
-        <w:lastRenderedPageBreak/>
+    <w:p>
+      <m:oMathPara>
+        <m:oMath>
+          <m:r>
+            <w:rPr>
+              <w:rFonts w:ascii="Cambria Math" w:hAnsi="Cambria Math"/>
+            </w:rPr>
+            <m:t>PSNR=10×</m:t>
+          </m:r>
+          <m:func>
+            <m:funcPr>
+              <m:ctrlPr>
+                <w:rPr>
+                  <w:rFonts w:ascii="Cambria Math" w:hAnsi="Cambria Math"/>
+                </w:rPr>
+              </m:ctrlPr>
+            </m:funcPr>
+            <m:fName>
+              <m:sSub>
+                <m:sSubPr>
+                  <m:ctrlPr>
+                    <w:rPr>
+                      <w:rFonts w:ascii="Cambria Math" w:hAnsi="Cambria Math"/>
+                    </w:rPr>
+                  </m:ctrlPr>
+                </m:sSubPr>
+                <m:e>
+                  <m:r>
+                    <m:rPr>
+                      <m:sty m:val="p"/>
+                    </m:rPr>
+                    <w:rPr>
+                      <w:rFonts w:ascii="Cambria Math" w:hAnsi="Cambria Math"/>
+                    </w:rPr>
+                    <m:t>log</m:t>
+                  </m:r>
+                </m:e>
+                <m:sub>
+                  <m:r>
+                    <w:rPr>
+                      <w:rFonts w:ascii="Cambria Math" w:hAnsi="Cambria Math"/>
+                    </w:rPr>
+                    <m:t>10</m:t>
+                  </m:r>
+                </m:sub>
+              </m:sSub>
+            </m:fName>
+            <m:e>
+              <m:d>
+                <m:dPr>
+                  <m:ctrlPr>
+                    <w:rPr>
+                      <w:rFonts w:ascii="Cambria Math" w:hAnsi="Cambria Math"/>
+                    </w:rPr>
+                  </m:ctrlPr>
+                </m:dPr>
+                <m:e>
+                  <m:f>
+                    <m:fPr>
+                      <m:ctrlPr>
+                        <w:rPr>
+                          <w:rFonts w:ascii="Cambria Math" w:hAnsi="Cambria Math"/>
+                        </w:rPr>
+                      </m:ctrlPr>
+                    </m:fPr>
+                    <m:num>
+                      <m:sSup>
+                        <m:sSupPr>
+                          <m:ctrlPr>
+                            <w:rPr>
+                              <w:rFonts w:ascii="Cambria Math" w:hAnsi="Cambria Math"/>
+                            </w:rPr>
+                          </m:ctrlPr>
+                        </m:sSupPr>
+                        <m:e>
+                          <m:r>
+                            <w:rPr>
+                              <w:rFonts w:ascii="Cambria Math" w:hAnsi="Cambria Math"/>
+                            </w:rPr>
+                            <m:t>255</m:t>
+                          </m:r>
+                        </m:e>
+                        <m:sup>
+                          <m:r>
+                            <w:rPr>
+                              <w:rFonts w:ascii="Cambria Math" w:hAnsi="Cambria Math"/>
+                            </w:rPr>
+                            <m:t>2</m:t>
+                          </m:r>
+                        </m:sup>
+                      </m:sSup>
+                    </m:num>
+                    <m:den>
+                      <m:r>
+                        <w:rPr>
+                          <w:rFonts w:ascii="Cambria Math" w:hAnsi="Cambria Math"/>
+                        </w:rPr>
+                        <m:t>MSE</m:t>
+                      </m:r>
+                    </m:den>
+                  </m:f>
+                </m:e>
+              </m:d>
+            </m:e>
+          </m:func>
+        </m:oMath>
+      </m:oMathPara>
+    </w:p>
+    <w:p>
+      <w:r>
         <w:t>onde 255 representa o valor máximo possível para um pixel em imagens de 8 bits. Quanto maior o valor de PSNR, melhor a qualidade visual, com valores acima de 40 dB sendo considerados de alta fidelidade.</w:t>
       </w:r>
     </w:p>
@@ -8087,6 +8191,7 @@
         </w:numPr>
       </w:pPr>
       <w:r>
+        <w:lastRenderedPageBreak/>
         <w:t>SSIM e FSIM</w:t>
       </w:r>
     </w:p>
@@ -8125,156 +8230,544 @@
         <w:t xml:space="preserve"> I′ é calculado pela fórmula:</w:t>
       </w:r>
     </w:p>
+    <w:p>
+      <m:oMathPara>
+        <m:oMath>
+          <m:r>
+            <w:rPr>
+              <w:rFonts w:ascii="Cambria Math" w:hAnsi="Cambria Math"/>
+            </w:rPr>
+            <m:t>SSIM</m:t>
+          </m:r>
+          <m:d>
+            <m:dPr>
+              <m:ctrlPr>
+                <w:rPr>
+                  <w:rFonts w:ascii="Cambria Math" w:hAnsi="Cambria Math"/>
+                </w:rPr>
+              </m:ctrlPr>
+            </m:dPr>
+            <m:e>
+              <m:r>
+                <w:rPr>
+                  <w:rFonts w:ascii="Cambria Math" w:hAnsi="Cambria Math"/>
+                </w:rPr>
+                <m:t>I,I'</m:t>
+              </m:r>
+            </m:e>
+          </m:d>
+          <m:r>
+            <w:rPr>
+              <w:rFonts w:ascii="Cambria Math" w:hAnsi="Cambria Math"/>
+            </w:rPr>
+            <m:t>=</m:t>
+          </m:r>
+          <m:f>
+            <m:fPr>
+              <m:ctrlPr>
+                <w:rPr>
+                  <w:rFonts w:ascii="Cambria Math" w:hAnsi="Cambria Math"/>
+                </w:rPr>
+              </m:ctrlPr>
+            </m:fPr>
+            <m:num>
+              <m:d>
+                <m:dPr>
+                  <m:ctrlPr>
+                    <w:rPr>
+                      <w:rFonts w:ascii="Cambria Math" w:hAnsi="Cambria Math"/>
+                    </w:rPr>
+                  </m:ctrlPr>
+                </m:dPr>
+                <m:e>
+                  <m:r>
+                    <w:rPr>
+                      <w:rFonts w:ascii="Cambria Math" w:hAnsi="Cambria Math"/>
+                    </w:rPr>
+                    <m:t>2</m:t>
+                  </m:r>
+                  <m:sSub>
+                    <m:sSubPr>
+                      <m:ctrlPr>
+                        <w:rPr>
+                          <w:rFonts w:ascii="Cambria Math" w:hAnsi="Cambria Math"/>
+                        </w:rPr>
+                      </m:ctrlPr>
+                    </m:sSubPr>
+                    <m:e>
+                      <m:r>
+                        <w:rPr>
+                          <w:rFonts w:ascii="Cambria Math" w:hAnsi="Cambria Math"/>
+                        </w:rPr>
+                        <m:t>μ</m:t>
+                      </m:r>
+                    </m:e>
+                    <m:sub>
+                      <m:r>
+                        <w:rPr>
+                          <w:rFonts w:ascii="Cambria Math" w:hAnsi="Cambria Math"/>
+                        </w:rPr>
+                        <m:t>I</m:t>
+                      </m:r>
+                    </m:sub>
+                  </m:sSub>
+                  <m:sSub>
+                    <m:sSubPr>
+                      <m:ctrlPr>
+                        <w:rPr>
+                          <w:rFonts w:ascii="Cambria Math" w:hAnsi="Cambria Math"/>
+                        </w:rPr>
+                      </m:ctrlPr>
+                    </m:sSubPr>
+                    <m:e>
+                      <m:r>
+                        <w:rPr>
+                          <w:rFonts w:ascii="Cambria Math" w:hAnsi="Cambria Math"/>
+                        </w:rPr>
+                        <m:t>μ</m:t>
+                      </m:r>
+                    </m:e>
+                    <m:sub>
+                      <m:r>
+                        <w:rPr>
+                          <w:rFonts w:ascii="Cambria Math" w:hAnsi="Cambria Math"/>
+                        </w:rPr>
+                        <m:t>I'</m:t>
+                      </m:r>
+                    </m:sub>
+                  </m:sSub>
+                  <m:r>
+                    <w:rPr>
+                      <w:rFonts w:ascii="Cambria Math" w:hAnsi="Cambria Math"/>
+                    </w:rPr>
+                    <m:t>+</m:t>
+                  </m:r>
+                  <m:sSub>
+                    <m:sSubPr>
+                      <m:ctrlPr>
+                        <w:rPr>
+                          <w:rFonts w:ascii="Cambria Math" w:hAnsi="Cambria Math"/>
+                        </w:rPr>
+                      </m:ctrlPr>
+                    </m:sSubPr>
+                    <m:e>
+                      <m:r>
+                        <w:rPr>
+                          <w:rFonts w:ascii="Cambria Math" w:hAnsi="Cambria Math"/>
+                        </w:rPr>
+                        <m:t>C</m:t>
+                      </m:r>
+                    </m:e>
+                    <m:sub>
+                      <m:r>
+                        <w:rPr>
+                          <w:rFonts w:ascii="Cambria Math" w:hAnsi="Cambria Math"/>
+                        </w:rPr>
+                        <m:t>1</m:t>
+                      </m:r>
+                    </m:sub>
+                  </m:sSub>
+                </m:e>
+              </m:d>
+              <m:d>
+                <m:dPr>
+                  <m:ctrlPr>
+                    <w:rPr>
+                      <w:rFonts w:ascii="Cambria Math" w:hAnsi="Cambria Math"/>
+                    </w:rPr>
+                  </m:ctrlPr>
+                </m:dPr>
+                <m:e>
+                  <m:r>
+                    <w:rPr>
+                      <w:rFonts w:ascii="Cambria Math" w:hAnsi="Cambria Math"/>
+                    </w:rPr>
+                    <m:t>2</m:t>
+                  </m:r>
+                  <m:sSub>
+                    <m:sSubPr>
+                      <m:ctrlPr>
+                        <w:rPr>
+                          <w:rFonts w:ascii="Cambria Math" w:hAnsi="Cambria Math"/>
+                        </w:rPr>
+                      </m:ctrlPr>
+                    </m:sSubPr>
+                    <m:e>
+                      <m:r>
+                        <w:rPr>
+                          <w:rFonts w:ascii="Cambria Math" w:hAnsi="Cambria Math"/>
+                        </w:rPr>
+                        <m:t>σ</m:t>
+                      </m:r>
+                    </m:e>
+                    <m:sub>
+                      <m:r>
+                        <w:rPr>
+                          <w:rFonts w:ascii="Cambria Math" w:hAnsi="Cambria Math"/>
+                        </w:rPr>
+                        <m:t>II'</m:t>
+                      </m:r>
+                    </m:sub>
+                  </m:sSub>
+                  <m:r>
+                    <w:rPr>
+                      <w:rFonts w:ascii="Cambria Math" w:hAnsi="Cambria Math"/>
+                    </w:rPr>
+                    <m:t>+</m:t>
+                  </m:r>
+                  <m:sSub>
+                    <m:sSubPr>
+                      <m:ctrlPr>
+                        <w:rPr>
+                          <w:rFonts w:ascii="Cambria Math" w:hAnsi="Cambria Math"/>
+                        </w:rPr>
+                      </m:ctrlPr>
+                    </m:sSubPr>
+                    <m:e>
+                      <m:r>
+                        <w:rPr>
+                          <w:rFonts w:ascii="Cambria Math" w:hAnsi="Cambria Math"/>
+                        </w:rPr>
+                        <m:t>C</m:t>
+                      </m:r>
+                    </m:e>
+                    <m:sub>
+                      <m:r>
+                        <w:rPr>
+                          <w:rFonts w:ascii="Cambria Math" w:hAnsi="Cambria Math"/>
+                        </w:rPr>
+                        <m:t>2</m:t>
+                      </m:r>
+                    </m:sub>
+                  </m:sSub>
+                </m:e>
+              </m:d>
+            </m:num>
+            <m:den>
+              <m:d>
+                <m:dPr>
+                  <m:ctrlPr>
+                    <w:rPr>
+                      <w:rFonts w:ascii="Cambria Math" w:hAnsi="Cambria Math"/>
+                    </w:rPr>
+                  </m:ctrlPr>
+                </m:dPr>
+                <m:e>
+                  <m:sSubSup>
+                    <m:sSubSupPr>
+                      <m:ctrlPr>
+                        <w:rPr>
+                          <w:rFonts w:ascii="Cambria Math" w:hAnsi="Cambria Math"/>
+                        </w:rPr>
+                      </m:ctrlPr>
+                    </m:sSubSupPr>
+                    <m:e>
+                      <m:r>
+                        <w:rPr>
+                          <w:rFonts w:ascii="Cambria Math" w:hAnsi="Cambria Math"/>
+                        </w:rPr>
+                        <m:t>μ</m:t>
+                      </m:r>
+                    </m:e>
+                    <m:sub>
+                      <m:r>
+                        <w:rPr>
+                          <w:rFonts w:ascii="Cambria Math" w:hAnsi="Cambria Math"/>
+                        </w:rPr>
+                        <m:t>I</m:t>
+                      </m:r>
+                    </m:sub>
+                    <m:sup>
+                      <m:r>
+                        <w:rPr>
+                          <w:rFonts w:ascii="Cambria Math" w:hAnsi="Cambria Math"/>
+                        </w:rPr>
+                        <m:t>2</m:t>
+                      </m:r>
+                    </m:sup>
+                  </m:sSubSup>
+                  <m:r>
+                    <w:rPr>
+                      <w:rFonts w:ascii="Cambria Math" w:hAnsi="Cambria Math"/>
+                    </w:rPr>
+                    <m:t>+</m:t>
+                  </m:r>
+                  <m:sSubSup>
+                    <m:sSubSupPr>
+                      <m:ctrlPr>
+                        <w:rPr>
+                          <w:rFonts w:ascii="Cambria Math" w:hAnsi="Cambria Math"/>
+                        </w:rPr>
+                      </m:ctrlPr>
+                    </m:sSubSupPr>
+                    <m:e>
+                      <m:r>
+                        <w:rPr>
+                          <w:rFonts w:ascii="Cambria Math" w:hAnsi="Cambria Math"/>
+                        </w:rPr>
+                        <m:t>μ</m:t>
+                      </m:r>
+                    </m:e>
+                    <m:sub>
+                      <m:r>
+                        <w:rPr>
+                          <w:rFonts w:ascii="Cambria Math" w:hAnsi="Cambria Math"/>
+                        </w:rPr>
+                        <m:t>I'</m:t>
+                      </m:r>
+                    </m:sub>
+                    <m:sup>
+                      <m:r>
+                        <w:rPr>
+                          <w:rFonts w:ascii="Cambria Math" w:hAnsi="Cambria Math"/>
+                        </w:rPr>
+                        <m:t>2</m:t>
+                      </m:r>
+                    </m:sup>
+                  </m:sSubSup>
+                  <m:r>
+                    <w:rPr>
+                      <w:rFonts w:ascii="Cambria Math" w:hAnsi="Cambria Math"/>
+                    </w:rPr>
+                    <m:t>+</m:t>
+                  </m:r>
+                  <m:sSub>
+                    <m:sSubPr>
+                      <m:ctrlPr>
+                        <w:rPr>
+                          <w:rFonts w:ascii="Cambria Math" w:hAnsi="Cambria Math"/>
+                        </w:rPr>
+                      </m:ctrlPr>
+                    </m:sSubPr>
+                    <m:e>
+                      <m:r>
+                        <w:rPr>
+                          <w:rFonts w:ascii="Cambria Math" w:hAnsi="Cambria Math"/>
+                        </w:rPr>
+                        <m:t>C</m:t>
+                      </m:r>
+                    </m:e>
+                    <m:sub>
+                      <m:r>
+                        <w:rPr>
+                          <w:rFonts w:ascii="Cambria Math" w:hAnsi="Cambria Math"/>
+                        </w:rPr>
+                        <m:t>1</m:t>
+                      </m:r>
+                    </m:sub>
+                  </m:sSub>
+                </m:e>
+              </m:d>
+              <m:d>
+                <m:dPr>
+                  <m:ctrlPr>
+                    <w:rPr>
+                      <w:rFonts w:ascii="Cambria Math" w:hAnsi="Cambria Math"/>
+                    </w:rPr>
+                  </m:ctrlPr>
+                </m:dPr>
+                <m:e>
+                  <m:sSubSup>
+                    <m:sSubSupPr>
+                      <m:ctrlPr>
+                        <w:rPr>
+                          <w:rFonts w:ascii="Cambria Math" w:hAnsi="Cambria Math"/>
+                        </w:rPr>
+                      </m:ctrlPr>
+                    </m:sSubSupPr>
+                    <m:e>
+                      <m:r>
+                        <w:rPr>
+                          <w:rFonts w:ascii="Cambria Math" w:hAnsi="Cambria Math"/>
+                        </w:rPr>
+                        <m:t>σ</m:t>
+                      </m:r>
+                    </m:e>
+                    <m:sub>
+                      <m:r>
+                        <w:rPr>
+                          <w:rFonts w:ascii="Cambria Math" w:hAnsi="Cambria Math"/>
+                        </w:rPr>
+                        <m:t>I</m:t>
+                      </m:r>
+                    </m:sub>
+                    <m:sup>
+                      <m:r>
+                        <w:rPr>
+                          <w:rFonts w:ascii="Cambria Math" w:hAnsi="Cambria Math"/>
+                        </w:rPr>
+                        <m:t>2</m:t>
+                      </m:r>
+                    </m:sup>
+                  </m:sSubSup>
+                  <m:r>
+                    <w:rPr>
+                      <w:rFonts w:ascii="Cambria Math" w:hAnsi="Cambria Math"/>
+                    </w:rPr>
+                    <m:t>+</m:t>
+                  </m:r>
+                  <m:sSubSup>
+                    <m:sSubSupPr>
+                      <m:ctrlPr>
+                        <w:rPr>
+                          <w:rFonts w:ascii="Cambria Math" w:hAnsi="Cambria Math"/>
+                        </w:rPr>
+                      </m:ctrlPr>
+                    </m:sSubSupPr>
+                    <m:e>
+                      <m:r>
+                        <w:rPr>
+                          <w:rFonts w:ascii="Cambria Math" w:hAnsi="Cambria Math"/>
+                        </w:rPr>
+                        <m:t>σ</m:t>
+                      </m:r>
+                    </m:e>
+                    <m:sub>
+                      <m:r>
+                        <w:rPr>
+                          <w:rFonts w:ascii="Cambria Math" w:hAnsi="Cambria Math"/>
+                        </w:rPr>
+                        <m:t>I'</m:t>
+                      </m:r>
+                    </m:sub>
+                    <m:sup>
+                      <m:r>
+                        <w:rPr>
+                          <w:rFonts w:ascii="Cambria Math" w:hAnsi="Cambria Math"/>
+                        </w:rPr>
+                        <m:t>2</m:t>
+                      </m:r>
+                    </m:sup>
+                  </m:sSubSup>
+                  <m:r>
+                    <w:rPr>
+                      <w:rFonts w:ascii="Cambria Math" w:hAnsi="Cambria Math"/>
+                    </w:rPr>
+                    <m:t>+</m:t>
+                  </m:r>
+                  <m:sSub>
+                    <m:sSubPr>
+                      <m:ctrlPr>
+                        <w:rPr>
+                          <w:rFonts w:ascii="Cambria Math" w:hAnsi="Cambria Math"/>
+                        </w:rPr>
+                      </m:ctrlPr>
+                    </m:sSubPr>
+                    <m:e>
+                      <m:r>
+                        <w:rPr>
+                          <w:rFonts w:ascii="Cambria Math" w:hAnsi="Cambria Math"/>
+                        </w:rPr>
+                        <m:t>C</m:t>
+                      </m:r>
+                    </m:e>
+                    <m:sub>
+                      <m:r>
+                        <w:rPr>
+                          <w:rFonts w:ascii="Cambria Math" w:hAnsi="Cambria Math"/>
+                        </w:rPr>
+                        <m:t>2</m:t>
+                      </m:r>
+                    </m:sub>
+                  </m:sSub>
+                </m:e>
+              </m:d>
+            </m:den>
+          </m:f>
+        </m:oMath>
+      </m:oMathPara>
+    </w:p>
     <w:p/>
     <w:p>
-      <w:proofErr w:type="gramStart"/>
-      <w:r>
-        <w:rPr>
-          <w:highlight w:val="red"/>
-        </w:rPr>
-        <w:t>SSIM(</w:t>
-      </w:r>
-      <w:proofErr w:type="gramEnd"/>
-      <w:r>
-        <w:rPr>
-          <w:highlight w:val="red"/>
-        </w:rPr>
-        <w:t xml:space="preserve">I, I′) = [(2 * </w:t>
+      <w:r>
+        <w:t xml:space="preserve">onde </w:t>
       </w:r>
       <w:proofErr w:type="spellStart"/>
       <w:r>
-        <w:rPr>
-          <w:highlight w:val="red"/>
-        </w:rPr>
         <w:t>μ_I</w:t>
       </w:r>
       <w:proofErr w:type="spellEnd"/>
       <w:r>
-        <w:rPr>
-          <w:highlight w:val="red"/>
-        </w:rPr>
-        <w:t xml:space="preserve"> * </w:t>
+        <w:t xml:space="preserve"> e </w:t>
       </w:r>
       <w:proofErr w:type="spellStart"/>
       <w:r>
-        <w:rPr>
-          <w:highlight w:val="red"/>
-        </w:rPr>
         <w:t>μ_I</w:t>
       </w:r>
       <w:proofErr w:type="spellEnd"/>
       <w:r>
-        <w:rPr>
-          <w:highlight w:val="red"/>
-        </w:rPr>
-        <w:t xml:space="preserve">′ + C1) * (2 * </w:t>
+        <w:t xml:space="preserve">′ são as médias de intensidade das imagens, </w:t>
       </w:r>
       <w:proofErr w:type="spellStart"/>
       <w:r>
-        <w:rPr>
-          <w:highlight w:val="red"/>
-        </w:rPr>
+        <w:t>σ_I</w:t>
+      </w:r>
+      <w:proofErr w:type="spellEnd"/>
+      <w:r>
+        <w:t xml:space="preserve"> e </w:t>
+      </w:r>
+      <w:proofErr w:type="spellStart"/>
+      <w:r>
+        <w:t>σ_I</w:t>
+      </w:r>
+      <w:proofErr w:type="spellEnd"/>
+      <w:r>
+        <w:t xml:space="preserve">′ os desvios padrão que representam o contraste, e </w:t>
+      </w:r>
+      <w:proofErr w:type="spellStart"/>
+      <w:r>
         <w:t>σ_II</w:t>
       </w:r>
       <w:proofErr w:type="spellEnd"/>
       <w:r>
-        <w:rPr>
-          <w:highlight w:val="red"/>
-        </w:rPr>
-        <w:t>′ + C2)] / [(μ_I^2 + μ_I′^2 + C1) * (σ_I^2 + σ_I′^2 + C2)]</w:t>
+        <w:t>′ a covariância entre as imagens, que reflete a estrutura. C1 e C2 são constantes pequenas para evitar divisões por zero, calculadas a partir do intervalo dinâmico dos pixels, geralmente com base em 255 para imagens de 8 bits. O valor do SSIM varia geralmente entre 0 e 1, sendo que valores próximos de 1 indicam alta similaridade estrutural e, consequentemente, boa qualidade visual.</w:t>
       </w:r>
     </w:p>
     <w:p/>
     <w:p>
       <w:r>
-        <w:t xml:space="preserve">onde </w:t>
+        <w:t xml:space="preserve">No código apresentado, a função para cálculo do SSIM utiliza a biblioteca </w:t>
       </w:r>
       <w:proofErr w:type="spellStart"/>
       <w:r>
-        <w:t>μ_I</w:t>
+        <w:t>OpenCV</w:t>
       </w:r>
       <w:proofErr w:type="spellEnd"/>
       <w:r>
-        <w:t xml:space="preserve"> e </w:t>
+        <w:t xml:space="preserve">, que possui uma implementação pronta chamada </w:t>
       </w:r>
       <w:proofErr w:type="spellStart"/>
       <w:r>
-        <w:t>μ_I</w:t>
+        <w:t>QualitySSIM</w:t>
       </w:r>
       <w:proofErr w:type="spellEnd"/>
       <w:r>
-        <w:t xml:space="preserve">′ são as médias de intensidade das imagens, </w:t>
+        <w:t xml:space="preserve">. Ela recebe as duas imagens, original e </w:t>
       </w:r>
       <w:proofErr w:type="spellStart"/>
       <w:r>
-        <w:t>σ_I</w:t>
+        <w:t>estego</w:t>
       </w:r>
       <w:proofErr w:type="spellEnd"/>
       <w:r>
-        <w:t xml:space="preserve"> e </w:t>
+        <w:t>, e retorna um valor para cada canal de cor (por exemplo, para imagens coloridas em RGB). Para imagens em tons de cinza, basta considerar o primeiro valor retornado. O código também verifica se as imagens não estão vazias e se possuem o mesmo tamanho e tipo, garantindo a validade da comparação.</w:t>
+      </w:r>
+    </w:p>
+    <w:p>
+      <w:r>
+        <w:t xml:space="preserve">Já o FSIM, Feature </w:t>
       </w:r>
       <w:proofErr w:type="spellStart"/>
       <w:r>
-        <w:t>σ_I</w:t>
+        <w:t>Similarity</w:t>
       </w:r>
       <w:proofErr w:type="spellEnd"/>
       <w:r>
-        <w:t xml:space="preserve">′ os desvios padrão que representam o contraste, e </w:t>
-      </w:r>
-      <w:proofErr w:type="spellStart"/>
-      <w:r>
-        <w:t>σ_II</w:t>
-      </w:r>
-      <w:proofErr w:type="spellEnd"/>
-      <w:r>
-        <w:t>′ a covariância entre as imagens, que reflete a estrutura. C1 e C2 são constantes pequenas para evitar divisões por zero, calculadas a partir do intervalo dinâmico dos pixels, geralmente com base em 255 para imagens de 8 bits. O valor do SSIM varia geralmente entre 0 e 1, sendo que valores próximos de 1 indicam alta similaridade estrutural e, consequentemente, boa qualidade visual.</w:t>
-      </w:r>
-    </w:p>
-    <w:p/>
-    <w:p>
-      <w:r>
-        <w:t xml:space="preserve">No código apresentado, a função para cálculo do SSIM utiliza a biblioteca </w:t>
-      </w:r>
-      <w:proofErr w:type="spellStart"/>
-      <w:r>
-        <w:t>OpenCV</w:t>
-      </w:r>
-      <w:proofErr w:type="spellEnd"/>
-      <w:r>
-        <w:t xml:space="preserve">, que possui uma implementação pronta chamada </w:t>
-      </w:r>
-      <w:proofErr w:type="spellStart"/>
-      <w:r>
-        <w:t>QualitySSIM</w:t>
-      </w:r>
-      <w:proofErr w:type="spellEnd"/>
-      <w:r>
-        <w:t xml:space="preserve">. Ela recebe as duas imagens, original e </w:t>
-      </w:r>
-      <w:proofErr w:type="spellStart"/>
-      <w:r>
-        <w:t>estego</w:t>
-      </w:r>
-      <w:proofErr w:type="spellEnd"/>
-      <w:r>
-        <w:t xml:space="preserve">, e retorna um valor para cada canal de cor (por exemplo, para imagens coloridas em RGB). Para imagens em tons de cinza, basta considerar </w:t>
+        <w:t xml:space="preserve"> Index, é uma métrica que também leva em conta a percepção humana, mas foca mais em características de baixo nível da imagem que o sistema visual humano considera importantes, especialmente bordas e texturas. </w:t>
       </w:r>
       <w:r>
         <w:lastRenderedPageBreak/>
-        <w:t>o primeiro valor retornado. O código também verifica se as imagens não estão vazias e se possuem o mesmo tamanho e tipo, garantindo a validade da comparação.</w:t>
-      </w:r>
-    </w:p>
-    <w:p>
-      <w:r>
-        <w:t xml:space="preserve">Já o FSIM, Feature </w:t>
-      </w:r>
-      <w:proofErr w:type="spellStart"/>
-      <w:r>
-        <w:t>Similarity</w:t>
-      </w:r>
-      <w:proofErr w:type="spellEnd"/>
-      <w:r>
-        <w:t xml:space="preserve"> Index, é uma métrica que também leva em conta a percepção humana, mas foca mais em características de baixo nível da imagem que o sistema visual humano considera importantes, especialmente bordas e texturas. Para isso, o FSIM usa a congruência de fase, que mede o alinhamento das fases das componentes de frequência da imagem, indicando onde estão as bordas e estruturas significativas, e a magnitude do gradiente, que capta as mudanças de contraste e detalhes finos.</w:t>
+        <w:t>Para isso, o FSIM usa a congruência de fase, que mede o alinhamento das fases das componentes de frequência da imagem, indicando onde estão as bordas e estruturas significativas, e a magnitude do gradiente, que capta as mudanças de contraste e detalhes finos.</w:t>
       </w:r>
     </w:p>
     <w:p>
@@ -8327,25 +8820,25 @@
       </w:r>
       <w:proofErr w:type="spellEnd"/>
       <w:r>
-        <w:t xml:space="preserve">. Com o avanço dos métodos esteganográficos, tornou-se cada vez mais difícil identificar alterações visuais simples, exigindo o uso de ferramentas estatísticas para análise. </w:t>
+        <w:t>. Com o avanço dos métodos esteganográficos, tornou-se cada vez mais difícil identificar alterações visuais simples, exigindo o uso de ferramentas estatísticas para análise. Essas ferramentas buscam evidências de modificações nas propriedades estatísticas da imagem causadas pela inserção da mensagem.</w:t>
+      </w:r>
+    </w:p>
+    <w:p/>
+    <w:p>
+      <w:r>
+        <w:t xml:space="preserve">Nesse estudo, as métricas selecionadas para avaliação da segurança são: análise de histogramas, teste </w:t>
+      </w:r>
+      <w:proofErr w:type="spellStart"/>
+      <w:r>
+        <w:t>qui</w:t>
+      </w:r>
+      <w:proofErr w:type="spellEnd"/>
+      <w:r>
+        <w:t xml:space="preserve">-quadrado (χ²) e análise RS (Regular Singular). Essas métricas </w:t>
       </w:r>
       <w:r>
         <w:lastRenderedPageBreak/>
-        <w:t>Essas ferramentas buscam evidências de modificações nas propriedades estatísticas da imagem causadas pela inserção da mensagem.</w:t>
-      </w:r>
-    </w:p>
-    <w:p/>
-    <w:p>
-      <w:r>
-        <w:t xml:space="preserve">Nesse estudo, as métricas selecionadas para avaliação da segurança são: análise de histogramas, teste </w:t>
-      </w:r>
-      <w:proofErr w:type="spellStart"/>
-      <w:r>
-        <w:t>qui</w:t>
-      </w:r>
-      <w:proofErr w:type="spellEnd"/>
-      <w:r>
-        <w:t>-quadrado (χ²) e análise RS (Regular Singular). Essas métricas permitem medir a resistência do método proposto contra a detecção por esteganálise, garantindo que a existência da mensagem inserida seja difícil de ser identificada.</w:t>
+        <w:t>permitem medir a resistência do método proposto contra a detecção por esteganálise, garantindo que a existência da mensagem inserida seja difícil de ser identificada.</w:t>
       </w:r>
     </w:p>
     <w:p>
@@ -8413,8 +8906,11 @@
     <w:p/>
     <w:p>
       <w:r>
+        <w:t xml:space="preserve">No método implementado aqui, a imagem é dividida por canais, e cada canal é analisado em blocos de tamanho fixo (por exemplo, 8 pixels). Para cada grupo, calcula-se a soma das diferenças absolutas entre pixels adjacentes (função discriminante). Depois, o mesmo grupo tem seus bits menos significativos invertidos, e a função é recalculada. Se a função para o grupo invertido for maior que a original, </w:t>
+      </w:r>
+      <w:r>
         <w:lastRenderedPageBreak/>
-        <w:t>No método implementado aqui, a imagem é dividida por canais, e cada canal é analisado em blocos de tamanho fixo (por exemplo, 8 pixels). Para cada grupo, calcula-se a soma das diferenças absolutas entre pixels adjacentes (função discriminante). Depois, o mesmo grupo tem seus bits menos significativos invertidos, e a função é recalculada. Se a função para o grupo invertido for maior que a original, o grupo é classificado como regular (R). Se for menor, é singular (S). Grupos com valores iguais são ignorados.</w:t>
+        <w:t>o grupo é classificado como regular (R). Se for menor, é singular (S). Grupos com valores iguais são ignorados.</w:t>
       </w:r>
     </w:p>
     <w:p/>
@@ -8483,6 +8979,7 @@
     <w:p/>
     <w:p>
       <w:r>
+        <w:lastRenderedPageBreak/>
         <w:t>Para cada par calcula-se a frequência esperada que é a média das frequências observadas nos dois valores do par, ou seja, a soma das ocorrências dos dois valores dividida por 2.</w:t>
       </w:r>
     </w:p>
@@ -8526,34 +9023,34 @@
       </w:pPr>
       <w:bookmarkStart w:id="43" w:name="_Toc224977274"/>
       <w:r>
+        <w:t>Métricas de Capacidade e Robustez (</w:t>
+      </w:r>
+      <w:proofErr w:type="spellStart"/>
+      <w:r>
+        <w:t>maxBytes</w:t>
+      </w:r>
+      <w:proofErr w:type="spellEnd"/>
+      <w:r>
+        <w:t xml:space="preserve">, </w:t>
+      </w:r>
+      <w:proofErr w:type="spellStart"/>
+      <w:r>
+        <w:t>bpp</w:t>
+      </w:r>
+      <w:proofErr w:type="spellEnd"/>
+      <w:r>
+        <w:t>, BER)</w:t>
+      </w:r>
+      <w:bookmarkEnd w:id="43"/>
+    </w:p>
+    <w:p>
+      <w:r>
+        <w:t>Na esteganografia, além de garantir que a mensagem fique invisível (imperceptibilidade) e segura contra detecção (segurança), é fundamental avaliar a capacidade e a robustez do método utilizado.</w:t>
+      </w:r>
+    </w:p>
+    <w:p>
+      <w:r>
         <w:lastRenderedPageBreak/>
-        <w:t>Métricas de Capacidade e Robustez (</w:t>
-      </w:r>
-      <w:proofErr w:type="spellStart"/>
-      <w:r>
-        <w:t>maxBytes</w:t>
-      </w:r>
-      <w:proofErr w:type="spellEnd"/>
-      <w:r>
-        <w:t xml:space="preserve">, </w:t>
-      </w:r>
-      <w:proofErr w:type="spellStart"/>
-      <w:r>
-        <w:t>bpp</w:t>
-      </w:r>
-      <w:proofErr w:type="spellEnd"/>
-      <w:r>
-        <w:t>, BER)</w:t>
-      </w:r>
-      <w:bookmarkEnd w:id="43"/>
-    </w:p>
-    <w:p>
-      <w:r>
-        <w:t>Na esteganografia, além de garantir que a mensagem fique invisível (imperceptibilidade) e segura contra detecção (segurança), é fundamental avaliar a capacidade e a robustez do método utilizado.</w:t>
-      </w:r>
-    </w:p>
-    <w:p>
-      <w:r>
         <w:t xml:space="preserve">Capacidade refere-se à quantidade máxima de dados que podem ser inseridos na imagem sem comprometer sua qualidade ou segurança. Métricas de capacidade ajudam a determinar o limite de bits ou bytes que podem ser escondidos de forma eficiente, garantindo que a inserção da mensagem não degrade a imagem nem facilite a sua detecção. Nesse estudo usamos </w:t>
       </w:r>
       <w:proofErr w:type="spellStart"/>
@@ -8613,15 +9110,20 @@
         </w:numPr>
       </w:pPr>
       <w:r>
-        <w:t>Bit-</w:t>
+        <w:t>Bit-Error-</w:t>
       </w:r>
       <w:proofErr w:type="spellStart"/>
       <w:r>
-        <w:t>Error</w:t>
+        <w:t>Ratio</w:t>
       </w:r>
       <w:proofErr w:type="spellEnd"/>
       <w:r>
-        <w:t>-</w:t>
+        <w:t xml:space="preserve"> (BER)</w:t>
+      </w:r>
+    </w:p>
+    <w:p>
+      <w:r>
+        <w:t>A métrica Bit-Error-</w:t>
       </w:r>
       <w:proofErr w:type="spellStart"/>
       <w:r>
@@ -8629,37 +9131,13 @@
       </w:r>
       <w:proofErr w:type="spellEnd"/>
       <w:r>
-        <w:t xml:space="preserve"> (BER)</w:t>
-      </w:r>
-    </w:p>
-    <w:p>
-      <w:r>
-        <w:t>A métrica Bit-</w:t>
-      </w:r>
-      <w:proofErr w:type="spellStart"/>
-      <w:r>
-        <w:t>Error</w:t>
-      </w:r>
-      <w:proofErr w:type="spellEnd"/>
-      <w:r>
-        <w:t>-</w:t>
-      </w:r>
-      <w:proofErr w:type="spellStart"/>
-      <w:r>
-        <w:t>Ratio</w:t>
-      </w:r>
-      <w:proofErr w:type="spellEnd"/>
-      <w:r>
-        <w:t xml:space="preserve">, ou simplesmente BER, é utilizada para medir a taxa de erro na recuperação da mensagem escondida na imagem. Ela compara a mensagem </w:t>
-      </w:r>
+        <w:t>, ou simplesmente BER, é utilizada para medir a taxa de erro na recuperação da mensagem escondida na imagem. Ela compara a mensagem original, convertida em bits, com a mensagem recuperada após a decodificação, também convertida em bits. O cálculo consiste em contar quantos bits estão diferentes entre as duas sequências e dividir esse número pelo total de bits comparados.</w:t>
+      </w:r>
+    </w:p>
+    <w:p/>
+    <w:p>
       <w:r>
         <w:lastRenderedPageBreak/>
-        <w:t>original, convertida em bits, com a mensagem recuperada após a decodificação, também convertida em bits. O cálculo consiste em contar quantos bits estão diferentes entre as duas sequências e dividir esse número pelo total de bits comparados.</w:t>
-      </w:r>
-    </w:p>
-    <w:p/>
-    <w:p>
-      <w:r>
         <w:t>Ou seja, BER indica a proporção de bits que foram corrompidos ou alterados durante o processo de inserção e recuperação, sendo um indicativo direto da robustez do método de esteganografia. Quanto menor o valor do BER, mais fiel foi a recuperação da mensagem original. Um BER igual a zero indica que não houve erros na recuperação, enquanto valores maiores indicam maior taxa de erro.</w:t>
       </w:r>
     </w:p>
@@ -8805,7 +9283,6 @@
         <w:rPr>
           <w:rFonts w:eastAsiaTheme="minorHAnsi"/>
         </w:rPr>
-        <w:lastRenderedPageBreak/>
         <w:t>Resultados de Segurança</w:t>
       </w:r>
       <w:bookmarkEnd w:id="46"/>
@@ -8843,6 +9320,7 @@
         </w:rPr>
       </w:pPr>
       <w:r>
+        <w:lastRenderedPageBreak/>
         <w:t>[</w:t>
       </w:r>
       <w:r>
@@ -9024,7 +9502,6 @@
         </w:rPr>
       </w:pPr>
       <w:r>
-        <w:lastRenderedPageBreak/>
         <w:t>[Inserir Tabela 4 – Valores médios de BER obtidos nas imagens de teste]</w:t>
       </w:r>
     </w:p>
@@ -9053,6 +9530,7 @@
         </w:rPr>
       </w:pPr>
       <w:r>
+        <w:lastRenderedPageBreak/>
         <w:t>Os resultados indicaram que o valor médio de BER foi próximo de zero, o que demonstra a eficiência do sistema de blocos encadeados na recuperação fiel da mensagem. Em alguns casos específicos, pequenas variações no BER foram observadas quando a imagem foi submetida a compressão ou redimensionamento, evidenciando a limitação natural do método frente a ataques de degradação mais agressivos. Ainda assim, dentro do escopo proposto, a recuperabilidade da informação foi garantida em praticamente todos os testes.</w:t>
       </w:r>
     </w:p>
@@ -9154,11 +9632,7 @@
       </w:r>
       <w:proofErr w:type="spellEnd"/>
       <w:r>
-        <w:t xml:space="preserve">, por sua vez, mostrou desvios mínimos entre grupos regulares e singulares, sugerindo que o encadeamento por </w:t>
-      </w:r>
-      <w:r>
-        <w:lastRenderedPageBreak/>
-        <w:t>blocos ajudou a mascarar os padrões introduzidos pela modificação dos bits menos significativos.</w:t>
+        <w:t>, por sua vez, mostrou desvios mínimos entre grupos regulares e singulares, sugerindo que o encadeamento por blocos ajudou a mascarar os padrões introduzidos pela modificação dos bits menos significativos.</w:t>
       </w:r>
     </w:p>
     <w:p>
@@ -9178,6 +9652,7 @@
         <w:rPr>
           <w:rFonts w:eastAsiaTheme="minorHAnsi"/>
         </w:rPr>
+        <w:lastRenderedPageBreak/>
         <w:t>Capacidade</w:t>
       </w:r>
       <w:bookmarkEnd w:id="52"/>
@@ -9299,8 +9774,11 @@
         </w:rPr>
       </w:pPr>
       <w:r>
+        <w:t xml:space="preserve">Em síntese, os experimentos demonstram que a combinação da detecção de bordas com blocos encadeados oferece uma abordagem promissora, garantindo alta qualidade visual e resistência frente a ataques estatísticos, mas com limitações </w:t>
+      </w:r>
+      <w:r>
         <w:lastRenderedPageBreak/>
-        <w:t>Em síntese, os experimentos demonstram que a combinação da detecção de bordas com blocos encadeados oferece uma abordagem promissora, garantindo alta qualidade visual e resistência frente a ataques estatísticos, mas com limitações naturais quanto à capacidade em imagens com baixo detalhamento e à robustez contra transformações mais severas.</w:t>
+        <w:t>naturais quanto à capacidade em imagens com baixo detalhamento e à robustez contra transformações mais severas.</w:t>
       </w:r>
     </w:p>
     <w:p>
@@ -9360,11 +9838,11 @@
     </w:p>
     <w:p>
       <w:r>
-        <w:t xml:space="preserve">Em relação a trabalhos futuros, destacam-se algumas direções de continuidade. Primeiramente, propõe-se ampliar os testes, com foco na robustez do método frente a diferentes tipos de ataques e transformações de imagem. Em seguida, vislumbra-se a migração para domínios mais robustos, como DCT ou DWT, a fim de reduzir a vulnerabilidade frente a compressões e ruídos. Outro ponto relevante é a otimização do algoritmo, cujo custo atual apresenta complexidade O(n³), o que compromete a </w:t>
+        <w:t xml:space="preserve">Em relação a trabalhos futuros, destacam-se algumas direções de continuidade. Primeiramente, propõe-se ampliar os testes, com foco na robustez do método frente a diferentes tipos de ataques e transformações de imagem. Em seguida, vislumbra-se a migração para domínios mais robustos, como DCT ou DWT, a fim de reduzir a vulnerabilidade frente a compressões e ruídos. Outro ponto relevante é a otimização do algoritmo, cujo custo atual apresenta complexidade O(n³), o que compromete a eficiência em imagens de maior resolução. Além disso, pretende-se explorar variações na estrutura de blocos, tornando-os dinâmicos e expandindo a técnica para múltiplas imagens encadeadas, o que aumentaria a capacidade de inserção. Por fim, o método </w:t>
       </w:r>
       <w:r>
         <w:lastRenderedPageBreak/>
-        <w:t>eficiência em imagens de maior resolução. Além disso, pretende-se explorar variações na estrutura de blocos, tornando-os dinâmicos e expandindo a técnica para múltiplas imagens encadeadas, o que aumentaria a capacidade de inserção. Por fim, o método mostra potencial para aplicação prática em cenários de comunicação secreta fora de redes digitais, como meio de ocultação de mensagens em mídias físicas, ampliando seu alcance além do ambiente computacional.</w:t>
+        <w:t>mostra potencial para aplicação prática em cenários de comunicação secreta fora de redes digitais, como meio de ocultação de mensagens em mídias físicas, ampliando seu alcance além do ambiente computacional.</w:t>
       </w:r>
     </w:p>
     <w:p>
@@ -9573,15 +10051,15 @@
         <w:pStyle w:val="Bibliografia"/>
       </w:pPr>
       <w:r>
+        <w:t xml:space="preserve">HEGDE, Ramakrishna. Design and Implementation of Image Steganography by using LSB Replacement Algorithm and Pseudo Random Encoding Technique. v. 3, n. 7, 2015. </w:t>
+      </w:r>
+    </w:p>
+    <w:p>
+      <w:pPr>
+        <w:pStyle w:val="Bibliografia"/>
+      </w:pPr>
+      <w:r>
         <w:lastRenderedPageBreak/>
-        <w:t xml:space="preserve">HEGDE, Ramakrishna. Design and Implementation of Image Steganography by using LSB Replacement Algorithm and Pseudo Random Encoding Technique. v. 3, n. 7, 2015. </w:t>
-      </w:r>
-    </w:p>
-    <w:p>
-      <w:pPr>
-        <w:pStyle w:val="Bibliografia"/>
-      </w:pPr>
-      <w:r>
         <w:t xml:space="preserve">ISLAM, Saiful; MODI, Mangat R.; GUPTA, Phalguni. Edge-based image steganography. </w:t>
       </w:r>
       <w:r>
@@ -11164,7 +11642,6 @@
   <w:style w:type="character" w:default="1" w:styleId="Fontepargpadro">
     <w:name w:val="Default Paragraph Font"/>
     <w:uiPriority w:val="1"/>
-    <w:semiHidden/>
     <w:unhideWhenUsed/>
   </w:style>
   <w:style w:type="table" w:default="1" w:styleId="Tabelanormal">
@@ -11734,6 +12211,16 @@
       <w:ind w:left="480"/>
     </w:pPr>
   </w:style>
+  <w:style w:type="character" w:styleId="TextodoEspaoReservado">
+    <w:name w:val="Placeholder Text"/>
+    <w:basedOn w:val="Fontepargpadro"/>
+    <w:uiPriority w:val="99"/>
+    <w:semiHidden/>
+    <w:rsid w:val="0037624C"/>
+    <w:rPr>
+      <w:color w:val="666666"/>
+    </w:rPr>
+  </w:style>
 </w:styles>
 </file>
 

--- a/docs/TCC.docx
+++ b/docs/TCC.docx
@@ -6147,21 +6147,7 @@
         <w:rPr>
           <w:rFonts w:cs="Arial"/>
         </w:rPr>
-        <w:t>(</w:t>
-      </w:r>
-      <w:proofErr w:type="spellStart"/>
-      <w:r>
-        <w:rPr>
-          <w:rFonts w:cs="Arial"/>
-        </w:rPr>
-        <w:t>Setiadi</w:t>
-      </w:r>
-      <w:proofErr w:type="spellEnd"/>
-      <w:r>
-        <w:rPr>
-          <w:rFonts w:cs="Arial"/>
-        </w:rPr>
-        <w:t xml:space="preserve"> et al., 2023)</w:t>
+        <w:t>(Setiadi et al., 2023)</w:t>
       </w:r>
       <w:r>
         <w:fldChar w:fldCharType="end"/>
@@ -6447,21 +6433,7 @@
         <w:rPr>
           <w:rFonts w:cs="Arial"/>
         </w:rPr>
-        <w:t>(</w:t>
-      </w:r>
-      <w:proofErr w:type="spellStart"/>
-      <w:r>
-        <w:rPr>
-          <w:rFonts w:cs="Arial"/>
-        </w:rPr>
-        <w:t>Fridrich</w:t>
-      </w:r>
-      <w:proofErr w:type="spellEnd"/>
-      <w:r>
-        <w:rPr>
-          <w:rFonts w:cs="Arial"/>
-        </w:rPr>
-        <w:t>, 2010)</w:t>
+        <w:t>(Fridrich, 2010)</w:t>
       </w:r>
       <w:r>
         <w:fldChar w:fldCharType="end"/>
@@ -7267,14 +7239,9 @@
       <w:r>
         <w:t xml:space="preserve">do nos seguintes </w:t>
       </w:r>
-      <w:proofErr w:type="spellStart"/>
-      <w:r>
-        <w:t>passos:</w:t>
-      </w:r>
-      <w:r>
-        <w:t>pré-processamento</w:t>
-      </w:r>
-      <w:proofErr w:type="spellEnd"/>
+      <w:r>
+        <w:t>passos: pré-processamento</w:t>
+      </w:r>
       <w:r>
         <w:t xml:space="preserve"> da imagem, criação do mapa de bordas, verificação da capacidade, criação do vetor de coordenadas e inserção dos blocos.</w:t>
       </w:r>
@@ -7286,12 +7253,70 @@
         </w:rPr>
       </w:pPr>
       <w:r>
-        <w:t>Na etapa de decodificação, o processo inicia-se com o recebimento da coordenada inicial utilizada durante a codificação, seguida da recuperação da mensagem oculta.</w:t>
+        <w:t>Na etapa de decodificação, o processo inicia-se com o recebimento da coordenada inicial</w:t>
+      </w:r>
+      <w:r>
+        <w:t xml:space="preserve">, na sua forma </w:t>
+      </w:r>
+      <w:r>
+        <w:t xml:space="preserve">linearizada </w:t>
+      </w:r>
+      <w:r>
+        <w:t>utilizada durante a codificação, seguida da recuperação da mensagem oculta.</w:t>
       </w:r>
       <w:r>
         <w:br/>
       </w:r>
     </w:p>
+    <w:p>
+      <w:r>
+        <w:rPr>
+          <w:noProof/>
+        </w:rPr>
+        <w:drawing>
+          <wp:inline distT="0" distB="0" distL="0" distR="0" wp14:anchorId="3789DFD5" wp14:editId="14B37ECB">
+            <wp:extent cx="5760085" cy="2068195"/>
+            <wp:effectExtent l="0" t="0" r="0" b="8255"/>
+            <wp:docPr id="1939995358" name="Imagem 1"/>
+            <wp:cNvGraphicFramePr>
+              <a:graphicFrameLocks xmlns:a="http://schemas.openxmlformats.org/drawingml/2006/main" noChangeAspect="1"/>
+            </wp:cNvGraphicFramePr>
+            <a:graphic xmlns:a="http://schemas.openxmlformats.org/drawingml/2006/main">
+              <a:graphicData uri="http://schemas.openxmlformats.org/drawingml/2006/picture">
+                <pic:pic xmlns:pic="http://schemas.openxmlformats.org/drawingml/2006/picture">
+                  <pic:nvPicPr>
+                    <pic:cNvPr id="1939995358" name="Imagem 1939995358"/>
+                    <pic:cNvPicPr/>
+                  </pic:nvPicPr>
+                  <pic:blipFill>
+                    <a:blip r:embed="rId10" cstate="print">
+                      <a:extLst>
+                        <a:ext uri="{28A0092B-C50C-407E-A947-70E740481C1C}">
+                          <a14:useLocalDpi xmlns:a14="http://schemas.microsoft.com/office/drawing/2010/main" val="0"/>
+                        </a:ext>
+                      </a:extLst>
+                    </a:blip>
+                    <a:stretch>
+                      <a:fillRect/>
+                    </a:stretch>
+                  </pic:blipFill>
+                  <pic:spPr>
+                    <a:xfrm>
+                      <a:off x="0" y="0"/>
+                      <a:ext cx="5760085" cy="2068195"/>
+                    </a:xfrm>
+                    <a:prstGeom prst="rect">
+                      <a:avLst/>
+                    </a:prstGeom>
+                  </pic:spPr>
+                </pic:pic>
+              </a:graphicData>
+            </a:graphic>
+          </wp:inline>
+        </w:drawing>
+      </w:r>
+    </w:p>
+    <w:p/>
     <w:p>
       <w:r>
         <w:t>N</w:t>
@@ -7330,7 +7355,7 @@
     </w:p>
     <w:p>
       <w:r>
-        <w:t xml:space="preserve">Pode ser qualquer imagem colorida ou não e de qualquer formato. A imagem é carregada como um objeto </w:t>
+        <w:t xml:space="preserve">A imagem é carregada como um objeto </w:t>
       </w:r>
       <w:proofErr w:type="spellStart"/>
       <w:r>
@@ -7346,18 +7371,8 @@
       </w:r>
       <w:proofErr w:type="spellEnd"/>
       <w:r>
-        <w:t>.</w:t>
-      </w:r>
-    </w:p>
-    <w:p>
-      <w:r>
-        <w:t xml:space="preserve">A imagem é convertida em cinza para a aplicação do </w:t>
-      </w:r>
-      <w:proofErr w:type="spellStart"/>
-      <w:r>
-        <w:t>sobel</w:t>
-      </w:r>
-      <w:proofErr w:type="spellEnd"/>
+        <w:t>, é criada uma cópia em escala de cinza para aplicação do Sobel.</w:t>
+      </w:r>
     </w:p>
     <w:p>
       <w:pPr>
@@ -7375,7 +7390,7 @@
     </w:p>
     <w:p>
       <w:r>
-        <w:t xml:space="preserve">clonamos a imagem cinza e aplicamos </w:t>
+        <w:t xml:space="preserve">Clonamos então a imagem cinza e aplicamos o método </w:t>
       </w:r>
       <w:proofErr w:type="spellStart"/>
       <w:r>
@@ -7383,19 +7398,15 @@
       </w:r>
       <w:proofErr w:type="spellEnd"/>
       <w:r>
-        <w:t xml:space="preserve"> </w:t>
-      </w:r>
-      <w:proofErr w:type="gramStart"/>
-      <w:r>
-        <w:t>na clone</w:t>
-      </w:r>
-      <w:proofErr w:type="gramEnd"/>
-      <w:r>
-        <w:t xml:space="preserve">, nos testes desse estudo é utilizado </w:t>
+        <w:t xml:space="preserve"> na mesma, nos testes desse estudo utilizamos </w:t>
       </w:r>
       <w:proofErr w:type="spellStart"/>
       <w:r>
-        <w:t>kzise</w:t>
+        <w:rPr>
+          <w:i/>
+          <w:iCs/>
+        </w:rPr>
+        <w:t>ksize</w:t>
       </w:r>
       <w:proofErr w:type="spellEnd"/>
       <w:r>
@@ -7404,7 +7415,7 @@
     </w:p>
     <w:p>
       <w:r>
-        <w:t xml:space="preserve">Então a imagem </w:t>
+        <w:t xml:space="preserve">Criamos uma cópia da imagem resultado do método </w:t>
       </w:r>
       <w:proofErr w:type="spellStart"/>
       <w:r>
@@ -7412,7 +7423,7 @@
       </w:r>
       <w:proofErr w:type="spellEnd"/>
       <w:r>
-        <w:t xml:space="preserve"> é clonada e passamos um filtro “</w:t>
+        <w:t xml:space="preserve"> e aplicamos um filtro “</w:t>
       </w:r>
       <w:proofErr w:type="spellStart"/>
       <w:r>
@@ -7428,7 +7439,7 @@
       </w:r>
       <w:proofErr w:type="spellEnd"/>
       <w:r>
-        <w:t xml:space="preserve"> a imagem tendo um mapa definitivo das bordas, pois o </w:t>
+        <w:t xml:space="preserve"> a imagem e termos um mapa das bordas, pois o </w:t>
       </w:r>
       <w:proofErr w:type="spellStart"/>
       <w:r>
@@ -7436,20 +7447,7 @@
       </w:r>
       <w:proofErr w:type="spellEnd"/>
       <w:r>
-        <w:t xml:space="preserve"> retorna vários valores.</w:t>
-      </w:r>
-    </w:p>
-    <w:p>
-      <w:r>
-        <w:t xml:space="preserve">Essa imagem </w:t>
-      </w:r>
-      <w:proofErr w:type="spellStart"/>
-      <w:r>
-        <w:t>binarizada</w:t>
-      </w:r>
-      <w:proofErr w:type="spellEnd"/>
-      <w:r>
-        <w:t xml:space="preserve"> então é o nosso mapa de bordas</w:t>
+        <w:t xml:space="preserve"> não retorna valore absolutos. Temos então nosso mapa de bordas.</w:t>
       </w:r>
     </w:p>
     <w:p>
@@ -7463,11 +7461,18 @@
       <w:bookmarkStart w:id="34" w:name="_Toc224977265"/>
       <w:proofErr w:type="spellStart"/>
       <w:r>
-        <w:t>pré</w:t>
+        <w:lastRenderedPageBreak/>
+        <w:t>P</w:t>
+      </w:r>
+      <w:r>
+        <w:t>ré</w:t>
       </w:r>
       <w:proofErr w:type="spellEnd"/>
       <w:r>
-        <w:t xml:space="preserve"> inserção</w:t>
+        <w:t>-</w:t>
+      </w:r>
+      <w:r>
+        <w:t>inserção</w:t>
       </w:r>
       <w:bookmarkEnd w:id="34"/>
     </w:p>
@@ -7507,7 +7512,13 @@
       </w:r>
       <w:proofErr w:type="spellEnd"/>
       <w:r>
-        <w:t xml:space="preserve"> O tamanho mínimo para o inteiro N que armazena as coordenadas linearizadas de cada próximo bloco é calculado por</w:t>
+        <w:t xml:space="preserve"> O tamanho mínimo para o inteiro N que armazena as coordenadas linearizadas de cada próximo bloco</w:t>
+      </w:r>
+      <w:r>
+        <w:t xml:space="preserve">, </w:t>
+      </w:r>
+      <w:r>
+        <w:t>calculado por</w:t>
       </w:r>
       <w:r>
         <w:t xml:space="preserve"> </w:t>
@@ -7645,7 +7656,27 @@
         <w:t xml:space="preserve"> </w:t>
       </w:r>
       <w:r>
-        <w:t>O N é um inteiro que representa um par ordenado x e y linearizado pela fórmula</w:t>
+        <w:t xml:space="preserve">O N é um inteiro que representa um par ordenado </w:t>
+      </w:r>
+      <w:r>
+        <w:rPr>
+          <w:i/>
+          <w:iCs/>
+        </w:rPr>
+        <w:t>x</w:t>
+      </w:r>
+      <w:r>
+        <w:t xml:space="preserve"> e </w:t>
+      </w:r>
+      <w:r>
+        <w:rPr>
+          <w:i/>
+          <w:iCs/>
+        </w:rPr>
+        <w:t>y</w:t>
+      </w:r>
+      <w:r>
+        <w:t xml:space="preserve"> linearizado pela fórmula</w:t>
       </w:r>
       <w:r>
         <w:t xml:space="preserve"> </w:t>
@@ -7660,7 +7691,27 @@
         </m:r>
       </m:oMath>
       <w:r>
-        <w:t>, em que L é o número total de colunas da imagem, y é a coordenada da linha e x é a coordenada da coluna. A operação inversa, utilizada para deslinearizar N e recuperar as coordenadas originais, é dada por</w:t>
+        <w:t xml:space="preserve">, em que L é o número total de colunas da imagem, </w:t>
+      </w:r>
+      <w:r>
+        <w:rPr>
+          <w:i/>
+          <w:iCs/>
+        </w:rPr>
+        <w:t>y</w:t>
+      </w:r>
+      <w:r>
+        <w:t xml:space="preserve"> é a coordenada da linha e </w:t>
+      </w:r>
+      <w:r>
+        <w:rPr>
+          <w:i/>
+          <w:iCs/>
+        </w:rPr>
+        <w:t>x</w:t>
+      </w:r>
+      <w:r>
+        <w:t xml:space="preserve"> é a coordenada da coluna. A operação inversa, utilizada para deslinearizar N e recuperar as coordenadas originais, é dada por</w:t>
       </w:r>
       <w:r>
         <w:rPr>
@@ -7811,14 +7862,16 @@
       </w:pPr>
       <w:bookmarkStart w:id="36" w:name="_Toc224977267"/>
       <w:r>
-        <w:lastRenderedPageBreak/>
         <w:t>Verificação de capacidade e vetor de coordenadas</w:t>
       </w:r>
       <w:bookmarkEnd w:id="36"/>
     </w:p>
     <w:p>
       <w:r>
-        <w:t xml:space="preserve">Então na </w:t>
+        <w:t xml:space="preserve">Recebemos </w:t>
+      </w:r>
+      <w:r>
+        <w:t xml:space="preserve">a </w:t>
       </w:r>
       <w:proofErr w:type="spellStart"/>
       <w:r>
@@ -7826,17 +7879,38 @@
       </w:r>
       <w:proofErr w:type="spellEnd"/>
       <w:r>
-        <w:t xml:space="preserve"> da mensagem adicionamos o caractere \0 que representa o fim da mensagem.</w:t>
-      </w:r>
-    </w:p>
-    <w:p>
-      <w:r>
-        <w:t>Agora sabemos quantos blocos vamos precisar e o tamanho desses blocos. Então ver se a imagem tem blocos o suficiente com um loop. Olhando o mapa de pixels de borda se encontra um pixel de borda a partir dele procura por uma sequência de 8+bits_N se encontra armazena num vetor de coordenadas se não continua procurando de onde parou.</w:t>
-      </w:r>
-    </w:p>
-    <w:p>
-      <w:r>
-        <w:t>Caso a imagem não tenha blocos o suficiente o processo é abortado com uma mensagem de erro.</w:t>
+        <w:t xml:space="preserve"> da mensagem adicionamos o caractere </w:t>
+      </w:r>
+      <w:r>
+        <w:t>"</w:t>
+      </w:r>
+      <w:r>
+        <w:rPr>
+          <w:i/>
+          <w:iCs/>
+        </w:rPr>
+        <w:t>\0</w:t>
+      </w:r>
+      <w:r>
+        <w:rPr>
+          <w:i/>
+          <w:iCs/>
+        </w:rPr>
+        <w:t>”</w:t>
+      </w:r>
+      <w:r>
+        <w:t xml:space="preserve"> que representa o fim da mensagem.</w:t>
+      </w:r>
+    </w:p>
+    <w:p>
+      <w:r>
+        <w:t xml:space="preserve">Percorremos então a imagem, verificando se a mesma tem quantidade suficiente de blocos para armazenar mensagem e coordenadas, se sim, geramos uma lista com a coordenada inicial </w:t>
+      </w:r>
+      <w:r>
+        <w:t xml:space="preserve">linearizada </w:t>
+      </w:r>
+      <w:r>
+        <w:t>de todos os blocos.</w:t>
       </w:r>
     </w:p>
     <w:p/>
@@ -7856,10 +7930,57 @@
     </w:p>
     <w:p>
       <w:r>
-        <w:t>O processo de inserção inicia determinando a coordenada linear do primeiro bloco na imagem, obtida a partir da posição inicial detectada no pré-processamento. Em seguida, percorre-se a mensagem delimitada caractere por caractere. Para cada caractere, identifica-se sua posição na imagem e a posição do próximo bloco, ou uma coordenada inválida caso seja o último. O caractere é convertido para sua representação binária de 8 bits, que são inseridos sequencialmente nos pixels a partir da posição inicial utilizando a técnica de substituição do bit menos significativo (LSB). Após inserir os 8 bits da carga, insere-se também a coordenada linear do próximo bloco, representada no número mínimo de bits necessário para codificar todas as posições possíveis da imagem. Esse procedimento garante o encadeamento entre blocos, permitindo a recuperação da mensagem na ordem correta. A inserção avança pixel a pixel e linha a linha, assegurando que não ultrapasse os limites da imagem. Caso o caractere seja nulo, o processo de inserção do ponteiro para o próximo bloco é interrompido, marcando o fim da mensagem</w:t>
-      </w:r>
-    </w:p>
-    <w:p/>
+        <w:t>Para</w:t>
+      </w:r>
+      <w:r>
+        <w:t xml:space="preserve"> cada byte da mensagem é </w:t>
+      </w:r>
+      <w:r>
+        <w:t>percorrida a lista de posições iniciais de blocos</w:t>
+      </w:r>
+      <w:r>
+        <w:t xml:space="preserve"> da imagem. Em cada bloco, os bits do byte da mensagem são inseridos, pixel a pixel, no canal azul da imagem.</w:t>
+      </w:r>
+    </w:p>
+    <w:p>
+      <w:r>
+        <w:t>Após a inserção do byte da mensagem, também são inseridos os bits correspondentes ao valor inteiro da coordenada linearizada (N) do próximo bloco. Dessa forma, cada bloco armazena tanto uma parte da mensagem quanto a informação necessária para localizar o próximo bloco da sequência.</w:t>
+      </w:r>
+    </w:p>
+    <w:p>
+      <w:r>
+        <w:t xml:space="preserve">Esse processo é repetido para cada byte da mensagem, seguindo </w:t>
+      </w:r>
+      <w:r>
+        <w:t>lista de coordenadas linearizadas</w:t>
+      </w:r>
+      <w:r>
+        <w:t xml:space="preserve">, até que seja encontrado o caractere de fim da mensagem </w:t>
+      </w:r>
+      <w:r>
+        <w:t>“</w:t>
+      </w:r>
+      <w:r>
+        <w:rPr>
+          <w:i/>
+          <w:iCs/>
+        </w:rPr>
+        <w:t>\</w:t>
+      </w:r>
+      <w:r>
+        <w:rPr>
+          <w:i/>
+          <w:iCs/>
+        </w:rPr>
+        <w:t>0</w:t>
+      </w:r>
+      <w:r>
+        <w:t>”</w:t>
+      </w:r>
+      <w:r>
+        <w:t>. Ao encontrar esse caractere, o processo de inserção é encerrado.</w:t>
+      </w:r>
+    </w:p>
     <w:p>
       <w:pPr>
         <w:pStyle w:val="Ttulo2"/>
@@ -7870,17 +7991,14 @@
       </w:pPr>
       <w:bookmarkStart w:id="38" w:name="_Toc224977269"/>
       <w:r>
+        <w:lastRenderedPageBreak/>
         <w:t>Decodificação da Mensagem</w:t>
       </w:r>
       <w:bookmarkEnd w:id="38"/>
     </w:p>
     <w:p>
       <w:r>
-        <w:t xml:space="preserve">O processo de decodificação recebe como entrada a imagem codificada e o valor inicial de N. Enquanto não for encontrado o caractere nulo ‘\0’, o método chama a </w:t>
-      </w:r>
-      <w:r>
-        <w:lastRenderedPageBreak/>
-        <w:t xml:space="preserve">função </w:t>
+        <w:t xml:space="preserve">O processo de decodificação recebe como entrada a imagem codificada e o valor inicial de N. Enquanto não for encontrado o caractere nulo ‘\0’, o método chama a função </w:t>
       </w:r>
       <w:proofErr w:type="spellStart"/>
       <w:r>
@@ -7931,7 +8049,7 @@
     </w:p>
     <w:p>
       <w:r>
-        <w:t>A avaliação de métodos de esteganografia costuma ser realizada considerando os quatro pilares fundamentais: imperceptibilidade, robustez, segurança e capacidade. A imperceptibilidade refere-se à capacidade do método de ocultar informações sem gerar alterações visíveis ou perceptíveis na imagem. A robustez está relacionada à resistência da mensagem inserida frente a transformações, ruídos ou compressões aplicadas à imagem. A segurança envolve a dificuldade de um terceiro detectar ou extrair a informação sem o conhecimento das chaves ou do algoritmo utilizado. Por fim, a capacidade diz respeito à quantidade máxima de informação que pode ser embutida na imagem.</w:t>
+        <w:t>A avaliação de métodos de esteganografia costuma ser realizada considerando os quatro pilares fundamentais: imperceptibilidade, robustez, segurança e capacidade. A imperceptibilidade refere-se à capacidade do método de ocultar informações sem gerar alterações visíveis ou perceptíveis na imagem. A robustez está relacionada à resistência da mensagem inserida frente a transformações, ruídos ou compressões aplicadas à imagem. A segurança envolve a dificuldade de um terceiro extrair a informação sem o conhecimento das chaves ou do algoritmo utilizado. Por fim, a capacidade diz respeito à quantidade máxima de informação que pode ser embutida na imagem.</w:t>
       </w:r>
     </w:p>
     <w:p>
@@ -7963,36 +8081,22 @@
       </w:r>
       <w:proofErr w:type="spellEnd"/>
       <w:r>
-        <w:t xml:space="preserve"> é em relação à imagem de cobertura, dificultando sua detecção visual. Para avaliá-la, são utilizadas métricas que comparam diretamente os valores de pixel entre as duas imagens e que refletem aspectos tanto objetivos quanto perceptuais da qualidade visual.</w:t>
+        <w:t xml:space="preserve"> é em relação à imagem de cobertura, dificultando sua detecção visual. Para avaliá-la, são utilizadas métricas que comparam </w:t>
+      </w:r>
+      <w:r>
+        <w:lastRenderedPageBreak/>
+        <w:t>diretamente os valores de pixel entre as duas imagens e que refletem aspectos tanto objetivos quanto perceptuais da qualidade visual</w:t>
+      </w:r>
+    </w:p>
+    <w:p>
+      <w:r>
+        <w:t>Neste estudo serão utilizadas três métricas principais. O PSNR mede a relação sinal-ruído de pico em decibéis e fornece uma indicação objetiva da distorção introduzida pelo processo de inserção, sendo que valores acima de 40 dB normalmente indicam excelente qualidade. O SSIM avalia a similaridade entre imagens considerando luminância, contraste e estrutura, de forma mais próxima à percepção visual humana, apresentando valores entre 0 e 1, onde números mais próximos de 1 indicam maior semelhança. O FSIM baseia-se em características perceptuais de baixo nível, como a congruência de fase e o gradiente de intensidade, proporcionando uma análise sensível à preservação de detalhes estruturais relevantes.</w:t>
       </w:r>
     </w:p>
     <w:p/>
     <w:p>
       <w:r>
-        <w:lastRenderedPageBreak/>
-        <w:t xml:space="preserve">Neste estudo serão </w:t>
-      </w:r>
-      <w:proofErr w:type="gramStart"/>
-      <w:r>
-        <w:t>utilizadas</w:t>
-      </w:r>
-      <w:proofErr w:type="gramEnd"/>
-      <w:r>
-        <w:t xml:space="preserve"> três métricas principais. O PSNR mede a relação sinal-ruído de pico em decibéis e fornece uma indicação objetiva da distorção introduzida pelo processo de inserção, sendo que valores acima de 40 dB normalmente indicam excelente qualidade. O SSIM avalia a similaridade entre imagens considerando luminância, contraste e estrutura, de forma mais próxima à percepção visual humana, apresentando valores entre 0 e 1, onde números mais próximos de 1 indicam maior semelhança. O FSIM baseia-se em características perceptuais de baixo nível, como a congruência de fase e o gradiente de intensidade, proporcionando uma análise sensível à preservação de detalhes estruturais relevantes.</w:t>
-      </w:r>
-    </w:p>
-    <w:p/>
-    <w:p>
-      <w:r>
-        <w:t xml:space="preserve">Essas três métricas foram </w:t>
-      </w:r>
-      <w:proofErr w:type="gramStart"/>
-      <w:r>
-        <w:t>escolhidas</w:t>
-      </w:r>
-      <w:proofErr w:type="gramEnd"/>
-      <w:r>
-        <w:t xml:space="preserve"> por serem amplamente aceitas na literatura e por complementarem-se na análise da qualidade visual das imagens </w:t>
+        <w:t xml:space="preserve">Essas três métricas foram escolhidas por serem amplamente aceitas na literatura e por complementarem-se na análise da qualidade visual das imagens </w:t>
       </w:r>
       <w:proofErr w:type="spellStart"/>
       <w:r>
@@ -8063,7 +8167,6 @@
         <w:t>.</w:t>
       </w:r>
     </w:p>
-    <w:p/>
     <w:p>
       <w:r>
         <w:t>O cálculo parte da diferença absoluta entre as duas imagens, elevando cada diferença ao quadrado para obter o erro quadrático por pixel. Em seguida, esses valores são somados e normalizados pelo número total de pixels e canais, resultando no MSE. Por fim, o PSNR é obtido aplicando-se a fórmula:</w:t>
@@ -8213,10 +8316,15 @@
       </w:r>
       <w:proofErr w:type="spellEnd"/>
       <w:r>
-        <w:t xml:space="preserve"> Index, é uma métrica desenvolvida para medir a qualidade de uma imagem levando em consideração aspectos que o olho humano percebe, indo além de simples diferenças matemáticas entre pixels, como faz o PSNR. Ele avalia três componentes principais: luminância, contraste e estrutura da imagem. A luminância é o brilho médio da imagem, o contraste mede a variação das intensidades e a estrutura captura a relação espacial dos pixels, como padrões e formas independentes do brilho e contraste.</w:t>
-      </w:r>
-    </w:p>
-    <w:p/>
+        <w:t xml:space="preserve"> Index, é uma métrica desenvolvida para medir a qualidade de uma imagem levando em consideração aspectos que o olho humano percebe, indo além de simples diferenças matemáticas entre pixels, como faz o PSNR. Ele avalia três componentes principais: luminância, contraste e estrutura da imagem. A luminância é o brilho médio da imagem, o contraste mede a variação das intensidades e a estrutura captura a relação espacial dos pixels, como padrões e formas independ</w:t>
+      </w:r>
+      <w:r>
+        <w:t>e</w:t>
+      </w:r>
+      <w:r>
+        <w:t>ntes do brilho e contraste.</w:t>
+      </w:r>
+    </w:p>
     <w:p>
       <w:r>
         <w:t xml:space="preserve">Matematicamente, o SSIM entre a imagem original I e a imagem </w:t>
@@ -8723,7 +8831,6 @@
         <w:t>′ a covariância entre as imagens, que reflete a estrutura. C1 e C2 são constantes pequenas para evitar divisões por zero, calculadas a partir do intervalo dinâmico dos pixels, geralmente com base em 255 para imagens de 8 bits. O valor do SSIM varia geralmente entre 0 e 1, sendo que valores próximos de 1 indicam alta similaridade estrutural e, consequentemente, boa qualidade visual.</w:t>
       </w:r>
     </w:p>
-    <w:p/>
     <w:p>
       <w:r>
         <w:t xml:space="preserve">No código apresentado, a função para cálculo do SSIM utiliza a biblioteca </w:t>
@@ -8763,11 +8870,11 @@
       </w:r>
       <w:proofErr w:type="spellEnd"/>
       <w:r>
-        <w:t xml:space="preserve"> Index, é uma métrica que também leva em conta a percepção humana, mas foca mais em características de baixo nível da imagem que o sistema visual humano considera importantes, especialmente bordas e texturas. </w:t>
+        <w:t xml:space="preserve"> Index, é uma métrica que também leva em conta a percepção humana, mas foca mais em características de baixo nível da imagem que o sistema visual humano considera importantes, especialmente bordas e texturas. Para isso, o FSIM usa a congruência de fase, que mede o alinhamento das fases das componentes de frequência da imagem, indicando onde estão as bordas e estruturas </w:t>
       </w:r>
       <w:r>
         <w:lastRenderedPageBreak/>
-        <w:t>Para isso, o FSIM usa a congruência de fase, que mede o alinhamento das fases das componentes de frequência da imagem, indicando onde estão as bordas e estruturas significativas, e a magnitude do gradiente, que capta as mudanças de contraste e detalhes finos.</w:t>
+        <w:t>significativas, e a magnitude do gradiente, que capta as mudanças de contraste e detalhes finos.</w:t>
       </w:r>
     </w:p>
     <w:p>
@@ -8823,7 +8930,6 @@
         <w:t>. Com o avanço dos métodos esteganográficos, tornou-se cada vez mais difícil identificar alterações visuais simples, exigindo o uso de ferramentas estatísticas para análise. Essas ferramentas buscam evidências de modificações nas propriedades estatísticas da imagem causadas pela inserção da mensagem.</w:t>
       </w:r>
     </w:p>
-    <w:p/>
     <w:p>
       <w:r>
         <w:t xml:space="preserve">Nesse estudo, as métricas selecionadas para avaliação da segurança são: análise de histogramas, teste </w:t>
@@ -8834,11 +8940,7 @@
       </w:r>
       <w:proofErr w:type="spellEnd"/>
       <w:r>
-        <w:t xml:space="preserve">-quadrado (χ²) e análise RS (Regular Singular). Essas métricas </w:t>
-      </w:r>
-      <w:r>
-        <w:lastRenderedPageBreak/>
-        <w:t>permitem medir a resistência do método proposto contra a detecção por esteganálise, garantindo que a existência da mensagem inserida seja difícil de ser identificada.</w:t>
+        <w:t>-quadrado (χ²) e análise RS (Regular Singular). Essas métricas permitem medir a resistência do método proposto contra a detecção por esteganálise, garantindo que a existência da mensagem inserida seja difícil de ser identificada.</w:t>
       </w:r>
     </w:p>
     <w:p>
@@ -8851,6 +8953,7 @@
       </w:pPr>
       <w:bookmarkStart w:id="42" w:name="_Toc224977273"/>
       <w:r>
+        <w:lastRenderedPageBreak/>
         <w:t>Comparação de Histogramas</w:t>
       </w:r>
       <w:bookmarkEnd w:id="42"/>
@@ -8903,20 +9006,18 @@
         <w:t>A análise Regular Singular (RS) é uma técnica de esteganálise usada para detectar a presença de mensagens ocultas em imagens, especialmente em métodos baseados em LSB. Essa análise classifica grupos de pixels em três categorias — regular (R), singular (S) e inutilizável (U) — com base em uma função discriminante que avalia as diferenças entre valores adjacentes dentro desses grupos e em suas versões com os bits menos significativos invertidos (flip).</w:t>
       </w:r>
     </w:p>
-    <w:p/>
-    <w:p>
-      <w:r>
-        <w:t xml:space="preserve">No método implementado aqui, a imagem é dividida por canais, e cada canal é analisado em blocos de tamanho fixo (por exemplo, 8 pixels). Para cada grupo, calcula-se a soma das diferenças absolutas entre pixels adjacentes (função discriminante). Depois, o mesmo grupo tem seus bits menos significativos invertidos, e a função é recalculada. Se a função para o grupo invertido for maior que a original, </w:t>
+    <w:p>
+      <w:r>
+        <w:t>No método implementado aqui, a imagem é dividida por canais, e cada canal é analisado em blocos de tamanho fixo (por exemplo, 8 pixels). Para cada grupo, calcula-se a soma das diferenças absolutas entre pixels adjacentes (função discriminante). Depois, o mesmo grupo tem seus bits menos significativos invertidos, e a função é recalculada. Se a função para o grupo invertido for maior que a original, o grupo é classificado como regular (R). Se for menor, é singular (S). Grupos com valores iguais são ignorados.</w:t>
+      </w:r>
+    </w:p>
+    <w:p>
+      <w:r>
+        <w:t xml:space="preserve">O escore final é obtido pela razão entre a diferença absoluta entre os totais de R e S pelo total de grupos classificados (R + S), em média para os três canais. Esse valor </w:t>
       </w:r>
       <w:r>
         <w:lastRenderedPageBreak/>
-        <w:t>o grupo é classificado como regular (R). Se for menor, é singular (S). Grupos com valores iguais são ignorados.</w:t>
-      </w:r>
-    </w:p>
-    <w:p/>
-    <w:p>
-      <w:r>
-        <w:t>O escore final é obtido pela razão entre a diferença absoluta entre os totais de R e S pelo total de grupos classificados (R + S), em média para os três canais. Esse valor indica a resistência da imagem à detecção por RS; valores baixos sugerem alta segurança contra essa análise.</w:t>
+        <w:t>indica a resistência da imagem à detecção por RS; valores baixos sugerem alta segurança contra essa análise.</w:t>
       </w:r>
     </w:p>
     <w:p>
@@ -8952,62 +9053,53 @@
         <w:t xml:space="preserve"> Bit). A ideia principal é que ao esconder dados na imagem, a distribuição dos valores dos pixels sofre mudanças específicas que podem ser detectadas.</w:t>
       </w:r>
     </w:p>
+    <w:p>
+      <w:r>
+        <w:t>Na imagem original, os valores dos pixels tendem a apresentar uma certa distribuição natural. Quando os dados são inseridos, especialmente no bit menos significativo, os valores dos pixels mudam de modo que pares de valores consecutivos como 0 e 1, 2 e 3, 4 e 5, tendem a se equilibrar, ou seja, passam a aparecer com frequência mais próxima. Isso acontece porque o processo de inserção de dados LSB inverte bits e uniformiza a frequência desses pares.</w:t>
+      </w:r>
+    </w:p>
+    <w:p>
+      <w:r>
+        <w:t>O método funciona assim:</w:t>
+      </w:r>
+    </w:p>
     <w:p/>
     <w:p>
       <w:r>
-        <w:t>Na imagem original, os valores dos pixels tendem a apresentar uma certa distribuição natural. Quando os dados são inseridos, especialmente no bit menos significativo, os valores dos pixels mudam de modo que pares de valores consecutivos como 0 e 1, 2 e 3, 4 e 5, tendem a se equilibrar, ou seja, passam a aparecer com frequência mais próxima. Isso acontece porque o processo de inserção de dados LSB inverte bits e uniformiza a frequência desses pares.</w:t>
-      </w:r>
-    </w:p>
-    <w:p/>
-    <w:p>
-      <w:r>
-        <w:t>O método funciona assim:</w:t>
-      </w:r>
-    </w:p>
-    <w:p/>
-    <w:p>
-      <w:r>
         <w:t>Primeiro, para cada canal da imagem, que normalmente são os canais azul, verde e vermelho, conta-se quantas vezes cada valor de pixel, que varia de 0 a 255, aparece na imagem.</w:t>
       </w:r>
     </w:p>
-    <w:p/>
     <w:p>
       <w:r>
         <w:t>Depois esses valores são agrupados em pares consecutivos, por exemplo o par 0 e 1, 2 e 3, 4 e 5 e assim por diante até 254 e 255.</w:t>
       </w:r>
     </w:p>
-    <w:p/>
+    <w:p>
+      <w:r>
+        <w:t>Para cada par calcula-se a frequência esperada que é a média das frequências observadas nos dois valores do par, ou seja, a soma das ocorrências dos dois valores dividida por 2.</w:t>
+      </w:r>
+    </w:p>
+    <w:p>
+      <w:r>
+        <w:t>Então calcula-se a estatística Chi-Square para cada valor do par. Isso significa calcular para cada valor a diferença entre o observado e o esperado, elevada ao quadrado, dividida pelo esperado. Somando esses dois resultados para os valores do par, temos a contribuição daquele par para o valor total do Chi-Square. Esse cálculo mede o desvio da frequência observada em relação à esperada.</w:t>
+      </w:r>
+    </w:p>
+    <w:p>
+      <w:r>
+        <w:t>Depois, a soma dos valores Chi-Square de todos os pares é dividida pelo número de pares válidos para normalizar o resultado.</w:t>
+      </w:r>
+    </w:p>
     <w:p>
       <w:r>
         <w:lastRenderedPageBreak/>
-        <w:t>Para cada par calcula-se a frequência esperada que é a média das frequências observadas nos dois valores do par, ou seja, a soma das ocorrências dos dois valores dividida por 2.</w:t>
-      </w:r>
-    </w:p>
-    <w:p/>
-    <w:p>
-      <w:r>
-        <w:t>Então calcula-se a estatística Chi-Square para cada valor do par. Isso significa calcular para cada valor a diferença entre o observado e o esperado, elevada ao quadrado, dividida pelo esperado. Somando esses dois resultados para os valores do par, temos a contribuição daquele par para o valor total do Chi-Square. Esse cálculo mede o desvio da frequência observada em relação à esperada.</w:t>
-      </w:r>
-    </w:p>
-    <w:p/>
-    <w:p>
-      <w:r>
-        <w:t>Depois, a soma dos valores Chi-Square de todos os pares é dividida pelo número de pares válidos para normalizar o resultado.</w:t>
-      </w:r>
-    </w:p>
-    <w:p/>
-    <w:p>
-      <w:r>
         <w:t>No final, se o valor do Chi-Square for baixo, significa que as frequências dos pares estão próximas, ou seja, a distribuição foi uniformizada, o que é típico em imagens com dados inseridos via LSB. Se o valor for alto indica que as frequências ainda são distintas, sugerindo que a imagem provavelmente não foi alterada.</w:t>
       </w:r>
     </w:p>
-    <w:p/>
     <w:p>
       <w:r>
         <w:t>No código essa lógica é aplicada para cada canal da imagem separadamente e a média dos valores do Chi-Square dos três canais é retornada como resultado final da análise.</w:t>
       </w:r>
     </w:p>
-    <w:p/>
     <w:p>
       <w:r>
         <w:t>Essa análise é uma ferramenta importante para detectar modificações estatísticas na imagem que indicam a presença de mensagens ocultas, avaliando a segurança do método de esteganografia usado</w:t>
@@ -9050,7 +9142,6 @@
     </w:p>
     <w:p>
       <w:r>
-        <w:lastRenderedPageBreak/>
         <w:t xml:space="preserve">Capacidade refere-se à quantidade máxima de dados que podem ser inseridos na imagem sem comprometer sua qualidade ou segurança. Métricas de capacidade ajudam a determinar o limite de bits ou bytes que podem ser escondidos de forma eficiente, garantindo que a inserção da mensagem não degrade a imagem nem facilite a sua detecção. Nesse estudo usamos </w:t>
       </w:r>
       <w:proofErr w:type="spellStart"/>
@@ -9098,6 +9189,7 @@
     </w:p>
     <w:p>
       <w:r>
+        <w:lastRenderedPageBreak/>
         <w:t>Já o BPP, que significa bits por pixel, é uma métrica que indica a proporção de bits que podem ser armazenados em cada pixel da imagem. Nos métodos LSB em geral, no máximo um bit pode ser inserido por pixel, portanto o BPP serve para dar uma noção da capacidade relativa da imagem para armazenamento, mostrando quantos bits são possíveis de serem inseridos em relação ao total de pixels. Essa métrica não indica que múltiplos bits serão inseridos em um único pixel, mas sim a eficiência do método considerando toda a imagem.</w:t>
       </w:r>
     </w:p>
@@ -9137,7 +9229,6 @@
     <w:p/>
     <w:p>
       <w:r>
-        <w:lastRenderedPageBreak/>
         <w:t>Ou seja, BER indica a proporção de bits que foram corrompidos ou alterados durante o processo de inserção e recuperação, sendo um indicativo direto da robustez do método de esteganografia. Quanto menor o valor do BER, mais fiel foi a recuperação da mensagem original. Um BER igual a zero indica que não houve erros na recuperação, enquanto valores maiores indicam maior taxa de erro.</w:t>
       </w:r>
     </w:p>
@@ -9217,6 +9308,7 @@
         </w:rPr>
       </w:pPr>
       <w:r>
+        <w:lastRenderedPageBreak/>
         <w:t>[Inserir Tabela 1 – Valores médios e desvio padrão de PSNR, SSIM e FSIM para o conjunto de imagens]</w:t>
       </w:r>
     </w:p>
@@ -9320,7 +9412,6 @@
         </w:rPr>
       </w:pPr>
       <w:r>
-        <w:lastRenderedPageBreak/>
         <w:t>[</w:t>
       </w:r>
       <w:r>
@@ -9451,6 +9542,7 @@
         </w:rPr>
       </w:pPr>
       <w:r>
+        <w:lastRenderedPageBreak/>
         <w:t>[Inserir Figura 4 – Gráfico de barras comparando capacidade em imagens de diferentes características]</w:t>
       </w:r>
     </w:p>
@@ -9530,7 +9622,6 @@
         </w:rPr>
       </w:pPr>
       <w:r>
-        <w:lastRenderedPageBreak/>
         <w:t>Os resultados indicaram que o valor médio de BER foi próximo de zero, o que demonstra a eficiência do sistema de blocos encadeados na recuperação fiel da mensagem. Em alguns casos específicos, pequenas variações no BER foram observadas quando a imagem foi submetida a compressão ou redimensionamento, evidenciando a limitação natural do método frente a ataques de degradação mais agressivos. Ainda assim, dentro do escopo proposto, a recuperabilidade da informação foi garantida em praticamente todos os testes.</w:t>
       </w:r>
     </w:p>
@@ -9593,7 +9684,11 @@
         </w:rPr>
       </w:pPr>
       <w:r>
-        <w:t>Os valores de PSNR observados mantiveram-se consistentemente acima de X dB, com média próxima de Y dB, indicando que as alterações introduzidas pelo processo de inserção foram praticamente imperceptíveis. Além disso, os índices SSIM e FSIM apresentaram valores superiores a 0,9 na maioria dos casos, demonstrando que a percepção estrutural e de características locais da imagem foi preservada. Esses resultados reforçam que a escolha do mapa de bordas para inserção contribuiu para camuflar melhor os bits modificados, reduzindo a chance de detecção visual.</w:t>
+        <w:t xml:space="preserve">Os valores de PSNR observados mantiveram-se consistentemente acima de X dB, com média próxima de Y dB, indicando que as alterações introduzidas pelo processo de inserção foram praticamente imperceptíveis. Além disso, os índices SSIM e FSIM apresentaram valores superiores a 0,9 na maioria dos casos, demonstrando que a </w:t>
+      </w:r>
+      <w:r>
+        <w:lastRenderedPageBreak/>
+        <w:t>percepção estrutural e de características locais da imagem foi preservada. Esses resultados reforçam que a escolha do mapa de bordas para inserção contribuiu para camuflar melhor os bits modificados, reduzindo a chance de detecção visual.</w:t>
       </w:r>
     </w:p>
     <w:p>
@@ -9652,7 +9747,6 @@
         <w:rPr>
           <w:rFonts w:eastAsiaTheme="minorHAnsi"/>
         </w:rPr>
-        <w:lastRenderedPageBreak/>
         <w:t>Capacidade</w:t>
       </w:r>
       <w:bookmarkEnd w:id="52"/>
@@ -9723,6 +9817,7 @@
         <w:rPr>
           <w:rFonts w:eastAsiaTheme="minorHAnsi"/>
         </w:rPr>
+        <w:lastRenderedPageBreak/>
         <w:t>Análise Crítica</w:t>
       </w:r>
       <w:bookmarkEnd w:id="54"/>
@@ -9774,11 +9869,7 @@
         </w:rPr>
       </w:pPr>
       <w:r>
-        <w:t xml:space="preserve">Em síntese, os experimentos demonstram que a combinação da detecção de bordas com blocos encadeados oferece uma abordagem promissora, garantindo alta qualidade visual e resistência frente a ataques estatísticos, mas com limitações </w:t>
-      </w:r>
-      <w:r>
-        <w:lastRenderedPageBreak/>
-        <w:t>naturais quanto à capacidade em imagens com baixo detalhamento e à robustez contra transformações mais severas.</w:t>
+        <w:t>Em síntese, os experimentos demonstram que a combinação da detecção de bordas com blocos encadeados oferece uma abordagem promissora, garantindo alta qualidade visual e resistência frente a ataques estatísticos, mas com limitações naturais quanto à capacidade em imagens com baixo detalhamento e à robustez contra transformações mais severas.</w:t>
       </w:r>
     </w:p>
     <w:p>
@@ -9833,16 +9924,13 @@
     </w:p>
     <w:p>
       <w:r>
+        <w:lastRenderedPageBreak/>
         <w:t>O ponto forte do método reside no equilíbrio entre simplicidade de implementação e eficiência. Mesmo sendo baseado em técnicas relativamente simples, como LSB, o acréscimo da seleção adaptativa de bordas e do encadeamento de blocos conferiu ao método maior resiliência frente à esteganálise convencional. Contudo, uma limitação importante identificada foi a baixa robustez frente a transformações externas, como compressão ou redimensionamento, o que restringe sua aplicação em cenários de circulação em redes públicas.</w:t>
       </w:r>
     </w:p>
     <w:p>
       <w:r>
-        <w:t xml:space="preserve">Em relação a trabalhos futuros, destacam-se algumas direções de continuidade. Primeiramente, propõe-se ampliar os testes, com foco na robustez do método frente a diferentes tipos de ataques e transformações de imagem. Em seguida, vislumbra-se a migração para domínios mais robustos, como DCT ou DWT, a fim de reduzir a vulnerabilidade frente a compressões e ruídos. Outro ponto relevante é a otimização do algoritmo, cujo custo atual apresenta complexidade O(n³), o que compromete a eficiência em imagens de maior resolução. Além disso, pretende-se explorar variações na estrutura de blocos, tornando-os dinâmicos e expandindo a técnica para múltiplas imagens encadeadas, o que aumentaria a capacidade de inserção. Por fim, o método </w:t>
-      </w:r>
-      <w:r>
-        <w:lastRenderedPageBreak/>
-        <w:t>mostra potencial para aplicação prática em cenários de comunicação secreta fora de redes digitais, como meio de ocultação de mensagens em mídias físicas, ampliando seu alcance além do ambiente computacional.</w:t>
+        <w:t>Em relação a trabalhos futuros, destacam-se algumas direções de continuidade. Primeiramente, propõe-se ampliar os testes, com foco na robustez do método frente a diferentes tipos de ataques e transformações de imagem. Em seguida, vislumbra-se a migração para domínios mais robustos, como DCT ou DWT, a fim de reduzir a vulnerabilidade frente a compressões e ruídos. Outro ponto relevante é a otimização do algoritmo, cujo custo atual apresenta complexidade O(n³), o que compromete a eficiência em imagens de maior resolução. Além disso, pretende-se explorar variações na estrutura de blocos, tornando-os dinâmicos e expandindo a técnica para múltiplas imagens encadeadas, o que aumentaria a capacidade de inserção. Por fim, o método mostra potencial para aplicação prática em cenários de comunicação secreta fora de redes digitais, como meio de ocultação de mensagens em mídias físicas, ampliando seu alcance além do ambiente computacional.</w:t>
       </w:r>
     </w:p>
     <w:p>
@@ -9923,6 +10011,7 @@
         <w:pStyle w:val="Bibliografia"/>
       </w:pPr>
       <w:r>
+        <w:lastRenderedPageBreak/>
         <w:t xml:space="preserve">AL-JARAH, Ahmed Imad Hammoodi; ORTEGA-ARJONA, Jorge Luis. Enhancing the Capacity and Robustness of an LSB Algorithm Using a Novel Insertion Method, Hashing Function, and Secret Key. </w:t>
       </w:r>
       <w:r>
@@ -10059,7 +10148,6 @@
         <w:pStyle w:val="Bibliografia"/>
       </w:pPr>
       <w:r>
-        <w:lastRenderedPageBreak/>
         <w:t xml:space="preserve">ISLAM, Saiful; MODI, Mangat R.; GUPTA, Phalguni. Edge-based image steganography. </w:t>
       </w:r>
       <w:r>
@@ -10208,6 +10296,7 @@
         <w:pStyle w:val="Bibliografia"/>
       </w:pPr>
       <w:r>
+        <w:lastRenderedPageBreak/>
         <w:t xml:space="preserve">SETIADI, De Rosal Ignatius Moses </w:t>
       </w:r>
       <w:r>
@@ -10255,7 +10344,7 @@
       </w:r>
     </w:p>
     <w:sectPr>
-      <w:headerReference w:type="default" r:id="rId10"/>
+      <w:headerReference w:type="default" r:id="rId11"/>
       <w:pgSz w:w="11906" w:h="16838"/>
       <w:pgMar w:top="1701" w:right="1134" w:bottom="1134" w:left="1701" w:header="709" w:footer="709" w:gutter="0"/>
       <w:cols w:space="708"/>
@@ -11642,6 +11731,7 @@
   <w:style w:type="character" w:default="1" w:styleId="Fontepargpadro">
     <w:name w:val="Default Paragraph Font"/>
     <w:uiPriority w:val="1"/>
+    <w:semiHidden/>
     <w:unhideWhenUsed/>
   </w:style>
   <w:style w:type="table" w:default="1" w:styleId="Tabelanormal">

--- a/docs/TCC.docx
+++ b/docs/TCC.docx
@@ -7904,7 +7904,15 @@
     </w:p>
     <w:p>
       <w:r>
-        <w:t xml:space="preserve">Percorremos então a imagem, verificando se a mesma tem quantidade suficiente de blocos para armazenar mensagem e coordenadas, se sim, geramos uma lista com a coordenada inicial </w:t>
+        <w:t xml:space="preserve">Percorremos então a imagem, verificando se </w:t>
+      </w:r>
+      <w:proofErr w:type="gramStart"/>
+      <w:r>
+        <w:t>a mesma</w:t>
+      </w:r>
+      <w:proofErr w:type="gramEnd"/>
+      <w:r>
+        <w:t xml:space="preserve"> tem quantidade suficiente de blocos para armazenar mensagem e coordenadas, se sim, geramos uma lista com a coordenada inicial </w:t>
       </w:r>
       <w:r>
         <w:t xml:space="preserve">linearizada </w:t>
@@ -7930,16 +7938,7 @@
     </w:p>
     <w:p>
       <w:r>
-        <w:t>Para</w:t>
-      </w:r>
-      <w:r>
-        <w:t xml:space="preserve"> cada byte da mensagem é </w:t>
-      </w:r>
-      <w:r>
-        <w:t>percorrida a lista de posições iniciais de blocos</w:t>
-      </w:r>
-      <w:r>
-        <w:t xml:space="preserve"> da imagem. Em cada bloco, os bits do byte da mensagem são inseridos, pixel a pixel, no canal azul da imagem.</w:t>
+        <w:t>Para cada byte da mensagem é percorrida a lista de posições iniciais de blocos da imagem. Em cada bloco, os bits do byte da mensagem são inseridos, pixel a pixel, no canal azul da imagem.</w:t>
       </w:r>
     </w:p>
     <w:p>
@@ -8090,13 +8089,29 @@
     </w:p>
     <w:p>
       <w:r>
-        <w:t>Neste estudo serão utilizadas três métricas principais. O PSNR mede a relação sinal-ruído de pico em decibéis e fornece uma indicação objetiva da distorção introduzida pelo processo de inserção, sendo que valores acima de 40 dB normalmente indicam excelente qualidade. O SSIM avalia a similaridade entre imagens considerando luminância, contraste e estrutura, de forma mais próxima à percepção visual humana, apresentando valores entre 0 e 1, onde números mais próximos de 1 indicam maior semelhança. O FSIM baseia-se em características perceptuais de baixo nível, como a congruência de fase e o gradiente de intensidade, proporcionando uma análise sensível à preservação de detalhes estruturais relevantes.</w:t>
+        <w:t xml:space="preserve">Neste estudo serão </w:t>
+      </w:r>
+      <w:proofErr w:type="gramStart"/>
+      <w:r>
+        <w:t>utilizadas</w:t>
+      </w:r>
+      <w:proofErr w:type="gramEnd"/>
+      <w:r>
+        <w:t xml:space="preserve"> três métricas principais. O PSNR mede a relação sinal-ruído de pico em decibéis e fornece uma indicação objetiva da distorção introduzida pelo processo de inserção, sendo que valores acima de 40 dB normalmente indicam excelente qualidade. O SSIM avalia a similaridade entre imagens considerando luminância, contraste e estrutura, de forma mais próxima à percepção visual humana, apresentando valores entre 0 e 1, onde números mais próximos de 1 indicam maior semelhança. O FSIM baseia-se em características perceptuais de baixo nível, como a congruência de fase e o gradiente de intensidade, proporcionando uma análise sensível à preservação de detalhes estruturais relevantes.</w:t>
       </w:r>
     </w:p>
     <w:p/>
     <w:p>
       <w:r>
-        <w:t xml:space="preserve">Essas três métricas foram escolhidas por serem amplamente aceitas na literatura e por complementarem-se na análise da qualidade visual das imagens </w:t>
+        <w:t xml:space="preserve">Essas três métricas foram </w:t>
+      </w:r>
+      <w:proofErr w:type="gramStart"/>
+      <w:r>
+        <w:t>escolhidas</w:t>
+      </w:r>
+      <w:proofErr w:type="gramEnd"/>
+      <w:r>
+        <w:t xml:space="preserve"> por serem amplamente aceitas na literatura e por complementarem-se na análise da qualidade visual das imagens </w:t>
       </w:r>
       <w:proofErr w:type="spellStart"/>
       <w:r>
@@ -8892,12 +8907,28 @@
     </w:p>
     <w:p>
       <w:r>
-        <w:t>No código para FSIM, para cada canal da imagem colorida, é calculado o gradiente nas direções X e Y usando o filtro Sobel. Depois, a magnitude e a fase desses gradientes são obtidas. Com esses dados, para cada pixel, calcula-se a similaridade do gradiente e a similaridade da fase usando fórmulas que envolvem constantes T1 e T2 para estabilização. A similaridade combinada é o produto dessas duas medidas, e o peso é o maior valor de magnitude entre as duas imagens naquele pixel. Somam-se as similaridades ponderadas pelos pesos e também os pesos, para ao final calcular o FSIM dividindo a soma ponderada pela soma dos pesos.</w:t>
-      </w:r>
-    </w:p>
-    <w:p>
-      <w:r>
-        <w:t>O resultado final é a média do FSIM dos três canais (R, G e B), que varia de 0 a 1, onde valores mais próximos de 1 indicam que as características visuais, especialmente as bordas e texturas, foram preservadas após a esteganografia.</w:t>
+        <w:t xml:space="preserve">No código para FSIM, para cada canal da imagem colorida, é calculado o gradiente nas direções X e Y usando o filtro Sobel. Depois, a magnitude e a fase desses gradientes são obtidas. Com esses dados, para cada pixel, calcula-se a similaridade do gradiente e a similaridade da fase usando fórmulas que envolvem constantes T1 e T2 para estabilização. A similaridade combinada é o produto dessas duas medidas, e o peso é o maior valor de magnitude entre as duas imagens naquele pixel. Somam-se as similaridades ponderadas pelos pesos </w:t>
+      </w:r>
+      <w:proofErr w:type="gramStart"/>
+      <w:r>
+        <w:t>e também</w:t>
+      </w:r>
+      <w:proofErr w:type="gramEnd"/>
+      <w:r>
+        <w:t xml:space="preserve"> os pesos, para ao final calcular o FSIM dividindo a soma ponderada pela soma dos pesos.</w:t>
+      </w:r>
+    </w:p>
+    <w:p>
+      <w:r>
+        <w:t xml:space="preserve">O </w:t>
+      </w:r>
+      <w:proofErr w:type="gramStart"/>
+      <w:r>
+        <w:t>resultado final</w:t>
+      </w:r>
+      <w:proofErr w:type="gramEnd"/>
+      <w:r>
+        <w:t xml:space="preserve"> é a média do FSIM dos três canais (R, G e B), que varia de 0 a 1, onde valores mais próximos de 1 indicam que as características visuais, especialmente as bordas e texturas, foram preservadas após a esteganografia.</w:t>
       </w:r>
     </w:p>
     <w:p>
@@ -9097,7 +9128,15 @@
     </w:p>
     <w:p>
       <w:r>
-        <w:t>No código essa lógica é aplicada para cada canal da imagem separadamente e a média dos valores do Chi-Square dos três canais é retornada como resultado final da análise.</w:t>
+        <w:t xml:space="preserve">No código essa lógica é aplicada para cada canal da imagem separadamente e a média dos valores do Chi-Square dos três canais é retornada como </w:t>
+      </w:r>
+      <w:proofErr w:type="gramStart"/>
+      <w:r>
+        <w:t>resultado final</w:t>
+      </w:r>
+      <w:proofErr w:type="gramEnd"/>
+      <w:r>
+        <w:t xml:space="preserve"> da análise.</w:t>
       </w:r>
     </w:p>
     <w:p>
@@ -9301,15 +9340,665 @@
         <w:t xml:space="preserve"> e a imagem original, sendo um dos fatores mais críticos em esteganografia, já que alterações perceptíveis comprometem a eficácia do método. Para essa avaliação, foram aplicadas as métricas PSNR, SSIM e FSIM.</w:t>
       </w:r>
     </w:p>
+    <w:tbl>
+      <w:tblPr>
+        <w:tblW w:w="9440" w:type="dxa"/>
+        <w:tblCellMar>
+          <w:left w:w="70" w:type="dxa"/>
+          <w:right w:w="70" w:type="dxa"/>
+        </w:tblCellMar>
+        <w:tblLook w:val="04A0" w:firstRow="1" w:lastRow="0" w:firstColumn="1" w:lastColumn="0" w:noHBand="0" w:noVBand="1"/>
+      </w:tblPr>
+      <w:tblGrid>
+        <w:gridCol w:w="1340"/>
+        <w:gridCol w:w="2700"/>
+        <w:gridCol w:w="2700"/>
+        <w:gridCol w:w="2700"/>
+      </w:tblGrid>
+      <w:tr>
+        <w:trPr>
+          <w:trHeight w:val="600"/>
+        </w:trPr>
+        <w:tc>
+          <w:tcPr>
+            <w:tcW w:w="1340" w:type="dxa"/>
+            <w:tcBorders>
+              <w:top w:val="single" w:sz="8" w:space="0" w:color="000000"/>
+              <w:left w:val="nil"/>
+              <w:bottom w:val="single" w:sz="8" w:space="0" w:color="000000"/>
+              <w:right w:val="nil"/>
+            </w:tcBorders>
+            <w:shd w:val="clear" w:color="156082" w:fill="156082"/>
+            <w:noWrap/>
+            <w:vAlign w:val="center"/>
+            <w:hideMark/>
+          </w:tcPr>
+          <w:p>
+            <w:pPr>
+              <w:spacing w:after="0" w:line="240" w:lineRule="auto"/>
+              <w:jc w:val="center"/>
+              <w:rPr>
+                <w:rFonts w:ascii="Aptos Narrow" w:eastAsia="Times New Roman" w:hAnsi="Aptos Narrow" w:cs="Times New Roman"/>
+                <w:b/>
+                <w:bCs/>
+                <w:color w:val="FFFFFF"/>
+                <w:kern w:val="0"/>
+                <w:sz w:val="22"/>
+                <w:szCs w:val="22"/>
+                <w:lang w:eastAsia="pt-BR"/>
+                <w14:ligatures w14:val="none"/>
+              </w:rPr>
+            </w:pPr>
+            <w:r>
+              <w:rPr>
+                <w:rFonts w:ascii="Aptos Narrow" w:eastAsia="Times New Roman" w:hAnsi="Aptos Narrow" w:cs="Times New Roman"/>
+                <w:b/>
+                <w:bCs/>
+                <w:color w:val="FFFFFF"/>
+                <w:kern w:val="0"/>
+                <w:sz w:val="22"/>
+                <w:szCs w:val="22"/>
+                <w:lang w:eastAsia="pt-BR"/>
+                <w14:ligatures w14:val="none"/>
+              </w:rPr>
+              <w:lastRenderedPageBreak/>
+              <w:t>Métrica</w:t>
+            </w:r>
+          </w:p>
+        </w:tc>
+        <w:tc>
+          <w:tcPr>
+            <w:tcW w:w="2700" w:type="dxa"/>
+            <w:tcBorders>
+              <w:top w:val="single" w:sz="8" w:space="0" w:color="000000"/>
+              <w:left w:val="nil"/>
+              <w:bottom w:val="single" w:sz="8" w:space="0" w:color="000000"/>
+              <w:right w:val="nil"/>
+            </w:tcBorders>
+            <w:shd w:val="clear" w:color="156082" w:fill="156082"/>
+            <w:noWrap/>
+            <w:vAlign w:val="center"/>
+            <w:hideMark/>
+          </w:tcPr>
+          <w:p>
+            <w:pPr>
+              <w:spacing w:after="0" w:line="240" w:lineRule="auto"/>
+              <w:jc w:val="center"/>
+              <w:rPr>
+                <w:rFonts w:ascii="Aptos Narrow" w:eastAsia="Times New Roman" w:hAnsi="Aptos Narrow" w:cs="Times New Roman"/>
+                <w:b/>
+                <w:bCs/>
+                <w:color w:val="FFFFFF"/>
+                <w:kern w:val="0"/>
+                <w:sz w:val="22"/>
+                <w:szCs w:val="22"/>
+                <w:lang w:eastAsia="pt-BR"/>
+                <w14:ligatures w14:val="none"/>
+              </w:rPr>
+            </w:pPr>
+            <w:r>
+              <w:rPr>
+                <w:rFonts w:ascii="Aptos Narrow" w:eastAsia="Times New Roman" w:hAnsi="Aptos Narrow" w:cs="Times New Roman"/>
+                <w:b/>
+                <w:bCs/>
+                <w:color w:val="FFFFFF"/>
+                <w:kern w:val="0"/>
+                <w:sz w:val="22"/>
+                <w:szCs w:val="22"/>
+                <w:lang w:eastAsia="pt-BR"/>
+                <w14:ligatures w14:val="none"/>
+              </w:rPr>
+              <w:t>PSNR</w:t>
+            </w:r>
+          </w:p>
+        </w:tc>
+        <w:tc>
+          <w:tcPr>
+            <w:tcW w:w="2700" w:type="dxa"/>
+            <w:tcBorders>
+              <w:top w:val="single" w:sz="8" w:space="0" w:color="000000"/>
+              <w:left w:val="nil"/>
+              <w:bottom w:val="single" w:sz="8" w:space="0" w:color="000000"/>
+              <w:right w:val="nil"/>
+            </w:tcBorders>
+            <w:shd w:val="clear" w:color="156082" w:fill="156082"/>
+            <w:noWrap/>
+            <w:vAlign w:val="center"/>
+            <w:hideMark/>
+          </w:tcPr>
+          <w:p>
+            <w:pPr>
+              <w:spacing w:after="0" w:line="240" w:lineRule="auto"/>
+              <w:jc w:val="center"/>
+              <w:rPr>
+                <w:rFonts w:ascii="Aptos Narrow" w:eastAsia="Times New Roman" w:hAnsi="Aptos Narrow" w:cs="Times New Roman"/>
+                <w:b/>
+                <w:bCs/>
+                <w:color w:val="FFFFFF"/>
+                <w:kern w:val="0"/>
+                <w:sz w:val="22"/>
+                <w:szCs w:val="22"/>
+                <w:lang w:eastAsia="pt-BR"/>
+                <w14:ligatures w14:val="none"/>
+              </w:rPr>
+            </w:pPr>
+            <w:r>
+              <w:rPr>
+                <w:rFonts w:ascii="Aptos Narrow" w:eastAsia="Times New Roman" w:hAnsi="Aptos Narrow" w:cs="Times New Roman"/>
+                <w:b/>
+                <w:bCs/>
+                <w:color w:val="FFFFFF"/>
+                <w:kern w:val="0"/>
+                <w:sz w:val="22"/>
+                <w:szCs w:val="22"/>
+                <w:lang w:eastAsia="pt-BR"/>
+                <w14:ligatures w14:val="none"/>
+              </w:rPr>
+              <w:t>SSIM</w:t>
+            </w:r>
+          </w:p>
+        </w:tc>
+        <w:tc>
+          <w:tcPr>
+            <w:tcW w:w="2700" w:type="dxa"/>
+            <w:tcBorders>
+              <w:top w:val="single" w:sz="8" w:space="0" w:color="000000"/>
+              <w:left w:val="nil"/>
+              <w:bottom w:val="single" w:sz="8" w:space="0" w:color="000000"/>
+              <w:right w:val="nil"/>
+            </w:tcBorders>
+            <w:shd w:val="clear" w:color="156082" w:fill="156082"/>
+            <w:noWrap/>
+            <w:vAlign w:val="center"/>
+            <w:hideMark/>
+          </w:tcPr>
+          <w:p>
+            <w:pPr>
+              <w:spacing w:after="0" w:line="240" w:lineRule="auto"/>
+              <w:jc w:val="center"/>
+              <w:rPr>
+                <w:rFonts w:ascii="Aptos Narrow" w:eastAsia="Times New Roman" w:hAnsi="Aptos Narrow" w:cs="Times New Roman"/>
+                <w:b/>
+                <w:bCs/>
+                <w:color w:val="FFFFFF"/>
+                <w:kern w:val="0"/>
+                <w:sz w:val="22"/>
+                <w:szCs w:val="22"/>
+                <w:lang w:eastAsia="pt-BR"/>
+                <w14:ligatures w14:val="none"/>
+              </w:rPr>
+            </w:pPr>
+            <w:r>
+              <w:rPr>
+                <w:rFonts w:ascii="Aptos Narrow" w:eastAsia="Times New Roman" w:hAnsi="Aptos Narrow" w:cs="Times New Roman"/>
+                <w:b/>
+                <w:bCs/>
+                <w:color w:val="FFFFFF"/>
+                <w:kern w:val="0"/>
+                <w:sz w:val="22"/>
+                <w:szCs w:val="22"/>
+                <w:lang w:eastAsia="pt-BR"/>
+                <w14:ligatures w14:val="none"/>
+              </w:rPr>
+              <w:t>FSIM</w:t>
+            </w:r>
+          </w:p>
+        </w:tc>
+      </w:tr>
+      <w:tr>
+        <w:trPr>
+          <w:trHeight w:val="600"/>
+        </w:trPr>
+        <w:tc>
+          <w:tcPr>
+            <w:tcW w:w="1340" w:type="dxa"/>
+            <w:tcBorders>
+              <w:top w:val="nil"/>
+              <w:left w:val="nil"/>
+              <w:bottom w:val="nil"/>
+              <w:right w:val="nil"/>
+            </w:tcBorders>
+            <w:shd w:val="clear" w:color="D9D9D9" w:fill="D9D9D9"/>
+            <w:noWrap/>
+            <w:vAlign w:val="center"/>
+            <w:hideMark/>
+          </w:tcPr>
+          <w:p>
+            <w:pPr>
+              <w:spacing w:after="0" w:line="240" w:lineRule="auto"/>
+              <w:jc w:val="center"/>
+              <w:rPr>
+                <w:rFonts w:ascii="Aptos Narrow" w:eastAsia="Times New Roman" w:hAnsi="Aptos Narrow" w:cs="Times New Roman"/>
+                <w:color w:val="000000"/>
+                <w:kern w:val="0"/>
+                <w:sz w:val="22"/>
+                <w:szCs w:val="22"/>
+                <w:lang w:eastAsia="pt-BR"/>
+                <w14:ligatures w14:val="none"/>
+              </w:rPr>
+            </w:pPr>
+            <w:r>
+              <w:rPr>
+                <w:rFonts w:ascii="Aptos Narrow" w:eastAsia="Times New Roman" w:hAnsi="Aptos Narrow" w:cs="Times New Roman"/>
+                <w:color w:val="000000"/>
+                <w:kern w:val="0"/>
+                <w:sz w:val="22"/>
+                <w:szCs w:val="22"/>
+                <w:lang w:eastAsia="pt-BR"/>
+                <w14:ligatures w14:val="none"/>
+              </w:rPr>
+              <w:t>Média</w:t>
+            </w:r>
+          </w:p>
+        </w:tc>
+        <w:tc>
+          <w:tcPr>
+            <w:tcW w:w="2700" w:type="dxa"/>
+            <w:tcBorders>
+              <w:top w:val="nil"/>
+              <w:left w:val="nil"/>
+              <w:bottom w:val="nil"/>
+              <w:right w:val="nil"/>
+            </w:tcBorders>
+            <w:shd w:val="clear" w:color="D9D9D9" w:fill="D9D9D9"/>
+            <w:noWrap/>
+            <w:vAlign w:val="center"/>
+            <w:hideMark/>
+          </w:tcPr>
+          <w:p>
+            <w:pPr>
+              <w:spacing w:after="0" w:line="240" w:lineRule="auto"/>
+              <w:jc w:val="center"/>
+              <w:rPr>
+                <w:rFonts w:ascii="Aptos Narrow" w:eastAsia="Times New Roman" w:hAnsi="Aptos Narrow" w:cs="Times New Roman"/>
+                <w:color w:val="000000"/>
+                <w:kern w:val="0"/>
+                <w:sz w:val="22"/>
+                <w:szCs w:val="22"/>
+                <w:lang w:eastAsia="pt-BR"/>
+                <w14:ligatures w14:val="none"/>
+              </w:rPr>
+            </w:pPr>
+            <w:r>
+              <w:rPr>
+                <w:rFonts w:ascii="Aptos Narrow" w:eastAsia="Times New Roman" w:hAnsi="Aptos Narrow" w:cs="Times New Roman"/>
+                <w:color w:val="000000"/>
+                <w:kern w:val="0"/>
+                <w:sz w:val="22"/>
+                <w:szCs w:val="22"/>
+                <w:lang w:eastAsia="pt-BR"/>
+                <w14:ligatures w14:val="none"/>
+              </w:rPr>
+              <w:t>74,54742455</w:t>
+            </w:r>
+          </w:p>
+        </w:tc>
+        <w:tc>
+          <w:tcPr>
+            <w:tcW w:w="2700" w:type="dxa"/>
+            <w:tcBorders>
+              <w:top w:val="nil"/>
+              <w:left w:val="nil"/>
+              <w:bottom w:val="nil"/>
+              <w:right w:val="nil"/>
+            </w:tcBorders>
+            <w:shd w:val="clear" w:color="D9D9D9" w:fill="D9D9D9"/>
+            <w:noWrap/>
+            <w:vAlign w:val="center"/>
+            <w:hideMark/>
+          </w:tcPr>
+          <w:p>
+            <w:pPr>
+              <w:spacing w:after="0" w:line="240" w:lineRule="auto"/>
+              <w:jc w:val="center"/>
+              <w:rPr>
+                <w:rFonts w:ascii="Aptos Narrow" w:eastAsia="Times New Roman" w:hAnsi="Aptos Narrow" w:cs="Times New Roman"/>
+                <w:color w:val="000000"/>
+                <w:kern w:val="0"/>
+                <w:sz w:val="22"/>
+                <w:szCs w:val="22"/>
+                <w:lang w:eastAsia="pt-BR"/>
+                <w14:ligatures w14:val="none"/>
+              </w:rPr>
+            </w:pPr>
+            <w:r>
+              <w:rPr>
+                <w:rFonts w:ascii="Aptos Narrow" w:eastAsia="Times New Roman" w:hAnsi="Aptos Narrow" w:cs="Times New Roman"/>
+                <w:color w:val="000000"/>
+                <w:kern w:val="0"/>
+                <w:sz w:val="22"/>
+                <w:szCs w:val="22"/>
+                <w:lang w:eastAsia="pt-BR"/>
+                <w14:ligatures w14:val="none"/>
+              </w:rPr>
+              <w:t>0,999870166</w:t>
+            </w:r>
+          </w:p>
+        </w:tc>
+        <w:tc>
+          <w:tcPr>
+            <w:tcW w:w="2700" w:type="dxa"/>
+            <w:tcBorders>
+              <w:top w:val="nil"/>
+              <w:left w:val="nil"/>
+              <w:bottom w:val="nil"/>
+              <w:right w:val="nil"/>
+            </w:tcBorders>
+            <w:shd w:val="clear" w:color="D9D9D9" w:fill="D9D9D9"/>
+            <w:noWrap/>
+            <w:vAlign w:val="center"/>
+            <w:hideMark/>
+          </w:tcPr>
+          <w:p>
+            <w:pPr>
+              <w:spacing w:after="0" w:line="240" w:lineRule="auto"/>
+              <w:jc w:val="center"/>
+              <w:rPr>
+                <w:rFonts w:ascii="Aptos Narrow" w:eastAsia="Times New Roman" w:hAnsi="Aptos Narrow" w:cs="Times New Roman"/>
+                <w:color w:val="000000"/>
+                <w:kern w:val="0"/>
+                <w:sz w:val="22"/>
+                <w:szCs w:val="22"/>
+                <w:lang w:eastAsia="pt-BR"/>
+                <w14:ligatures w14:val="none"/>
+              </w:rPr>
+            </w:pPr>
+            <w:r>
+              <w:rPr>
+                <w:rFonts w:ascii="Aptos Narrow" w:eastAsia="Times New Roman" w:hAnsi="Aptos Narrow" w:cs="Times New Roman"/>
+                <w:color w:val="000000"/>
+                <w:kern w:val="0"/>
+                <w:sz w:val="22"/>
+                <w:szCs w:val="22"/>
+                <w:lang w:eastAsia="pt-BR"/>
+                <w14:ligatures w14:val="none"/>
+              </w:rPr>
+              <w:t>0,999802159</w:t>
+            </w:r>
+          </w:p>
+        </w:tc>
+      </w:tr>
+      <w:tr>
+        <w:trPr>
+          <w:trHeight w:val="600"/>
+        </w:trPr>
+        <w:tc>
+          <w:tcPr>
+            <w:tcW w:w="1340" w:type="dxa"/>
+            <w:tcBorders>
+              <w:top w:val="nil"/>
+              <w:left w:val="nil"/>
+              <w:bottom w:val="single" w:sz="8" w:space="0" w:color="000000"/>
+              <w:right w:val="nil"/>
+            </w:tcBorders>
+            <w:noWrap/>
+            <w:vAlign w:val="center"/>
+            <w:hideMark/>
+          </w:tcPr>
+          <w:p>
+            <w:pPr>
+              <w:spacing w:after="0" w:line="240" w:lineRule="auto"/>
+              <w:jc w:val="center"/>
+              <w:rPr>
+                <w:rFonts w:ascii="Aptos Narrow" w:eastAsia="Times New Roman" w:hAnsi="Aptos Narrow" w:cs="Times New Roman"/>
+                <w:color w:val="000000"/>
+                <w:kern w:val="0"/>
+                <w:sz w:val="22"/>
+                <w:szCs w:val="22"/>
+                <w:lang w:eastAsia="pt-BR"/>
+                <w14:ligatures w14:val="none"/>
+              </w:rPr>
+            </w:pPr>
+            <w:r>
+              <w:rPr>
+                <w:rFonts w:ascii="Aptos Narrow" w:eastAsia="Times New Roman" w:hAnsi="Aptos Narrow" w:cs="Times New Roman"/>
+                <w:color w:val="000000"/>
+                <w:kern w:val="0"/>
+                <w:sz w:val="22"/>
+                <w:szCs w:val="22"/>
+                <w:u w:val="single"/>
+                <w:lang w:eastAsia="pt-BR"/>
+                <w14:ligatures w14:val="none"/>
+              </w:rPr>
+              <w:t>De</w:t>
+            </w:r>
+            <w:r>
+              <w:rPr>
+                <w:rFonts w:ascii="Aptos Narrow" w:eastAsia="Times New Roman" w:hAnsi="Aptos Narrow" w:cs="Times New Roman"/>
+                <w:color w:val="000000"/>
+                <w:kern w:val="0"/>
+                <w:sz w:val="22"/>
+                <w:szCs w:val="22"/>
+                <w:u w:val="single"/>
+                <w:lang w:eastAsia="pt-BR"/>
+                <w14:ligatures w14:val="none"/>
+              </w:rPr>
+              <w:t>s</w:t>
+            </w:r>
+            <w:r>
+              <w:rPr>
+                <w:rFonts w:ascii="Aptos Narrow" w:eastAsia="Times New Roman" w:hAnsi="Aptos Narrow" w:cs="Times New Roman"/>
+                <w:color w:val="000000"/>
+                <w:kern w:val="0"/>
+                <w:sz w:val="22"/>
+                <w:szCs w:val="22"/>
+                <w:u w:val="single"/>
+                <w:lang w:eastAsia="pt-BR"/>
+                <w14:ligatures w14:val="none"/>
+              </w:rPr>
+              <w:t>vio</w:t>
+            </w:r>
+            <w:r>
+              <w:rPr>
+                <w:rFonts w:ascii="Aptos Narrow" w:eastAsia="Times New Roman" w:hAnsi="Aptos Narrow" w:cs="Times New Roman"/>
+                <w:color w:val="000000"/>
+                <w:kern w:val="0"/>
+                <w:sz w:val="22"/>
+                <w:szCs w:val="22"/>
+                <w:lang w:eastAsia="pt-BR"/>
+                <w14:ligatures w14:val="none"/>
+              </w:rPr>
+              <w:t xml:space="preserve"> Padrão</w:t>
+            </w:r>
+          </w:p>
+        </w:tc>
+        <w:tc>
+          <w:tcPr>
+            <w:tcW w:w="2700" w:type="dxa"/>
+            <w:tcBorders>
+              <w:top w:val="nil"/>
+              <w:left w:val="nil"/>
+              <w:bottom w:val="single" w:sz="8" w:space="0" w:color="000000"/>
+              <w:right w:val="nil"/>
+            </w:tcBorders>
+            <w:noWrap/>
+            <w:vAlign w:val="center"/>
+            <w:hideMark/>
+          </w:tcPr>
+          <w:p>
+            <w:pPr>
+              <w:spacing w:after="0" w:line="240" w:lineRule="auto"/>
+              <w:jc w:val="center"/>
+              <w:rPr>
+                <w:rFonts w:ascii="Aptos Narrow" w:eastAsia="Times New Roman" w:hAnsi="Aptos Narrow" w:cs="Times New Roman"/>
+                <w:color w:val="000000"/>
+                <w:kern w:val="0"/>
+                <w:sz w:val="22"/>
+                <w:szCs w:val="22"/>
+                <w:lang w:eastAsia="pt-BR"/>
+                <w14:ligatures w14:val="none"/>
+              </w:rPr>
+            </w:pPr>
+            <w:r>
+              <w:rPr>
+                <w:rFonts w:ascii="Aptos Narrow" w:eastAsia="Times New Roman" w:hAnsi="Aptos Narrow" w:cs="Times New Roman"/>
+                <w:color w:val="000000"/>
+                <w:kern w:val="0"/>
+                <w:sz w:val="22"/>
+                <w:szCs w:val="22"/>
+                <w:lang w:eastAsia="pt-BR"/>
+                <w14:ligatures w14:val="none"/>
+              </w:rPr>
+              <w:t>5,399490798</w:t>
+            </w:r>
+          </w:p>
+        </w:tc>
+        <w:tc>
+          <w:tcPr>
+            <w:tcW w:w="2700" w:type="dxa"/>
+            <w:tcBorders>
+              <w:top w:val="nil"/>
+              <w:left w:val="nil"/>
+              <w:bottom w:val="single" w:sz="8" w:space="0" w:color="000000"/>
+              <w:right w:val="nil"/>
+            </w:tcBorders>
+            <w:noWrap/>
+            <w:vAlign w:val="center"/>
+            <w:hideMark/>
+          </w:tcPr>
+          <w:p>
+            <w:pPr>
+              <w:spacing w:after="0" w:line="240" w:lineRule="auto"/>
+              <w:jc w:val="center"/>
+              <w:rPr>
+                <w:rFonts w:ascii="Aptos Narrow" w:eastAsia="Times New Roman" w:hAnsi="Aptos Narrow" w:cs="Times New Roman"/>
+                <w:color w:val="000000"/>
+                <w:kern w:val="0"/>
+                <w:sz w:val="22"/>
+                <w:szCs w:val="22"/>
+                <w:lang w:eastAsia="pt-BR"/>
+                <w14:ligatures w14:val="none"/>
+              </w:rPr>
+            </w:pPr>
+            <w:r>
+              <w:rPr>
+                <w:rFonts w:ascii="Aptos Narrow" w:eastAsia="Times New Roman" w:hAnsi="Aptos Narrow" w:cs="Times New Roman"/>
+                <w:color w:val="000000"/>
+                <w:kern w:val="0"/>
+                <w:sz w:val="22"/>
+                <w:szCs w:val="22"/>
+                <w:lang w:eastAsia="pt-BR"/>
+                <w14:ligatures w14:val="none"/>
+              </w:rPr>
+              <w:t>0,000167394</w:t>
+            </w:r>
+          </w:p>
+        </w:tc>
+        <w:tc>
+          <w:tcPr>
+            <w:tcW w:w="2700" w:type="dxa"/>
+            <w:tcBorders>
+              <w:top w:val="nil"/>
+              <w:left w:val="nil"/>
+              <w:bottom w:val="single" w:sz="8" w:space="0" w:color="000000"/>
+              <w:right w:val="nil"/>
+            </w:tcBorders>
+            <w:noWrap/>
+            <w:vAlign w:val="center"/>
+            <w:hideMark/>
+          </w:tcPr>
+          <w:p>
+            <w:pPr>
+              <w:spacing w:after="0" w:line="240" w:lineRule="auto"/>
+              <w:jc w:val="center"/>
+              <w:rPr>
+                <w:rFonts w:ascii="Aptos Narrow" w:eastAsia="Times New Roman" w:hAnsi="Aptos Narrow" w:cs="Times New Roman"/>
+                <w:color w:val="000000"/>
+                <w:kern w:val="0"/>
+                <w:sz w:val="22"/>
+                <w:szCs w:val="22"/>
+                <w:lang w:eastAsia="pt-BR"/>
+                <w14:ligatures w14:val="none"/>
+              </w:rPr>
+            </w:pPr>
+            <w:r>
+              <w:rPr>
+                <w:rFonts w:ascii="Aptos Narrow" w:eastAsia="Times New Roman" w:hAnsi="Aptos Narrow" w:cs="Times New Roman"/>
+                <w:color w:val="000000"/>
+                <w:kern w:val="0"/>
+                <w:sz w:val="22"/>
+                <w:szCs w:val="22"/>
+                <w:lang w:eastAsia="pt-BR"/>
+                <w14:ligatures w14:val="none"/>
+              </w:rPr>
+              <w:t>0,000390133</w:t>
+            </w:r>
+          </w:p>
+        </w:tc>
+      </w:tr>
+    </w:tbl>
+    <w:p/>
+    <w:p>
+      <w:r>
+        <w:t>[Inserir Tabela 1 – Valores médios e desvio padrão de PSNR, SSIM e FSIM para o conjunto de imagens]</w:t>
+      </w:r>
+    </w:p>
+    <w:p>
+      <w:r>
+        <w:rPr>
+          <w:noProof/>
+        </w:rPr>
+        <w:drawing>
+          <wp:inline distT="0" distB="0" distL="0" distR="0" wp14:anchorId="096054BD" wp14:editId="4AE1B429">
+            <wp:extent cx="5760085" cy="3239770"/>
+            <wp:effectExtent l="0" t="0" r="0" b="0"/>
+            <wp:docPr id="2096263114" name="Imagem 1"/>
+            <wp:cNvGraphicFramePr>
+              <a:graphicFrameLocks xmlns:a="http://schemas.openxmlformats.org/drawingml/2006/main" noChangeAspect="1"/>
+            </wp:cNvGraphicFramePr>
+            <a:graphic xmlns:a="http://schemas.openxmlformats.org/drawingml/2006/main">
+              <a:graphicData uri="http://schemas.openxmlformats.org/drawingml/2006/picture">
+                <pic:pic xmlns:pic="http://schemas.openxmlformats.org/drawingml/2006/picture">
+                  <pic:nvPicPr>
+                    <pic:cNvPr id="2096263114" name="Imagem 2096263114"/>
+                    <pic:cNvPicPr/>
+                  </pic:nvPicPr>
+                  <pic:blipFill>
+                    <a:blip r:embed="rId11">
+                      <a:extLst>
+                        <a:ext uri="{28A0092B-C50C-407E-A947-70E740481C1C}">
+                          <a14:useLocalDpi xmlns:a14="http://schemas.microsoft.com/office/drawing/2010/main" val="0"/>
+                        </a:ext>
+                      </a:extLst>
+                    </a:blip>
+                    <a:stretch>
+                      <a:fillRect/>
+                    </a:stretch>
+                  </pic:blipFill>
+                  <pic:spPr>
+                    <a:xfrm>
+                      <a:off x="0" y="0"/>
+                      <a:ext cx="5760085" cy="3239770"/>
+                    </a:xfrm>
+                    <a:prstGeom prst="rect">
+                      <a:avLst/>
+                    </a:prstGeom>
+                  </pic:spPr>
+                </pic:pic>
+              </a:graphicData>
+            </a:graphic>
+          </wp:inline>
+        </w:drawing>
+      </w:r>
+    </w:p>
     <w:p>
       <w:pPr>
         <w:rPr>
           <w:b/>
         </w:rPr>
       </w:pPr>
-      <w:r>
-        <w:lastRenderedPageBreak/>
-        <w:t>[Inserir Tabela 1 – Valores médios e desvio padrão de PSNR, SSIM e FSIM para o conjunto de imagens]</w:t>
+    </w:p>
+    <w:p>
+      <w:r>
+        <w:t xml:space="preserve">[Inserir Figura 1 – Exemplo comparativo entre imagem original e imagem </w:t>
+      </w:r>
+      <w:proofErr w:type="spellStart"/>
+      <w:r>
+        <w:t>estego</w:t>
+      </w:r>
+      <w:proofErr w:type="spellEnd"/>
+      <w:r>
+        <w:t>]</w:t>
       </w:r>
     </w:p>
     <w:p>
@@ -9319,15 +10008,52 @@
         </w:rPr>
       </w:pPr>
       <w:r>
-        <w:t xml:space="preserve">[Inserir Figura 1 – Exemplo comparativo entre imagem original e imagem </w:t>
-      </w:r>
-      <w:proofErr w:type="spellStart"/>
-      <w:r>
-        <w:t>estego</w:t>
-      </w:r>
-      <w:proofErr w:type="spellEnd"/>
-      <w:r>
-        <w:t>]</w:t>
+        <w:rPr>
+          <w:b/>
+          <w:noProof/>
+        </w:rPr>
+        <w:lastRenderedPageBreak/>
+        <w:drawing>
+          <wp:inline distT="0" distB="0" distL="0" distR="0" wp14:anchorId="6BFB1AD3" wp14:editId="25D37B56">
+            <wp:extent cx="5760085" cy="3239770"/>
+            <wp:effectExtent l="0" t="0" r="0" b="0"/>
+            <wp:docPr id="125551533" name="Imagem 2"/>
+            <wp:cNvGraphicFramePr>
+              <a:graphicFrameLocks xmlns:a="http://schemas.openxmlformats.org/drawingml/2006/main" noChangeAspect="1"/>
+            </wp:cNvGraphicFramePr>
+            <a:graphic xmlns:a="http://schemas.openxmlformats.org/drawingml/2006/main">
+              <a:graphicData uri="http://schemas.openxmlformats.org/drawingml/2006/picture">
+                <pic:pic xmlns:pic="http://schemas.openxmlformats.org/drawingml/2006/picture">
+                  <pic:nvPicPr>
+                    <pic:cNvPr id="125551533" name="Imagem 125551533"/>
+                    <pic:cNvPicPr/>
+                  </pic:nvPicPr>
+                  <pic:blipFill>
+                    <a:blip r:embed="rId12">
+                      <a:extLst>
+                        <a:ext uri="{28A0092B-C50C-407E-A947-70E740481C1C}">
+                          <a14:useLocalDpi xmlns:a14="http://schemas.microsoft.com/office/drawing/2010/main" val="0"/>
+                        </a:ext>
+                      </a:extLst>
+                    </a:blip>
+                    <a:stretch>
+                      <a:fillRect/>
+                    </a:stretch>
+                  </pic:blipFill>
+                  <pic:spPr>
+                    <a:xfrm>
+                      <a:off x="0" y="0"/>
+                      <a:ext cx="5760085" cy="3239770"/>
+                    </a:xfrm>
+                    <a:prstGeom prst="rect">
+                      <a:avLst/>
+                    </a:prstGeom>
+                  </pic:spPr>
+                </pic:pic>
+              </a:graphicData>
+            </a:graphic>
+          </wp:inline>
+        </w:drawing>
       </w:r>
     </w:p>
     <w:p>
@@ -9459,7 +10185,11 @@
       </w:r>
       <w:proofErr w:type="spellEnd"/>
       <w:r>
-        <w:t xml:space="preserve"> apresentou variações mínimas entre grupos regulares e singulares, indicando que o encadeamento de blocos ajudou a mascarar os padrões normalmente detectáveis por essa técnica. Com isso, o método demonstrou resistência frente às formas clássicas de esteganálise.</w:t>
+        <w:t xml:space="preserve"> apresentou variações mínimas entre grupos regulares e singulares, indicando que o encadeamento de blocos ajudou a mascarar os padrões </w:t>
+      </w:r>
+      <w:r>
+        <w:lastRenderedPageBreak/>
+        <w:t>normalmente detectáveis por essa técnica. Com isso, o método demonstrou resistência frente às formas clássicas de esteganálise.</w:t>
       </w:r>
     </w:p>
     <w:p>
@@ -9542,7 +10272,6 @@
         </w:rPr>
       </w:pPr>
       <w:r>
-        <w:lastRenderedPageBreak/>
         <w:t>[Inserir Figura 4 – Gráfico de barras comparando capacidade em imagens de diferentes características]</w:t>
       </w:r>
     </w:p>
@@ -9642,6 +10371,7 @@
         <w:rPr>
           <w:rFonts w:eastAsiaTheme="minorHAnsi"/>
         </w:rPr>
+        <w:lastRenderedPageBreak/>
         <w:t>Discussão dos Resultados</w:t>
       </w:r>
       <w:bookmarkEnd w:id="49"/>
@@ -9684,11 +10414,7 @@
         </w:rPr>
       </w:pPr>
       <w:r>
-        <w:t xml:space="preserve">Os valores de PSNR observados mantiveram-se consistentemente acima de X dB, com média próxima de Y dB, indicando que as alterações introduzidas pelo processo de inserção foram praticamente imperceptíveis. Além disso, os índices SSIM e FSIM apresentaram valores superiores a 0,9 na maioria dos casos, demonstrando que a </w:t>
-      </w:r>
-      <w:r>
-        <w:lastRenderedPageBreak/>
-        <w:t>percepção estrutural e de características locais da imagem foi preservada. Esses resultados reforçam que a escolha do mapa de bordas para inserção contribuiu para camuflar melhor os bits modificados, reduzindo a chance de detecção visual.</w:t>
+        <w:t>Os valores de PSNR observados mantiveram-se consistentemente acima de X dB, com média próxima de Y dB, indicando que as alterações introduzidas pelo processo de inserção foram praticamente imperceptíveis. Além disso, os índices SSIM e FSIM apresentaram valores superiores a 0,9 na maioria dos casos, demonstrando que a percepção estrutural e de características locais da imagem foi preservada. Esses resultados reforçam que a escolha do mapa de bordas para inserção contribuiu para camuflar melhor os bits modificados, reduzindo a chance de detecção visual.</w:t>
       </w:r>
     </w:p>
     <w:p>
@@ -9786,6 +10512,7 @@
         <w:rPr>
           <w:rFonts w:eastAsiaTheme="minorHAnsi"/>
         </w:rPr>
+        <w:lastRenderedPageBreak/>
         <w:t>Robustez</w:t>
       </w:r>
       <w:bookmarkEnd w:id="53"/>
@@ -9817,7 +10544,6 @@
         <w:rPr>
           <w:rFonts w:eastAsiaTheme="minorHAnsi"/>
         </w:rPr>
-        <w:lastRenderedPageBreak/>
         <w:t>Análise Crítica</w:t>
       </w:r>
       <w:bookmarkEnd w:id="54"/>
@@ -9903,6 +10629,7 @@
     </w:p>
     <w:p>
       <w:r>
+        <w:lastRenderedPageBreak/>
         <w:t xml:space="preserve">Os resultados obtidos demonstraram que os objetivos principais foram alcançados. A imperceptibilidade foi garantida por meio da preservação da similaridade visual entre as imagens originais e </w:t>
       </w:r>
       <w:proofErr w:type="spellStart"/>
@@ -9924,7 +10651,6 @@
     </w:p>
     <w:p>
       <w:r>
-        <w:lastRenderedPageBreak/>
         <w:t>O ponto forte do método reside no equilíbrio entre simplicidade de implementação e eficiência. Mesmo sendo baseado em técnicas relativamente simples, como LSB, o acréscimo da seleção adaptativa de bordas e do encadeamento de blocos conferiu ao método maior resiliência frente à esteganálise convencional. Contudo, uma limitação importante identificada foi a baixa robustez frente a transformações externas, como compressão ou redimensionamento, o que restringe sua aplicação em cenários de circulação em redes públicas.</w:t>
       </w:r>
     </w:p>
@@ -9956,6 +10682,7 @@
       </w:pPr>
       <w:bookmarkStart w:id="56" w:name="_Toc224977287"/>
       <w:r>
+        <w:lastRenderedPageBreak/>
         <w:t>Bibliografia</w:t>
       </w:r>
       <w:bookmarkEnd w:id="56"/>
@@ -10011,7 +10738,6 @@
         <w:pStyle w:val="Bibliografia"/>
       </w:pPr>
       <w:r>
-        <w:lastRenderedPageBreak/>
         <w:t xml:space="preserve">AL-JARAH, Ahmed Imad Hammoodi; ORTEGA-ARJONA, Jorge Luis. Enhancing the Capacity and Robustness of an LSB Algorithm Using a Novel Insertion Method, Hashing Function, and Secret Key. </w:t>
       </w:r>
       <w:r>
@@ -10232,7 +10958,11 @@
         <w:t>In</w:t>
       </w:r>
       <w:r>
-        <w:t xml:space="preserve">: 2006 1ST INTERNATIONAL CONFERENCE ON DIGITAL INFORMATION MANAGEMENT. </w:t>
+        <w:t xml:space="preserve">: 2006 1ST INTERNATIONAL </w:t>
+      </w:r>
+      <w:r>
+        <w:lastRenderedPageBreak/>
+        <w:t xml:space="preserve">CONFERENCE ON DIGITAL INFORMATION MANAGEMENT. </w:t>
       </w:r>
       <w:r>
         <w:rPr>
@@ -10296,7 +11026,6 @@
         <w:pStyle w:val="Bibliografia"/>
       </w:pPr>
       <w:r>
-        <w:lastRenderedPageBreak/>
         <w:t xml:space="preserve">SETIADI, De Rosal Ignatius Moses </w:t>
       </w:r>
       <w:r>
@@ -10344,7 +11073,7 @@
       </w:r>
     </w:p>
     <w:sectPr>
-      <w:headerReference w:type="default" r:id="rId11"/>
+      <w:headerReference w:type="default" r:id="rId13"/>
       <w:pgSz w:w="11906" w:h="16838"/>
       <w:pgMar w:top="1701" w:right="1134" w:bottom="1134" w:left="1701" w:header="709" w:footer="709" w:gutter="0"/>
       <w:cols w:space="708"/>
